--- a/2ºDAW/DAW/2ºTrimestre/Unidad 4/Ejercicios/actividad4.2-SuárezGarcíaPablo.docx
+++ b/2ºDAW/DAW/2ºTrimestre/Unidad 4/Ejercicios/actividad4.2-SuárezGarcíaPablo.docx
@@ -5,20 +5,18 @@
     <w:p>
       <w:pPr>
         <w:pStyle w:val="Ttulo1"/>
-        <w:jc w:val="center"/>
-      </w:pPr>
+      </w:pPr>
+      <w:bookmarkStart w:id="0" w:name="_Toc219357143"/>
       <w:r>
         <w:t>MÓDULOS IMPORTANTES DE APACHE EN UBUNTU</w:t>
       </w:r>
-    </w:p>
-    <w:p>
-      <w:pPr>
-        <w:pStyle w:val="Ttulo1"/>
-      </w:pPr>
-      <w:r>
-        <w:tab/>
+      <w:r>
+        <w:t xml:space="preserve">: </w:t>
+      </w:r>
+      <w:r>
         <w:t>PRUEBAS DE RENDIMIENTO</w:t>
       </w:r>
+      <w:bookmarkEnd w:id="0"/>
     </w:p>
     <w:p/>
     <w:sdt>
@@ -78,13 +76,13 @@
           <w:r>
             <w:fldChar w:fldCharType="separate"/>
           </w:r>
-          <w:hyperlink w:anchor="_Toc219272243" w:history="1">
+          <w:hyperlink w:anchor="_Toc219357143" w:history="1">
             <w:r>
               <w:rPr>
                 <w:rStyle w:val="Hipervnculo"/>
                 <w:noProof/>
               </w:rPr>
-              <w:t>HOST VIRTUALES EN APACHE2 EN LOCALHOST</w:t>
+              <w:t>MÓDULOS IMPORTANTES DE APACHE EN UBUNTU: PRUEBAS DE RENDIMIENTO</w:t>
             </w:r>
             <w:r>
               <w:rPr>
@@ -105,7 +103,13 @@
                 <w:noProof/>
                 <w:webHidden/>
               </w:rPr>
-              <w:instrText xml:space="preserve"> PAGEREF _Toc219272243 \h </w:instrText>
+              <w:instrText xml:space="preserve"> PAGEREF _Toc219357143 \h </w:instrText>
+            </w:r>
+            <w:r>
+              <w:rPr>
+                <w:noProof/>
+                <w:webHidden/>
+              </w:rPr>
             </w:r>
             <w:r>
               <w:rPr>
@@ -116,12 +120,10 @@
             </w:r>
             <w:r>
               <w:rPr>
-                <w:b/>
-                <w:bCs/>
-                <w:noProof/>
-                <w:webHidden/>
-              </w:rPr>
-              <w:t>¡Error! Marcador no definido.</w:t>
+                <w:noProof/>
+                <w:webHidden/>
+              </w:rPr>
+              <w:t>1</w:t>
             </w:r>
             <w:r>
               <w:rPr>
@@ -148,7 +150,7 @@
               <w14:ligatures w14:val="none"/>
             </w:rPr>
           </w:pPr>
-          <w:hyperlink w:anchor="_Toc219272244" w:history="1">
+          <w:hyperlink w:anchor="_Toc219357144" w:history="1">
             <w:r>
               <w:rPr>
                 <w:rStyle w:val="Hipervnculo"/>
@@ -175,7 +177,7 @@
                 <w:noProof/>
                 <w:webHidden/>
               </w:rPr>
-              <w:instrText xml:space="preserve"> PAGEREF _Toc219272244 \h </w:instrText>
+              <w:instrText xml:space="preserve"> PAGEREF _Toc219357144 \h </w:instrText>
             </w:r>
             <w:r>
               <w:rPr>
@@ -222,7 +224,7 @@
               <w14:ligatures w14:val="none"/>
             </w:rPr>
           </w:pPr>
-          <w:hyperlink w:anchor="_Toc219272245" w:history="1">
+          <w:hyperlink w:anchor="_Toc219357145" w:history="1">
             <w:r>
               <w:rPr>
                 <w:rStyle w:val="Hipervnculo"/>
@@ -249,7 +251,7 @@
                 <w:noProof/>
                 <w:webHidden/>
               </w:rPr>
-              <w:instrText xml:space="preserve"> PAGEREF _Toc219272245 \h </w:instrText>
+              <w:instrText xml:space="preserve"> PAGEREF _Toc219357145 \h </w:instrText>
             </w:r>
             <w:r>
               <w:rPr>
@@ -269,7 +271,7 @@
                 <w:noProof/>
                 <w:webHidden/>
               </w:rPr>
-              <w:t>3</w:t>
+              <w:t>8</w:t>
             </w:r>
             <w:r>
               <w:rPr>
@@ -296,7 +298,7 @@
               <w14:ligatures w14:val="none"/>
             </w:rPr>
           </w:pPr>
-          <w:hyperlink w:anchor="_Toc219272246" w:history="1">
+          <w:hyperlink w:anchor="_Toc219357146" w:history="1">
             <w:r>
               <w:rPr>
                 <w:rStyle w:val="Hipervnculo"/>
@@ -323,7 +325,7 @@
                 <w:noProof/>
                 <w:webHidden/>
               </w:rPr>
-              <w:instrText xml:space="preserve"> PAGEREF _Toc219272246 \h </w:instrText>
+              <w:instrText xml:space="preserve"> PAGEREF _Toc219357146 \h </w:instrText>
             </w:r>
             <w:r>
               <w:rPr>
@@ -343,7 +345,7 @@
                 <w:noProof/>
                 <w:webHidden/>
               </w:rPr>
-              <w:t>3</w:t>
+              <w:t>9</w:t>
             </w:r>
             <w:r>
               <w:rPr>
@@ -370,7 +372,7 @@
               <w14:ligatures w14:val="none"/>
             </w:rPr>
           </w:pPr>
-          <w:hyperlink w:anchor="_Toc219272247" w:history="1">
+          <w:hyperlink w:anchor="_Toc219357147" w:history="1">
             <w:r>
               <w:rPr>
                 <w:rStyle w:val="Hipervnculo"/>
@@ -397,7 +399,7 @@
                 <w:noProof/>
                 <w:webHidden/>
               </w:rPr>
-              <w:instrText xml:space="preserve"> PAGEREF _Toc219272247 \h </w:instrText>
+              <w:instrText xml:space="preserve"> PAGEREF _Toc219357147 \h </w:instrText>
             </w:r>
             <w:r>
               <w:rPr>
@@ -417,7 +419,7 @@
                 <w:noProof/>
                 <w:webHidden/>
               </w:rPr>
-              <w:t>3</w:t>
+              <w:t>9</w:t>
             </w:r>
             <w:r>
               <w:rPr>
@@ -444,7 +446,7 @@
               <w14:ligatures w14:val="none"/>
             </w:rPr>
           </w:pPr>
-          <w:hyperlink w:anchor="_Toc219272248" w:history="1">
+          <w:hyperlink w:anchor="_Toc219357148" w:history="1">
             <w:r>
               <w:rPr>
                 <w:rStyle w:val="Hipervnculo"/>
@@ -471,7 +473,7 @@
                 <w:noProof/>
                 <w:webHidden/>
               </w:rPr>
-              <w:instrText xml:space="preserve"> PAGEREF _Toc219272248 \h </w:instrText>
+              <w:instrText xml:space="preserve"> PAGEREF _Toc219357148 \h </w:instrText>
             </w:r>
             <w:r>
               <w:rPr>
@@ -491,7 +493,7 @@
                 <w:noProof/>
                 <w:webHidden/>
               </w:rPr>
-              <w:t>3</w:t>
+              <w:t>9</w:t>
             </w:r>
             <w:r>
               <w:rPr>
@@ -518,7 +520,7 @@
               <w14:ligatures w14:val="none"/>
             </w:rPr>
           </w:pPr>
-          <w:hyperlink w:anchor="_Toc219272249" w:history="1">
+          <w:hyperlink w:anchor="_Toc219357149" w:history="1">
             <w:r>
               <w:rPr>
                 <w:rStyle w:val="Hipervnculo"/>
@@ -545,7 +547,7 @@
                 <w:noProof/>
                 <w:webHidden/>
               </w:rPr>
-              <w:instrText xml:space="preserve"> PAGEREF _Toc219272249 \h </w:instrText>
+              <w:instrText xml:space="preserve"> PAGEREF _Toc219357149 \h </w:instrText>
             </w:r>
             <w:r>
               <w:rPr>
@@ -565,7 +567,7 @@
                 <w:noProof/>
                 <w:webHidden/>
               </w:rPr>
-              <w:t>3</w:t>
+              <w:t>9</w:t>
             </w:r>
             <w:r>
               <w:rPr>
@@ -592,7 +594,7 @@
               <w14:ligatures w14:val="none"/>
             </w:rPr>
           </w:pPr>
-          <w:hyperlink w:anchor="_Toc219272250" w:history="1">
+          <w:hyperlink w:anchor="_Toc219357150" w:history="1">
             <w:r>
               <w:rPr>
                 <w:rStyle w:val="Hipervnculo"/>
@@ -619,7 +621,7 @@
                 <w:noProof/>
                 <w:webHidden/>
               </w:rPr>
-              <w:instrText xml:space="preserve"> PAGEREF _Toc219272250 \h </w:instrText>
+              <w:instrText xml:space="preserve"> PAGEREF _Toc219357150 \h </w:instrText>
             </w:r>
             <w:r>
               <w:rPr>
@@ -639,7 +641,7 @@
                 <w:noProof/>
                 <w:webHidden/>
               </w:rPr>
-              <w:t>3</w:t>
+              <w:t>10</w:t>
             </w:r>
             <w:r>
               <w:rPr>
@@ -666,13 +668,27 @@
               <w14:ligatures w14:val="none"/>
             </w:rPr>
           </w:pPr>
-          <w:hyperlink w:anchor="_Toc219272251" w:history="1">
+          <w:hyperlink w:anchor="_Toc219357151" w:history="1">
             <w:r>
               <w:rPr>
                 <w:rStyle w:val="Hipervnculo"/>
                 <w:noProof/>
               </w:rPr>
-              <w:t>5.3 Realización de un gráfico con los resultados de ab</w:t>
+              <w:t xml:space="preserve">5.3 Realización de </w:t>
+            </w:r>
+            <w:r>
+              <w:rPr>
+                <w:rStyle w:val="Hipervnculo"/>
+                <w:noProof/>
+              </w:rPr>
+              <w:t>u</w:t>
+            </w:r>
+            <w:r>
+              <w:rPr>
+                <w:rStyle w:val="Hipervnculo"/>
+                <w:noProof/>
+              </w:rPr>
+              <w:t>n gráfico con los resultados de ab</w:t>
             </w:r>
             <w:r>
               <w:rPr>
@@ -693,7 +709,7 @@
                 <w:noProof/>
                 <w:webHidden/>
               </w:rPr>
-              <w:instrText xml:space="preserve"> PAGEREF _Toc219272251 \h </w:instrText>
+              <w:instrText xml:space="preserve"> PAGEREF _Toc219357151 \h </w:instrText>
             </w:r>
             <w:r>
               <w:rPr>
@@ -713,7 +729,7 @@
                 <w:noProof/>
                 <w:webHidden/>
               </w:rPr>
-              <w:t>4</w:t>
+              <w:t>10</w:t>
             </w:r>
             <w:r>
               <w:rPr>
@@ -745,7 +761,7 @@
       <w:pPr>
         <w:pStyle w:val="Ttulo1"/>
       </w:pPr>
-      <w:bookmarkStart w:id="0" w:name="_Toc219272244"/>
+      <w:bookmarkStart w:id="1" w:name="_Toc219357144"/>
       <w:r>
         <w:lastRenderedPageBreak/>
         <w:t xml:space="preserve">1.Configuración del módulo </w:t>
@@ -766,7 +782,7 @@
       <w:r>
         <w:t xml:space="preserve"> en Ubuntu</w:t>
       </w:r>
-      <w:bookmarkEnd w:id="0"/>
+      <w:bookmarkEnd w:id="1"/>
     </w:p>
     <w:p>
       <w:pPr>
@@ -2512,12 +2528,12 @@
       <w:pPr>
         <w:pStyle w:val="Ttulo1"/>
       </w:pPr>
-      <w:bookmarkStart w:id="1" w:name="_Toc219272245"/>
+      <w:bookmarkStart w:id="2" w:name="_Toc219357145"/>
       <w:r>
         <w:lastRenderedPageBreak/>
         <w:t>2.Autenticación de usuarios en Apache en Ubuntu mediante LDAP</w:t>
       </w:r>
-      <w:bookmarkEnd w:id="1"/>
+      <w:bookmarkEnd w:id="2"/>
     </w:p>
     <w:p>
       <w:r>
@@ -2579,7 +2595,48 @@
       </w:r>
       <w:proofErr w:type="spellEnd"/>
     </w:p>
-    <w:p/>
+    <w:p>
+      <w:r>
+        <w:rPr>
+          <w:noProof/>
+        </w:rPr>
+        <w:drawing>
+          <wp:inline distT="0" distB="0" distL="0" distR="0" wp14:anchorId="13EF49E0" wp14:editId="20750018">
+            <wp:extent cx="4468633" cy="894883"/>
+            <wp:effectExtent l="0" t="0" r="8255" b="635"/>
+            <wp:docPr id="2" name="Imagen 2"/>
+            <wp:cNvGraphicFramePr>
+              <a:graphicFrameLocks xmlns:a="http://schemas.openxmlformats.org/drawingml/2006/main" noChangeAspect="1"/>
+            </wp:cNvGraphicFramePr>
+            <a:graphic xmlns:a="http://schemas.openxmlformats.org/drawingml/2006/main">
+              <a:graphicData uri="http://schemas.openxmlformats.org/drawingml/2006/picture">
+                <pic:pic xmlns:pic="http://schemas.openxmlformats.org/drawingml/2006/picture">
+                  <pic:nvPicPr>
+                    <pic:cNvPr id="1" name=""/>
+                    <pic:cNvPicPr/>
+                  </pic:nvPicPr>
+                  <pic:blipFill>
+                    <a:blip r:embed="rId27"/>
+                    <a:stretch>
+                      <a:fillRect/>
+                    </a:stretch>
+                  </pic:blipFill>
+                  <pic:spPr>
+                    <a:xfrm>
+                      <a:off x="0" y="0"/>
+                      <a:ext cx="4477888" cy="896736"/>
+                    </a:xfrm>
+                    <a:prstGeom prst="rect">
+                      <a:avLst/>
+                    </a:prstGeom>
+                  </pic:spPr>
+                </pic:pic>
+              </a:graphicData>
+            </a:graphic>
+          </wp:inline>
+        </w:drawing>
+      </w:r>
+    </w:p>
     <w:p>
       <w:r>
         <w:t xml:space="preserve">2) Se crea con </w:t>
@@ -2593,7 +2650,175 @@
         <w:t xml:space="preserve"> un dominio llamado 2smr.com, y luego una dirección llamada www, que apunte a 127.0.0.1</w:t>
       </w:r>
     </w:p>
-    <w:p/>
+    <w:p>
+      <w:r>
+        <w:rPr>
+          <w:noProof/>
+        </w:rPr>
+        <w:drawing>
+          <wp:inline distT="0" distB="0" distL="0" distR="0" wp14:anchorId="24294C9D" wp14:editId="546B8E19">
+            <wp:extent cx="3028765" cy="3275938"/>
+            <wp:effectExtent l="0" t="0" r="635" b="1270"/>
+            <wp:docPr id="4" name="Imagen 4"/>
+            <wp:cNvGraphicFramePr>
+              <a:graphicFrameLocks xmlns:a="http://schemas.openxmlformats.org/drawingml/2006/main" noChangeAspect="1"/>
+            </wp:cNvGraphicFramePr>
+            <a:graphic xmlns:a="http://schemas.openxmlformats.org/drawingml/2006/main">
+              <a:graphicData uri="http://schemas.openxmlformats.org/drawingml/2006/picture">
+                <pic:pic xmlns:pic="http://schemas.openxmlformats.org/drawingml/2006/picture">
+                  <pic:nvPicPr>
+                    <pic:cNvPr id="1" name=""/>
+                    <pic:cNvPicPr/>
+                  </pic:nvPicPr>
+                  <pic:blipFill>
+                    <a:blip r:embed="rId28"/>
+                    <a:stretch>
+                      <a:fillRect/>
+                    </a:stretch>
+                  </pic:blipFill>
+                  <pic:spPr>
+                    <a:xfrm>
+                      <a:off x="0" y="0"/>
+                      <a:ext cx="3046575" cy="3295202"/>
+                    </a:xfrm>
+                    <a:prstGeom prst="rect">
+                      <a:avLst/>
+                    </a:prstGeom>
+                  </pic:spPr>
+                </pic:pic>
+              </a:graphicData>
+            </a:graphic>
+          </wp:inline>
+        </w:drawing>
+      </w:r>
+    </w:p>
+    <w:p>
+      <w:r>
+        <w:rPr>
+          <w:noProof/>
+        </w:rPr>
+        <w:drawing>
+          <wp:inline distT="0" distB="0" distL="0" distR="0" wp14:anchorId="1D60A433" wp14:editId="57932FA0">
+            <wp:extent cx="3403159" cy="1577123"/>
+            <wp:effectExtent l="0" t="0" r="6985" b="4445"/>
+            <wp:docPr id="5" name="Imagen 5"/>
+            <wp:cNvGraphicFramePr>
+              <a:graphicFrameLocks xmlns:a="http://schemas.openxmlformats.org/drawingml/2006/main" noChangeAspect="1"/>
+            </wp:cNvGraphicFramePr>
+            <a:graphic xmlns:a="http://schemas.openxmlformats.org/drawingml/2006/main">
+              <a:graphicData uri="http://schemas.openxmlformats.org/drawingml/2006/picture">
+                <pic:pic xmlns:pic="http://schemas.openxmlformats.org/drawingml/2006/picture">
+                  <pic:nvPicPr>
+                    <pic:cNvPr id="1" name=""/>
+                    <pic:cNvPicPr/>
+                  </pic:nvPicPr>
+                  <pic:blipFill>
+                    <a:blip r:embed="rId29"/>
+                    <a:stretch>
+                      <a:fillRect/>
+                    </a:stretch>
+                  </pic:blipFill>
+                  <pic:spPr>
+                    <a:xfrm>
+                      <a:off x="0" y="0"/>
+                      <a:ext cx="3410595" cy="1580569"/>
+                    </a:xfrm>
+                    <a:prstGeom prst="rect">
+                      <a:avLst/>
+                    </a:prstGeom>
+                  </pic:spPr>
+                </pic:pic>
+              </a:graphicData>
+            </a:graphic>
+          </wp:inline>
+        </w:drawing>
+      </w:r>
+    </w:p>
+    <w:p>
+      <w:r>
+        <w:rPr>
+          <w:noProof/>
+        </w:rPr>
+        <w:lastRenderedPageBreak/>
+        <w:drawing>
+          <wp:inline distT="0" distB="0" distL="0" distR="0" wp14:anchorId="6DFCBC4B" wp14:editId="32C33CB0">
+            <wp:extent cx="2345635" cy="880453"/>
+            <wp:effectExtent l="0" t="0" r="0" b="0"/>
+            <wp:docPr id="6" name="Imagen 6"/>
+            <wp:cNvGraphicFramePr>
+              <a:graphicFrameLocks xmlns:a="http://schemas.openxmlformats.org/drawingml/2006/main" noChangeAspect="1"/>
+            </wp:cNvGraphicFramePr>
+            <a:graphic xmlns:a="http://schemas.openxmlformats.org/drawingml/2006/main">
+              <a:graphicData uri="http://schemas.openxmlformats.org/drawingml/2006/picture">
+                <pic:pic xmlns:pic="http://schemas.openxmlformats.org/drawingml/2006/picture">
+                  <pic:nvPicPr>
+                    <pic:cNvPr id="1" name=""/>
+                    <pic:cNvPicPr/>
+                  </pic:nvPicPr>
+                  <pic:blipFill>
+                    <a:blip r:embed="rId30"/>
+                    <a:stretch>
+                      <a:fillRect/>
+                    </a:stretch>
+                  </pic:blipFill>
+                  <pic:spPr>
+                    <a:xfrm>
+                      <a:off x="0" y="0"/>
+                      <a:ext cx="2353673" cy="883470"/>
+                    </a:xfrm>
+                    <a:prstGeom prst="rect">
+                      <a:avLst/>
+                    </a:prstGeom>
+                  </pic:spPr>
+                </pic:pic>
+              </a:graphicData>
+            </a:graphic>
+          </wp:inline>
+        </w:drawing>
+      </w:r>
+    </w:p>
+    <w:p>
+      <w:r>
+        <w:rPr>
+          <w:noProof/>
+        </w:rPr>
+        <w:drawing>
+          <wp:inline distT="0" distB="0" distL="0" distR="0" wp14:anchorId="7FDCEC2A" wp14:editId="50D766EB">
+            <wp:extent cx="3957377" cy="1653871"/>
+            <wp:effectExtent l="0" t="0" r="5080" b="3810"/>
+            <wp:docPr id="8" name="Imagen 8"/>
+            <wp:cNvGraphicFramePr>
+              <a:graphicFrameLocks xmlns:a="http://schemas.openxmlformats.org/drawingml/2006/main" noChangeAspect="1"/>
+            </wp:cNvGraphicFramePr>
+            <a:graphic xmlns:a="http://schemas.openxmlformats.org/drawingml/2006/main">
+              <a:graphicData uri="http://schemas.openxmlformats.org/drawingml/2006/picture">
+                <pic:pic xmlns:pic="http://schemas.openxmlformats.org/drawingml/2006/picture">
+                  <pic:nvPicPr>
+                    <pic:cNvPr id="1" name=""/>
+                    <pic:cNvPicPr/>
+                  </pic:nvPicPr>
+                  <pic:blipFill>
+                    <a:blip r:embed="rId31"/>
+                    <a:stretch>
+                      <a:fillRect/>
+                    </a:stretch>
+                  </pic:blipFill>
+                  <pic:spPr>
+                    <a:xfrm>
+                      <a:off x="0" y="0"/>
+                      <a:ext cx="3991005" cy="1667925"/>
+                    </a:xfrm>
+                    <a:prstGeom prst="rect">
+                      <a:avLst/>
+                    </a:prstGeom>
+                  </pic:spPr>
+                </pic:pic>
+              </a:graphicData>
+            </a:graphic>
+          </wp:inline>
+        </w:drawing>
+      </w:r>
+    </w:p>
     <w:p>
       <w:r>
         <w:t xml:space="preserve">Luego reiniciamos </w:t>
@@ -2623,9 +2848,93 @@
         <w:t xml:space="preserve"> y comprobamos que el dominio www.2smr.com es reconocido (RECUERDA QUE EN LAS PROPIEDADES DE LA TARJETA DE RED TIENE QUE ESTAR COMO SERVIDOR DNS 127.0.0.1)</w:t>
       </w:r>
     </w:p>
-    <w:p/>
-    <w:p>
-      <w:r>
+    <w:p>
+      <w:r>
+        <w:rPr>
+          <w:noProof/>
+        </w:rPr>
+        <w:drawing>
+          <wp:inline distT="0" distB="0" distL="0" distR="0" wp14:anchorId="5E2F5C73" wp14:editId="52274081">
+            <wp:extent cx="3587629" cy="2242268"/>
+            <wp:effectExtent l="0" t="0" r="0" b="5715"/>
+            <wp:docPr id="9" name="Imagen 9"/>
+            <wp:cNvGraphicFramePr>
+              <a:graphicFrameLocks xmlns:a="http://schemas.openxmlformats.org/drawingml/2006/main" noChangeAspect="1"/>
+            </wp:cNvGraphicFramePr>
+            <a:graphic xmlns:a="http://schemas.openxmlformats.org/drawingml/2006/main">
+              <a:graphicData uri="http://schemas.openxmlformats.org/drawingml/2006/picture">
+                <pic:pic xmlns:pic="http://schemas.openxmlformats.org/drawingml/2006/picture">
+                  <pic:nvPicPr>
+                    <pic:cNvPr id="1" name=""/>
+                    <pic:cNvPicPr/>
+                  </pic:nvPicPr>
+                  <pic:blipFill>
+                    <a:blip r:embed="rId32"/>
+                    <a:stretch>
+                      <a:fillRect/>
+                    </a:stretch>
+                  </pic:blipFill>
+                  <pic:spPr>
+                    <a:xfrm>
+                      <a:off x="0" y="0"/>
+                      <a:ext cx="3594525" cy="2246578"/>
+                    </a:xfrm>
+                    <a:prstGeom prst="rect">
+                      <a:avLst/>
+                    </a:prstGeom>
+                  </pic:spPr>
+                </pic:pic>
+              </a:graphicData>
+            </a:graphic>
+          </wp:inline>
+        </w:drawing>
+      </w:r>
+    </w:p>
+    <w:p>
+      <w:r>
+        <w:rPr>
+          <w:noProof/>
+        </w:rPr>
+        <w:drawing>
+          <wp:inline distT="0" distB="0" distL="0" distR="0" wp14:anchorId="2923D362" wp14:editId="48333BFA">
+            <wp:extent cx="4302633" cy="2878373"/>
+            <wp:effectExtent l="0" t="0" r="3175" b="0"/>
+            <wp:docPr id="10" name="Imagen 10"/>
+            <wp:cNvGraphicFramePr>
+              <a:graphicFrameLocks xmlns:a="http://schemas.openxmlformats.org/drawingml/2006/main" noChangeAspect="1"/>
+            </wp:cNvGraphicFramePr>
+            <a:graphic xmlns:a="http://schemas.openxmlformats.org/drawingml/2006/main">
+              <a:graphicData uri="http://schemas.openxmlformats.org/drawingml/2006/picture">
+                <pic:pic xmlns:pic="http://schemas.openxmlformats.org/drawingml/2006/picture">
+                  <pic:nvPicPr>
+                    <pic:cNvPr id="1" name=""/>
+                    <pic:cNvPicPr/>
+                  </pic:nvPicPr>
+                  <pic:blipFill>
+                    <a:blip r:embed="rId33"/>
+                    <a:stretch>
+                      <a:fillRect/>
+                    </a:stretch>
+                  </pic:blipFill>
+                  <pic:spPr>
+                    <a:xfrm>
+                      <a:off x="0" y="0"/>
+                      <a:ext cx="4314989" cy="2886639"/>
+                    </a:xfrm>
+                    <a:prstGeom prst="rect">
+                      <a:avLst/>
+                    </a:prstGeom>
+                  </pic:spPr>
+                </pic:pic>
+              </a:graphicData>
+            </a:graphic>
+          </wp:inline>
+        </w:drawing>
+      </w:r>
+    </w:p>
+    <w:p>
+      <w:r>
+        <w:lastRenderedPageBreak/>
         <w:t>3) Se crea el host virtual en Apache:</w:t>
       </w:r>
     </w:p>
@@ -2671,7 +2980,48 @@
         <w:t xml:space="preserve"> Web Apache→ Pestaña Crear host virtual y hacemos</w:t>
       </w:r>
     </w:p>
-    <w:p/>
+    <w:p>
+      <w:r>
+        <w:rPr>
+          <w:noProof/>
+        </w:rPr>
+        <w:drawing>
+          <wp:inline distT="0" distB="0" distL="0" distR="0" wp14:anchorId="5B2DFA37" wp14:editId="71CD19EF">
+            <wp:extent cx="4752975" cy="3788854"/>
+            <wp:effectExtent l="0" t="0" r="0" b="2540"/>
+            <wp:docPr id="11" name="Imagen 11"/>
+            <wp:cNvGraphicFramePr>
+              <a:graphicFrameLocks xmlns:a="http://schemas.openxmlformats.org/drawingml/2006/main" noChangeAspect="1"/>
+            </wp:cNvGraphicFramePr>
+            <a:graphic xmlns:a="http://schemas.openxmlformats.org/drawingml/2006/main">
+              <a:graphicData uri="http://schemas.openxmlformats.org/drawingml/2006/picture">
+                <pic:pic xmlns:pic="http://schemas.openxmlformats.org/drawingml/2006/picture">
+                  <pic:nvPicPr>
+                    <pic:cNvPr id="1" name=""/>
+                    <pic:cNvPicPr/>
+                  </pic:nvPicPr>
+                  <pic:blipFill>
+                    <a:blip r:embed="rId34"/>
+                    <a:stretch>
+                      <a:fillRect/>
+                    </a:stretch>
+                  </pic:blipFill>
+                  <pic:spPr>
+                    <a:xfrm>
+                      <a:off x="0" y="0"/>
+                      <a:ext cx="4754799" cy="3790308"/>
+                    </a:xfrm>
+                    <a:prstGeom prst="rect">
+                      <a:avLst/>
+                    </a:prstGeom>
+                  </pic:spPr>
+                </pic:pic>
+              </a:graphicData>
+            </a:graphic>
+          </wp:inline>
+        </w:drawing>
+      </w:r>
+    </w:p>
     <w:p>
       <w:r>
         <w:t>3.3) Se crea una página web llamada index.html y se pone en la carpeta /</w:t>
@@ -2685,7 +3035,48 @@
         <w:t>/www/2smr</w:t>
       </w:r>
     </w:p>
-    <w:p/>
+    <w:p>
+      <w:r>
+        <w:rPr>
+          <w:noProof/>
+        </w:rPr>
+        <w:drawing>
+          <wp:inline distT="0" distB="0" distL="0" distR="0" wp14:anchorId="539EB86F" wp14:editId="07826DBD">
+            <wp:extent cx="4610100" cy="1469117"/>
+            <wp:effectExtent l="0" t="0" r="0" b="0"/>
+            <wp:docPr id="12" name="Imagen 12"/>
+            <wp:cNvGraphicFramePr>
+              <a:graphicFrameLocks xmlns:a="http://schemas.openxmlformats.org/drawingml/2006/main" noChangeAspect="1"/>
+            </wp:cNvGraphicFramePr>
+            <a:graphic xmlns:a="http://schemas.openxmlformats.org/drawingml/2006/main">
+              <a:graphicData uri="http://schemas.openxmlformats.org/drawingml/2006/picture">
+                <pic:pic xmlns:pic="http://schemas.openxmlformats.org/drawingml/2006/picture">
+                  <pic:nvPicPr>
+                    <pic:cNvPr id="1" name=""/>
+                    <pic:cNvPicPr/>
+                  </pic:nvPicPr>
+                  <pic:blipFill>
+                    <a:blip r:embed="rId35"/>
+                    <a:stretch>
+                      <a:fillRect/>
+                    </a:stretch>
+                  </pic:blipFill>
+                  <pic:spPr>
+                    <a:xfrm>
+                      <a:off x="0" y="0"/>
+                      <a:ext cx="4614802" cy="1470615"/>
+                    </a:xfrm>
+                    <a:prstGeom prst="rect">
+                      <a:avLst/>
+                    </a:prstGeom>
+                  </pic:spPr>
+                </pic:pic>
+              </a:graphicData>
+            </a:graphic>
+          </wp:inline>
+        </w:drawing>
+      </w:r>
+    </w:p>
     <w:p>
       <w:r>
         <w:t xml:space="preserve">3.4) Se editan las directivas en </w:t>
@@ -2698,7 +3089,7 @@
       <w:r>
         <w:t xml:space="preserve"> del servidor virtual </w:t>
       </w:r>
-      <w:hyperlink r:id="rId27" w:history="1">
+      <w:hyperlink r:id="rId36" w:history="1">
         <w:r>
           <w:rPr>
             <w:rStyle w:val="Hipervnculo"/>
@@ -2707,292 +3098,418 @@
         </w:r>
       </w:hyperlink>
     </w:p>
+    <w:p>
+      <w:r>
+        <w:rPr>
+          <w:noProof/>
+        </w:rPr>
+        <w:drawing>
+          <wp:inline distT="0" distB="0" distL="0" distR="0" wp14:anchorId="0585E0E3" wp14:editId="44F70387">
+            <wp:extent cx="4467225" cy="1211362"/>
+            <wp:effectExtent l="0" t="0" r="0" b="8255"/>
+            <wp:docPr id="14" name="Imagen 14"/>
+            <wp:cNvGraphicFramePr>
+              <a:graphicFrameLocks xmlns:a="http://schemas.openxmlformats.org/drawingml/2006/main" noChangeAspect="1"/>
+            </wp:cNvGraphicFramePr>
+            <a:graphic xmlns:a="http://schemas.openxmlformats.org/drawingml/2006/main">
+              <a:graphicData uri="http://schemas.openxmlformats.org/drawingml/2006/picture">
+                <pic:pic xmlns:pic="http://schemas.openxmlformats.org/drawingml/2006/picture">
+                  <pic:nvPicPr>
+                    <pic:cNvPr id="1" name=""/>
+                    <pic:cNvPicPr/>
+                  </pic:nvPicPr>
+                  <pic:blipFill>
+                    <a:blip r:embed="rId37"/>
+                    <a:stretch>
+                      <a:fillRect/>
+                    </a:stretch>
+                  </pic:blipFill>
+                  <pic:spPr>
+                    <a:xfrm>
+                      <a:off x="0" y="0"/>
+                      <a:ext cx="4475348" cy="1213565"/>
+                    </a:xfrm>
+                    <a:prstGeom prst="rect">
+                      <a:avLst/>
+                    </a:prstGeom>
+                  </pic:spPr>
+                </pic:pic>
+              </a:graphicData>
+            </a:graphic>
+          </wp:inline>
+        </w:drawing>
+      </w:r>
+    </w:p>
+    <w:p>
+      <w:r>
+        <w:rPr>
+          <w:noProof/>
+        </w:rPr>
+        <w:lastRenderedPageBreak/>
+        <w:drawing>
+          <wp:inline distT="0" distB="0" distL="0" distR="0" wp14:anchorId="4D83DEC5" wp14:editId="3BF1435C">
+            <wp:extent cx="4733925" cy="3494777"/>
+            <wp:effectExtent l="0" t="0" r="0" b="0"/>
+            <wp:docPr id="17" name="Imagen 17"/>
+            <wp:cNvGraphicFramePr>
+              <a:graphicFrameLocks xmlns:a="http://schemas.openxmlformats.org/drawingml/2006/main" noChangeAspect="1"/>
+            </wp:cNvGraphicFramePr>
+            <a:graphic xmlns:a="http://schemas.openxmlformats.org/drawingml/2006/main">
+              <a:graphicData uri="http://schemas.openxmlformats.org/drawingml/2006/picture">
+                <pic:pic xmlns:pic="http://schemas.openxmlformats.org/drawingml/2006/picture">
+                  <pic:nvPicPr>
+                    <pic:cNvPr id="1" name=""/>
+                    <pic:cNvPicPr/>
+                  </pic:nvPicPr>
+                  <pic:blipFill>
+                    <a:blip r:embed="rId38"/>
+                    <a:stretch>
+                      <a:fillRect/>
+                    </a:stretch>
+                  </pic:blipFill>
+                  <pic:spPr>
+                    <a:xfrm>
+                      <a:off x="0" y="0"/>
+                      <a:ext cx="4739417" cy="3498831"/>
+                    </a:xfrm>
+                    <a:prstGeom prst="rect">
+                      <a:avLst/>
+                    </a:prstGeom>
+                  </pic:spPr>
+                </pic:pic>
+              </a:graphicData>
+            </a:graphic>
+          </wp:inline>
+        </w:drawing>
+      </w:r>
+    </w:p>
+    <w:p>
+      <w:r>
+        <w:rPr>
+          <w:noProof/>
+        </w:rPr>
+        <w:drawing>
+          <wp:inline distT="0" distB="0" distL="0" distR="0" wp14:anchorId="041040B6" wp14:editId="7562F8E3">
+            <wp:extent cx="5133975" cy="1348091"/>
+            <wp:effectExtent l="0" t="0" r="0" b="5080"/>
+            <wp:docPr id="19" name="Imagen 19"/>
+            <wp:cNvGraphicFramePr>
+              <a:graphicFrameLocks xmlns:a="http://schemas.openxmlformats.org/drawingml/2006/main" noChangeAspect="1"/>
+            </wp:cNvGraphicFramePr>
+            <a:graphic xmlns:a="http://schemas.openxmlformats.org/drawingml/2006/main">
+              <a:graphicData uri="http://schemas.openxmlformats.org/drawingml/2006/picture">
+                <pic:pic xmlns:pic="http://schemas.openxmlformats.org/drawingml/2006/picture">
+                  <pic:nvPicPr>
+                    <pic:cNvPr id="1" name=""/>
+                    <pic:cNvPicPr/>
+                  </pic:nvPicPr>
+                  <pic:blipFill>
+                    <a:blip r:embed="rId39"/>
+                    <a:stretch>
+                      <a:fillRect/>
+                    </a:stretch>
+                  </pic:blipFill>
+                  <pic:spPr>
+                    <a:xfrm>
+                      <a:off x="0" y="0"/>
+                      <a:ext cx="5137656" cy="1349057"/>
+                    </a:xfrm>
+                    <a:prstGeom prst="rect">
+                      <a:avLst/>
+                    </a:prstGeom>
+                  </pic:spPr>
+                </pic:pic>
+              </a:graphicData>
+            </a:graphic>
+          </wp:inline>
+        </w:drawing>
+      </w:r>
+    </w:p>
+    <w:p>
+      <w:r>
+        <w:t>Ojo al archivo y al dominio que se está editando. El archivo contiene estas líneas:</w:t>
+      </w:r>
+    </w:p>
+    <w:p>
+      <w:proofErr w:type="spellStart"/>
+      <w:r>
+        <w:t>DocumentRoot</w:t>
+      </w:r>
+      <w:proofErr w:type="spellEnd"/>
+      <w:r>
+        <w:t xml:space="preserve"> "/</w:t>
+      </w:r>
+      <w:proofErr w:type="spellStart"/>
+      <w:r>
+        <w:t>var</w:t>
+      </w:r>
+      <w:proofErr w:type="spellEnd"/>
+      <w:r>
+        <w:t>/www/2smr"</w:t>
+      </w:r>
+    </w:p>
+    <w:p>
+      <w:proofErr w:type="spellStart"/>
+      <w:r>
+        <w:t>ServerName</w:t>
+      </w:r>
+      <w:proofErr w:type="spellEnd"/>
+      <w:r>
+        <w:t xml:space="preserve"> www.2smr.com</w:t>
+      </w:r>
+    </w:p>
+    <w:p>
+      <w:r>
+        <w:t>&lt;</w:t>
+      </w:r>
+      <w:proofErr w:type="spellStart"/>
+      <w:r>
+        <w:t>Directory</w:t>
+      </w:r>
+      <w:proofErr w:type="spellEnd"/>
+      <w:r>
+        <w:t xml:space="preserve"> "/</w:t>
+      </w:r>
+      <w:proofErr w:type="spellStart"/>
+      <w:r>
+        <w:t>var</w:t>
+      </w:r>
+      <w:proofErr w:type="spellEnd"/>
+      <w:r>
+        <w:t>/www/2smr"&gt;</w:t>
+      </w:r>
+    </w:p>
+    <w:p>
+      <w:proofErr w:type="spellStart"/>
+      <w:r>
+        <w:t>AuthName</w:t>
+      </w:r>
+      <w:proofErr w:type="spellEnd"/>
+      <w:r>
+        <w:t xml:space="preserve"> "</w:t>
+      </w:r>
+      <w:proofErr w:type="spellStart"/>
+      <w:r>
+        <w:t>Area</w:t>
+      </w:r>
+      <w:proofErr w:type="spellEnd"/>
+      <w:r>
+        <w:t xml:space="preserve"> para </w:t>
+      </w:r>
+      <w:proofErr w:type="spellStart"/>
+      <w:r>
+        <w:t>ldap</w:t>
+      </w:r>
+      <w:proofErr w:type="spellEnd"/>
+      <w:r>
+        <w:t>"</w:t>
+      </w:r>
+    </w:p>
+    <w:p>
+      <w:proofErr w:type="spellStart"/>
+      <w:r>
+        <w:t>AuthType</w:t>
+      </w:r>
+      <w:proofErr w:type="spellEnd"/>
+      <w:r>
+        <w:t xml:space="preserve"> Basic</w:t>
+      </w:r>
+    </w:p>
+    <w:p>
+      <w:proofErr w:type="spellStart"/>
+      <w:r>
+        <w:t>AuthBasicProvider</w:t>
+      </w:r>
+      <w:proofErr w:type="spellEnd"/>
+      <w:r>
+        <w:t xml:space="preserve"> </w:t>
+      </w:r>
+      <w:proofErr w:type="spellStart"/>
+      <w:r>
+        <w:t>ldap</w:t>
+      </w:r>
+      <w:proofErr w:type="spellEnd"/>
+    </w:p>
+    <w:p>
+      <w:proofErr w:type="spellStart"/>
+      <w:r>
+        <w:t>AuthLDAPBindAuthoritative</w:t>
+      </w:r>
+      <w:proofErr w:type="spellEnd"/>
+      <w:r>
+        <w:t xml:space="preserve"> Off</w:t>
+      </w:r>
+    </w:p>
+    <w:p>
+      <w:proofErr w:type="spellStart"/>
+      <w:r>
+        <w:t>AuthLDAPURL</w:t>
+      </w:r>
+      <w:proofErr w:type="spellEnd"/>
+      <w:r>
+        <w:t xml:space="preserve"> "</w:t>
+      </w:r>
+      <w:proofErr w:type="spellStart"/>
+      <w:r>
+        <w:t>ldap</w:t>
+      </w:r>
+      <w:proofErr w:type="spellEnd"/>
+      <w:r>
+        <w:t>://192.168.0.55:389/</w:t>
+      </w:r>
+      <w:proofErr w:type="spellStart"/>
+      <w:r>
+        <w:t>ou</w:t>
+      </w:r>
+      <w:proofErr w:type="spellEnd"/>
+      <w:r>
+        <w:t>=</w:t>
+      </w:r>
+      <w:proofErr w:type="spellStart"/>
+      <w:r>
+        <w:t>informatica,dc</w:t>
+      </w:r>
+      <w:proofErr w:type="spellEnd"/>
+      <w:r>
+        <w:t>=</w:t>
+      </w:r>
+      <w:proofErr w:type="spellStart"/>
+      <w:r>
+        <w:t>ejemplo,dc</w:t>
+      </w:r>
+      <w:proofErr w:type="spellEnd"/>
+      <w:r>
+        <w:t>=</w:t>
+      </w:r>
+      <w:proofErr w:type="spellStart"/>
+      <w:r>
+        <w:t>com</w:t>
+      </w:r>
+      <w:proofErr w:type="spellEnd"/>
+      <w:r>
+        <w:t>"</w:t>
+      </w:r>
+    </w:p>
+    <w:p>
+      <w:proofErr w:type="spellStart"/>
+      <w:r>
+        <w:t>Require</w:t>
+      </w:r>
+      <w:proofErr w:type="spellEnd"/>
+      <w:r>
+        <w:t xml:space="preserve"> </w:t>
+      </w:r>
+      <w:proofErr w:type="spellStart"/>
+      <w:r>
+        <w:t>valid-user</w:t>
+      </w:r>
+      <w:proofErr w:type="spellEnd"/>
+    </w:p>
+    <w:p>
+      <w:r>
+        <w:t>&lt;/</w:t>
+      </w:r>
+      <w:proofErr w:type="spellStart"/>
+      <w:r>
+        <w:t>Directory</w:t>
+      </w:r>
+      <w:proofErr w:type="spellEnd"/>
+      <w:r>
+        <w:t>&gt;</w:t>
+      </w:r>
+    </w:p>
     <w:p/>
     <w:p>
       <w:r>
-        <w:t>Ojo al archivo y al dominio que se está editando. El archivo contiene estas líneas:</w:t>
-      </w:r>
-    </w:p>
-    <w:p>
-      <w:proofErr w:type="spellStart"/>
-      <w:r>
-        <w:t>DocumentRoot</w:t>
-      </w:r>
-      <w:proofErr w:type="spellEnd"/>
-      <w:r>
-        <w:t xml:space="preserve"> "/</w:t>
-      </w:r>
-      <w:proofErr w:type="spellStart"/>
-      <w:r>
-        <w:t>var</w:t>
-      </w:r>
-      <w:proofErr w:type="spellEnd"/>
-      <w:r>
-        <w:t>/www/2smr"</w:t>
-      </w:r>
-    </w:p>
-    <w:p>
-      <w:proofErr w:type="spellStart"/>
-      <w:r>
-        <w:t>ServerName</w:t>
-      </w:r>
-      <w:proofErr w:type="spellEnd"/>
-      <w:r>
-        <w:t xml:space="preserve"> www.2smr.com</w:t>
-      </w:r>
-    </w:p>
-    <w:p>
-      <w:r>
-        <w:t>&lt;</w:t>
-      </w:r>
-      <w:proofErr w:type="spellStart"/>
-      <w:r>
-        <w:t>Directory</w:t>
-      </w:r>
-      <w:proofErr w:type="spellEnd"/>
-      <w:r>
-        <w:t xml:space="preserve"> "/</w:t>
-      </w:r>
-      <w:proofErr w:type="spellStart"/>
-      <w:r>
-        <w:t>var</w:t>
-      </w:r>
-      <w:proofErr w:type="spellEnd"/>
-      <w:r>
-        <w:t>/www/2smr"&gt;</w:t>
-      </w:r>
-    </w:p>
-    <w:p>
-      <w:proofErr w:type="spellStart"/>
-      <w:r>
-        <w:t>AuthName</w:t>
-      </w:r>
-      <w:proofErr w:type="spellEnd"/>
-      <w:r>
-        <w:t xml:space="preserve"> "</w:t>
-      </w:r>
-      <w:proofErr w:type="spellStart"/>
-      <w:r>
-        <w:t>Area</w:t>
-      </w:r>
-      <w:proofErr w:type="spellEnd"/>
-      <w:r>
-        <w:t xml:space="preserve"> para </w:t>
+        <w:lastRenderedPageBreak/>
+        <w:t>- La dirección IP es la del ordenador donde está Apache y el servidor LDAP.</w:t>
+      </w:r>
+    </w:p>
+    <w:p>
+      <w:r>
+        <w:t xml:space="preserve">- Los </w:t>
+      </w:r>
+      <w:proofErr w:type="spellStart"/>
+      <w:r>
+        <w:t>parámentro</w:t>
+      </w:r>
+      <w:proofErr w:type="spellEnd"/>
+      <w:r>
+        <w:t xml:space="preserve"> </w:t>
+      </w:r>
+      <w:proofErr w:type="spellStart"/>
+      <w:r>
+        <w:t>ou</w:t>
+      </w:r>
+      <w:proofErr w:type="spellEnd"/>
+      <w:r>
+        <w:t>=</w:t>
+      </w:r>
+      <w:proofErr w:type="spellStart"/>
+      <w:proofErr w:type="gramStart"/>
+      <w:r>
+        <w:t>informatica,dc</w:t>
+      </w:r>
+      <w:proofErr w:type="spellEnd"/>
+      <w:proofErr w:type="gramEnd"/>
+      <w:r>
+        <w:t>=</w:t>
+      </w:r>
+      <w:proofErr w:type="spellStart"/>
+      <w:r>
+        <w:t>ejemplo,dc</w:t>
+      </w:r>
+      <w:proofErr w:type="spellEnd"/>
+      <w:r>
+        <w:t>=</w:t>
+      </w:r>
+      <w:proofErr w:type="spellStart"/>
+      <w:r>
+        <w:t>com</w:t>
+      </w:r>
+      <w:proofErr w:type="spellEnd"/>
+      <w:r>
+        <w:t xml:space="preserve"> son los mismos que usamos en la práctica sobre LDAP en otro tema. Recuerda que había un usuario llamado </w:t>
+      </w:r>
+      <w:proofErr w:type="spellStart"/>
+      <w:r>
+        <w:t>rrhh</w:t>
+      </w:r>
+      <w:proofErr w:type="spellEnd"/>
+      <w:r>
+        <w:t>, que será el que usemos para autenticar en la web.</w:t>
+      </w:r>
+    </w:p>
+    <w:p>
+      <w:r>
+        <w:t xml:space="preserve">4) En una terminal y como usuario </w:t>
+      </w:r>
+      <w:proofErr w:type="spellStart"/>
+      <w:r>
+        <w:t>root</w:t>
+      </w:r>
+      <w:proofErr w:type="spellEnd"/>
+      <w:r>
+        <w:t>, hacemos a2ensite www.2smr.com</w:t>
+      </w:r>
+    </w:p>
+    <w:p>
+      <w:r>
+        <w:t xml:space="preserve">5) Se habilitan los módulos siguientes con a2enmod </w:t>
+      </w:r>
+      <w:proofErr w:type="spellStart"/>
+      <w:r>
+        <w:t>authnz_ldap</w:t>
+      </w:r>
+      <w:proofErr w:type="spellEnd"/>
+      <w:r>
+        <w:t xml:space="preserve"> </w:t>
       </w:r>
       <w:proofErr w:type="spellStart"/>
       <w:r>
         <w:t>ldap</w:t>
       </w:r>
       <w:proofErr w:type="spellEnd"/>
-      <w:r>
-        <w:t>"</w:t>
-      </w:r>
-    </w:p>
-    <w:p>
-      <w:proofErr w:type="spellStart"/>
-      <w:r>
-        <w:lastRenderedPageBreak/>
-        <w:t>AuthType</w:t>
-      </w:r>
-      <w:proofErr w:type="spellEnd"/>
-      <w:r>
-        <w:t xml:space="preserve"> Basic</w:t>
-      </w:r>
-    </w:p>
-    <w:p>
-      <w:proofErr w:type="spellStart"/>
-      <w:r>
-        <w:t>AuthBasicProvider</w:t>
-      </w:r>
-      <w:proofErr w:type="spellEnd"/>
-      <w:r>
-        <w:t xml:space="preserve"> </w:t>
-      </w:r>
-      <w:proofErr w:type="spellStart"/>
-      <w:r>
-        <w:t>ldap</w:t>
-      </w:r>
-      <w:proofErr w:type="spellEnd"/>
-    </w:p>
-    <w:p>
-      <w:proofErr w:type="spellStart"/>
-      <w:r>
-        <w:t>AuthLDAPBindAuthoritative</w:t>
-      </w:r>
-      <w:proofErr w:type="spellEnd"/>
-      <w:r>
-        <w:t xml:space="preserve"> Off</w:t>
-      </w:r>
-    </w:p>
-    <w:p>
-      <w:proofErr w:type="spellStart"/>
-      <w:r>
-        <w:t>AuthLDAPURL</w:t>
-      </w:r>
-      <w:proofErr w:type="spellEnd"/>
-      <w:r>
-        <w:t xml:space="preserve"> "</w:t>
-      </w:r>
-      <w:proofErr w:type="spellStart"/>
-      <w:r>
-        <w:t>ldap</w:t>
-      </w:r>
-      <w:proofErr w:type="spellEnd"/>
-      <w:r>
-        <w:t>://192.168.0.55:389/</w:t>
-      </w:r>
-      <w:proofErr w:type="spellStart"/>
-      <w:r>
-        <w:t>ou</w:t>
-      </w:r>
-      <w:proofErr w:type="spellEnd"/>
-      <w:r>
-        <w:t>=</w:t>
-      </w:r>
-      <w:proofErr w:type="spellStart"/>
-      <w:r>
-        <w:t>informatica,dc</w:t>
-      </w:r>
-      <w:proofErr w:type="spellEnd"/>
-      <w:r>
-        <w:t>=</w:t>
-      </w:r>
-      <w:proofErr w:type="spellStart"/>
-      <w:r>
-        <w:t>ejemplo,dc</w:t>
-      </w:r>
-      <w:proofErr w:type="spellEnd"/>
-      <w:r>
-        <w:t>=</w:t>
-      </w:r>
-      <w:proofErr w:type="spellStart"/>
-      <w:r>
-        <w:t>com</w:t>
-      </w:r>
-      <w:proofErr w:type="spellEnd"/>
-      <w:r>
-        <w:t>"</w:t>
-      </w:r>
-    </w:p>
-    <w:p>
-      <w:proofErr w:type="spellStart"/>
-      <w:r>
-        <w:t>Require</w:t>
-      </w:r>
-      <w:proofErr w:type="spellEnd"/>
-      <w:r>
-        <w:t xml:space="preserve"> </w:t>
-      </w:r>
-      <w:proofErr w:type="spellStart"/>
-      <w:r>
-        <w:t>valid-user</w:t>
-      </w:r>
-      <w:proofErr w:type="spellEnd"/>
-    </w:p>
-    <w:p>
-      <w:r>
-        <w:t>&lt;/</w:t>
-      </w:r>
-      <w:proofErr w:type="spellStart"/>
-      <w:r>
-        <w:t>Directory</w:t>
-      </w:r>
-      <w:proofErr w:type="spellEnd"/>
-      <w:r>
-        <w:t>&gt;</w:t>
-      </w:r>
-    </w:p>
-    <w:p/>
-    <w:p>
-      <w:r>
-        <w:t>- La dirección IP es la del ordenador donde está Apache y el servidor LDAP.</w:t>
-      </w:r>
-    </w:p>
-    <w:p>
-      <w:r>
-        <w:t xml:space="preserve">- Los </w:t>
-      </w:r>
-      <w:proofErr w:type="spellStart"/>
-      <w:r>
-        <w:t>parámentro</w:t>
-      </w:r>
-      <w:proofErr w:type="spellEnd"/>
-      <w:r>
-        <w:t xml:space="preserve"> </w:t>
-      </w:r>
-      <w:proofErr w:type="spellStart"/>
-      <w:r>
-        <w:t>ou</w:t>
-      </w:r>
-      <w:proofErr w:type="spellEnd"/>
-      <w:r>
-        <w:t>=</w:t>
-      </w:r>
-      <w:proofErr w:type="spellStart"/>
-      <w:proofErr w:type="gramStart"/>
-      <w:r>
-        <w:t>informatica,dc</w:t>
-      </w:r>
-      <w:proofErr w:type="spellEnd"/>
-      <w:proofErr w:type="gramEnd"/>
-      <w:r>
-        <w:t>=</w:t>
-      </w:r>
-      <w:proofErr w:type="spellStart"/>
-      <w:r>
-        <w:t>ejemplo,dc</w:t>
-      </w:r>
-      <w:proofErr w:type="spellEnd"/>
-      <w:r>
-        <w:t>=</w:t>
-      </w:r>
-      <w:proofErr w:type="spellStart"/>
-      <w:r>
-        <w:t>com</w:t>
-      </w:r>
-      <w:proofErr w:type="spellEnd"/>
-      <w:r>
-        <w:t xml:space="preserve"> son los mismos que usamos en la práctica sobre LDAP en otro tema. Recuerda que había un usuario llamado </w:t>
-      </w:r>
-      <w:proofErr w:type="spellStart"/>
-      <w:r>
-        <w:t>rrhh</w:t>
-      </w:r>
-      <w:proofErr w:type="spellEnd"/>
-      <w:r>
-        <w:t>, que será el que usemos para autenticar en la web.</w:t>
-      </w:r>
-    </w:p>
-    <w:p>
-      <w:r>
-        <w:t xml:space="preserve">4) En una terminal y como usuario </w:t>
-      </w:r>
-      <w:proofErr w:type="spellStart"/>
-      <w:r>
-        <w:t>root</w:t>
-      </w:r>
-      <w:proofErr w:type="spellEnd"/>
-      <w:r>
-        <w:t>, hacemos a2ensite www.2smr.com</w:t>
-      </w:r>
-    </w:p>
-    <w:p>
-      <w:r>
-        <w:t xml:space="preserve">5) Se habilitan los módulos siguientes con a2enmod </w:t>
-      </w:r>
-      <w:proofErr w:type="spellStart"/>
-      <w:r>
-        <w:t>authnz_ldap</w:t>
-      </w:r>
-      <w:proofErr w:type="spellEnd"/>
-      <w:r>
-        <w:t xml:space="preserve"> </w:t>
-      </w:r>
-      <w:proofErr w:type="spellStart"/>
-      <w:r>
-        <w:t>ldap</w:t>
-      </w:r>
-      <w:proofErr w:type="spellEnd"/>
     </w:p>
     <w:p>
       <w:r>
@@ -3009,7 +3526,48 @@
         <w:t>Aparecerá una ventana pidiendo usuario y contraseña (de LDAP):</w:t>
       </w:r>
     </w:p>
-    <w:p/>
+    <w:p>
+      <w:r>
+        <w:rPr>
+          <w:noProof/>
+        </w:rPr>
+        <w:drawing>
+          <wp:inline distT="0" distB="0" distL="0" distR="0" wp14:anchorId="5D8535A2" wp14:editId="5A676D3A">
+            <wp:extent cx="3952381" cy="2752381"/>
+            <wp:effectExtent l="0" t="0" r="0" b="0"/>
+            <wp:docPr id="21" name="Imagen 21"/>
+            <wp:cNvGraphicFramePr>
+              <a:graphicFrameLocks xmlns:a="http://schemas.openxmlformats.org/drawingml/2006/main" noChangeAspect="1"/>
+            </wp:cNvGraphicFramePr>
+            <a:graphic xmlns:a="http://schemas.openxmlformats.org/drawingml/2006/main">
+              <a:graphicData uri="http://schemas.openxmlformats.org/drawingml/2006/picture">
+                <pic:pic xmlns:pic="http://schemas.openxmlformats.org/drawingml/2006/picture">
+                  <pic:nvPicPr>
+                    <pic:cNvPr id="1" name=""/>
+                    <pic:cNvPicPr/>
+                  </pic:nvPicPr>
+                  <pic:blipFill>
+                    <a:blip r:embed="rId40"/>
+                    <a:stretch>
+                      <a:fillRect/>
+                    </a:stretch>
+                  </pic:blipFill>
+                  <pic:spPr>
+                    <a:xfrm>
+                      <a:off x="0" y="0"/>
+                      <a:ext cx="3952381" cy="2752381"/>
+                    </a:xfrm>
+                    <a:prstGeom prst="rect">
+                      <a:avLst/>
+                    </a:prstGeom>
+                  </pic:spPr>
+                </pic:pic>
+              </a:graphicData>
+            </a:graphic>
+          </wp:inline>
+        </w:drawing>
+      </w:r>
+    </w:p>
     <w:p>
       <w:r>
         <w:t>Elige “No guardar” (para poder hacer más prácticas</w:t>
@@ -3029,71 +3587,59 @@
       <w:pPr>
         <w:pStyle w:val="Ttulo1"/>
       </w:pPr>
-      <w:bookmarkStart w:id="2" w:name="_Toc219272246"/>
-      <w:r>
-        <w:t>3</w:t>
-      </w:r>
-      <w:r>
-        <w:t>.</w:t>
-      </w:r>
-      <w:r>
-        <w:t xml:space="preserve"> </w:t>
-      </w:r>
-      <w:r>
-        <w:t>Activación del cifrado (https) en un host virtual en Apache</w:t>
-      </w:r>
-      <w:bookmarkEnd w:id="2"/>
+      <w:bookmarkStart w:id="3" w:name="_Toc219357146"/>
+      <w:r>
+        <w:t>3.</w:t>
+      </w:r>
+      <w:r>
+        <w:t xml:space="preserve"> Activación del cifrado (https) en un host virtual en Apache</w:t>
+      </w:r>
+      <w:bookmarkEnd w:id="3"/>
     </w:p>
     <w:p/>
     <w:p>
       <w:pPr>
         <w:pStyle w:val="Ttulo1"/>
       </w:pPr>
-      <w:bookmarkStart w:id="3" w:name="_Toc219272247"/>
-      <w:r>
-        <w:t>4</w:t>
-      </w:r>
-      <w:r>
-        <w:t>.</w:t>
-      </w:r>
-      <w:r>
-        <w:t xml:space="preserve"> </w:t>
-      </w:r>
-      <w:r>
-        <w:t>Pruebas de registro y monitorización del servidor web</w:t>
-      </w:r>
-      <w:bookmarkEnd w:id="3"/>
+      <w:bookmarkStart w:id="4" w:name="_Toc219357147"/>
+      <w:r>
+        <w:t>4.</w:t>
+      </w:r>
+      <w:r>
+        <w:t xml:space="preserve"> Pruebas de registro y monitorización del servidor web</w:t>
+      </w:r>
+      <w:bookmarkEnd w:id="4"/>
     </w:p>
     <w:p/>
     <w:p>
       <w:pPr>
         <w:pStyle w:val="Ttulo1"/>
       </w:pPr>
-      <w:bookmarkStart w:id="4" w:name="_Toc219272248"/>
+      <w:bookmarkStart w:id="5" w:name="_Toc219357148"/>
       <w:r>
         <w:t>5.</w:t>
       </w:r>
       <w:r>
         <w:t>Pruebas de rendimiento del servidor web</w:t>
       </w:r>
-      <w:bookmarkEnd w:id="4"/>
+      <w:bookmarkEnd w:id="5"/>
     </w:p>
     <w:p>
       <w:pPr>
         <w:pStyle w:val="Ttulo2"/>
       </w:pPr>
-      <w:bookmarkStart w:id="5" w:name="_Toc219272249"/>
+      <w:bookmarkStart w:id="6" w:name="_Toc219357149"/>
       <w:r>
         <w:t>5.1 Consideraciones</w:t>
       </w:r>
-      <w:bookmarkEnd w:id="5"/>
+      <w:bookmarkEnd w:id="6"/>
     </w:p>
     <w:p/>
     <w:p>
       <w:pPr>
         <w:pStyle w:val="Ttulo2"/>
       </w:pPr>
-      <w:bookmarkStart w:id="6" w:name="_Toc219272250"/>
+      <w:bookmarkStart w:id="7" w:name="_Toc219357150"/>
       <w:r>
         <w:lastRenderedPageBreak/>
         <w:t xml:space="preserve">5.2 Interpretación de los resultados de Apache </w:t>
@@ -3102,7 +3648,7 @@
       <w:r>
         <w:t>Bench</w:t>
       </w:r>
-      <w:bookmarkEnd w:id="6"/>
+      <w:bookmarkEnd w:id="7"/>
       <w:proofErr w:type="spellEnd"/>
     </w:p>
     <w:p/>
@@ -3110,15 +3656,15 @@
       <w:pPr>
         <w:pStyle w:val="Ttulo2"/>
       </w:pPr>
-      <w:bookmarkStart w:id="7" w:name="_Toc219272251"/>
+      <w:bookmarkStart w:id="8" w:name="_Toc219357151"/>
       <w:r>
         <w:t>5.3 Realización de un gráfico con los resultados de ab</w:t>
       </w:r>
-      <w:bookmarkEnd w:id="7"/>
+      <w:bookmarkEnd w:id="8"/>
     </w:p>
     <w:p/>
     <w:sectPr>
-      <w:footerReference w:type="default" r:id="rId28"/>
+      <w:footerReference w:type="default" r:id="rId41"/>
       <w:pgSz w:w="11906" w:h="16838"/>
       <w:pgMar w:top="1417" w:right="1701" w:bottom="1417" w:left="1701" w:header="708" w:footer="708" w:gutter="0"/>
       <w:cols w:space="708"/>
@@ -3835,6 +4381,7 @@
   <w:style w:type="character" w:default="1" w:styleId="Fuentedeprrafopredeter">
     <w:name w:val="Default Paragraph Font"/>
     <w:uiPriority w:val="1"/>
+    <w:semiHidden/>
     <w:unhideWhenUsed/>
   </w:style>
   <w:style w:type="table" w:default="1" w:styleId="Tablanormal">

--- a/2ºDAW/DAW/2ºTrimestre/Unidad 4/Ejercicios/actividad4.2-SuárezGarcíaPablo.docx
+++ b/2ºDAW/DAW/2ºTrimestre/Unidad 4/Ejercicios/actividad4.2-SuárezGarcíaPablo.docx
@@ -345,7 +345,7 @@
                 <w:noProof/>
                 <w:webHidden/>
               </w:rPr>
-              <w:t>9</w:t>
+              <w:t>13</w:t>
             </w:r>
             <w:r>
               <w:rPr>
@@ -419,7 +419,7 @@
                 <w:noProof/>
                 <w:webHidden/>
               </w:rPr>
-              <w:t>9</w:t>
+              <w:t>16</w:t>
             </w:r>
             <w:r>
               <w:rPr>
@@ -493,7 +493,7 @@
                 <w:noProof/>
                 <w:webHidden/>
               </w:rPr>
-              <w:t>9</w:t>
+              <w:t>16</w:t>
             </w:r>
             <w:r>
               <w:rPr>
@@ -567,7 +567,7 @@
                 <w:noProof/>
                 <w:webHidden/>
               </w:rPr>
-              <w:t>9</w:t>
+              <w:t>16</w:t>
             </w:r>
             <w:r>
               <w:rPr>
@@ -641,7 +641,7 @@
                 <w:noProof/>
                 <w:webHidden/>
               </w:rPr>
-              <w:t>10</w:t>
+              <w:t>16</w:t>
             </w:r>
             <w:r>
               <w:rPr>
@@ -674,21 +674,7 @@
                 <w:rStyle w:val="Hipervnculo"/>
                 <w:noProof/>
               </w:rPr>
-              <w:t xml:space="preserve">5.3 Realización de </w:t>
-            </w:r>
-            <w:r>
-              <w:rPr>
-                <w:rStyle w:val="Hipervnculo"/>
-                <w:noProof/>
-              </w:rPr>
-              <w:t>u</w:t>
-            </w:r>
-            <w:r>
-              <w:rPr>
-                <w:rStyle w:val="Hipervnculo"/>
-                <w:noProof/>
-              </w:rPr>
-              <w:t>n gráfico con los resultados de ab</w:t>
+              <w:t>5.3 Realización de un gráfico con los resultados de ab</w:t>
             </w:r>
             <w:r>
               <w:rPr>
@@ -729,7 +715,7 @@
                 <w:noProof/>
                 <w:webHidden/>
               </w:rPr>
-              <w:t>10</w:t>
+              <w:t>16</w:t>
             </w:r>
             <w:r>
               <w:rPr>
@@ -2986,9 +2972,9 @@
           <w:noProof/>
         </w:rPr>
         <w:drawing>
-          <wp:inline distT="0" distB="0" distL="0" distR="0" wp14:anchorId="5B2DFA37" wp14:editId="71CD19EF">
-            <wp:extent cx="4752975" cy="3788854"/>
-            <wp:effectExtent l="0" t="0" r="0" b="2540"/>
+          <wp:inline distT="0" distB="0" distL="0" distR="0" wp14:anchorId="5B2DFA37" wp14:editId="134EA1E6">
+            <wp:extent cx="4737941" cy="3776870"/>
+            <wp:effectExtent l="0" t="0" r="5715" b="0"/>
             <wp:docPr id="11" name="Imagen 11"/>
             <wp:cNvGraphicFramePr>
               <a:graphicFrameLocks xmlns:a="http://schemas.openxmlformats.org/drawingml/2006/main" noChangeAspect="1"/>
@@ -3009,7 +2995,7 @@
                   <pic:spPr>
                     <a:xfrm>
                       <a:off x="0" y="0"/>
-                      <a:ext cx="4754799" cy="3790308"/>
+                      <a:ext cx="4745567" cy="3782949"/>
                     </a:xfrm>
                     <a:prstGeom prst="rect">
                       <a:avLst/>
@@ -3041,10 +3027,10 @@
           <w:noProof/>
         </w:rPr>
         <w:drawing>
-          <wp:inline distT="0" distB="0" distL="0" distR="0" wp14:anchorId="539EB86F" wp14:editId="07826DBD">
-            <wp:extent cx="4610100" cy="1469117"/>
-            <wp:effectExtent l="0" t="0" r="0" b="0"/>
-            <wp:docPr id="12" name="Imagen 12"/>
+          <wp:inline distT="0" distB="0" distL="0" distR="0" wp14:anchorId="0074ABE9" wp14:editId="6BC83358">
+            <wp:extent cx="5670188" cy="1168842"/>
+            <wp:effectExtent l="0" t="0" r="6985" b="0"/>
+            <wp:docPr id="23" name="Imagen 23"/>
             <wp:cNvGraphicFramePr>
               <a:graphicFrameLocks xmlns:a="http://schemas.openxmlformats.org/drawingml/2006/main" noChangeAspect="1"/>
             </wp:cNvGraphicFramePr>
@@ -3064,7 +3050,7 @@
                   <pic:spPr>
                     <a:xfrm>
                       <a:off x="0" y="0"/>
-                      <a:ext cx="4614802" cy="1470615"/>
+                      <a:ext cx="5710079" cy="1177065"/>
                     </a:xfrm>
                     <a:prstGeom prst="rect">
                       <a:avLst/>
@@ -3104,9 +3090,9 @@
           <w:noProof/>
         </w:rPr>
         <w:drawing>
-          <wp:inline distT="0" distB="0" distL="0" distR="0" wp14:anchorId="0585E0E3" wp14:editId="44F70387">
-            <wp:extent cx="4467225" cy="1211362"/>
-            <wp:effectExtent l="0" t="0" r="0" b="8255"/>
+          <wp:inline distT="0" distB="0" distL="0" distR="0" wp14:anchorId="0585E0E3" wp14:editId="6857022B">
+            <wp:extent cx="5600612" cy="1518699"/>
+            <wp:effectExtent l="0" t="0" r="635" b="5715"/>
             <wp:docPr id="14" name="Imagen 14"/>
             <wp:cNvGraphicFramePr>
               <a:graphicFrameLocks xmlns:a="http://schemas.openxmlformats.org/drawingml/2006/main" noChangeAspect="1"/>
@@ -3127,7 +3113,7 @@
                   <pic:spPr>
                     <a:xfrm>
                       <a:off x="0" y="0"/>
-                      <a:ext cx="4475348" cy="1213565"/>
+                      <a:ext cx="5634903" cy="1527998"/>
                     </a:xfrm>
                     <a:prstGeom prst="rect">
                       <a:avLst/>
@@ -3189,10 +3175,10 @@
           <w:noProof/>
         </w:rPr>
         <w:drawing>
-          <wp:inline distT="0" distB="0" distL="0" distR="0" wp14:anchorId="041040B6" wp14:editId="7562F8E3">
-            <wp:extent cx="5133975" cy="1348091"/>
-            <wp:effectExtent l="0" t="0" r="0" b="5080"/>
-            <wp:docPr id="19" name="Imagen 19"/>
+          <wp:inline distT="0" distB="0" distL="0" distR="0" wp14:anchorId="6FF5A08D" wp14:editId="1C46CA01">
+            <wp:extent cx="5400040" cy="1443355"/>
+            <wp:effectExtent l="0" t="0" r="0" b="4445"/>
+            <wp:docPr id="16" name="Imagen 16"/>
             <wp:cNvGraphicFramePr>
               <a:graphicFrameLocks xmlns:a="http://schemas.openxmlformats.org/drawingml/2006/main" noChangeAspect="1"/>
             </wp:cNvGraphicFramePr>
@@ -3212,7 +3198,7 @@
                   <pic:spPr>
                     <a:xfrm>
                       <a:off x="0" y="0"/>
-                      <a:ext cx="5137656" cy="1349057"/>
+                      <a:ext cx="5400040" cy="1443355"/>
                     </a:xfrm>
                     <a:prstGeom prst="rect">
                       <a:avLst/>
@@ -3375,7 +3361,10 @@
       </w:r>
       <w:proofErr w:type="spellStart"/>
       <w:r>
-        <w:t>ejemplo,dc</w:t>
+        <w:t>pablosg</w:t>
+      </w:r>
+      <w:r>
+        <w:t>,dc</w:t>
       </w:r>
       <w:proofErr w:type="spellEnd"/>
       <w:r>
@@ -3457,7 +3446,10 @@
       </w:r>
       <w:proofErr w:type="spellStart"/>
       <w:r>
-        <w:t>ejemplo,dc</w:t>
+        <w:t>pablosg</w:t>
+      </w:r>
+      <w:r>
+        <w:t>,dc</w:t>
       </w:r>
       <w:proofErr w:type="spellEnd"/>
       <w:r>
@@ -3581,20 +3573,1267 @@
         <w:t xml:space="preserve"> y ya se ve la página web:</w:t>
       </w:r>
     </w:p>
-    <w:p/>
-    <w:p/>
+    <w:p>
+      <w:r>
+        <w:rPr>
+          <w:noProof/>
+        </w:rPr>
+        <w:drawing>
+          <wp:inline distT="0" distB="0" distL="0" distR="0" wp14:anchorId="5114AD51" wp14:editId="41F50537">
+            <wp:extent cx="5400040" cy="1129665"/>
+            <wp:effectExtent l="0" t="0" r="0" b="0"/>
+            <wp:docPr id="19" name="Imagen 19"/>
+            <wp:cNvGraphicFramePr>
+              <a:graphicFrameLocks xmlns:a="http://schemas.openxmlformats.org/drawingml/2006/main" noChangeAspect="1"/>
+            </wp:cNvGraphicFramePr>
+            <a:graphic xmlns:a="http://schemas.openxmlformats.org/drawingml/2006/main">
+              <a:graphicData uri="http://schemas.openxmlformats.org/drawingml/2006/picture">
+                <pic:pic xmlns:pic="http://schemas.openxmlformats.org/drawingml/2006/picture">
+                  <pic:nvPicPr>
+                    <pic:cNvPr id="1" name=""/>
+                    <pic:cNvPicPr/>
+                  </pic:nvPicPr>
+                  <pic:blipFill>
+                    <a:blip r:embed="rId41"/>
+                    <a:stretch>
+                      <a:fillRect/>
+                    </a:stretch>
+                  </pic:blipFill>
+                  <pic:spPr>
+                    <a:xfrm>
+                      <a:off x="0" y="0"/>
+                      <a:ext cx="5400040" cy="1129665"/>
+                    </a:xfrm>
+                    <a:prstGeom prst="rect">
+                      <a:avLst/>
+                    </a:prstGeom>
+                  </pic:spPr>
+                </pic:pic>
+              </a:graphicData>
+            </a:graphic>
+          </wp:inline>
+        </w:drawing>
+      </w:r>
+    </w:p>
+    <w:p>
+      <w:r>
+        <w:rPr>
+          <w:noProof/>
+        </w:rPr>
+        <w:drawing>
+          <wp:inline distT="0" distB="0" distL="0" distR="0" wp14:anchorId="0CDFB32B" wp14:editId="78696FD5">
+            <wp:extent cx="5400040" cy="1189990"/>
+            <wp:effectExtent l="0" t="0" r="0" b="0"/>
+            <wp:docPr id="22" name="Imagen 22"/>
+            <wp:cNvGraphicFramePr>
+              <a:graphicFrameLocks xmlns:a="http://schemas.openxmlformats.org/drawingml/2006/main" noChangeAspect="1"/>
+            </wp:cNvGraphicFramePr>
+            <a:graphic xmlns:a="http://schemas.openxmlformats.org/drawingml/2006/main">
+              <a:graphicData uri="http://schemas.openxmlformats.org/drawingml/2006/picture">
+                <pic:pic xmlns:pic="http://schemas.openxmlformats.org/drawingml/2006/picture">
+                  <pic:nvPicPr>
+                    <pic:cNvPr id="1" name=""/>
+                    <pic:cNvPicPr/>
+                  </pic:nvPicPr>
+                  <pic:blipFill>
+                    <a:blip r:embed="rId42"/>
+                    <a:stretch>
+                      <a:fillRect/>
+                    </a:stretch>
+                  </pic:blipFill>
+                  <pic:spPr>
+                    <a:xfrm>
+                      <a:off x="0" y="0"/>
+                      <a:ext cx="5400040" cy="1189990"/>
+                    </a:xfrm>
+                    <a:prstGeom prst="rect">
+                      <a:avLst/>
+                    </a:prstGeom>
+                  </pic:spPr>
+                </pic:pic>
+              </a:graphicData>
+            </a:graphic>
+          </wp:inline>
+        </w:drawing>
+      </w:r>
+    </w:p>
     <w:p>
       <w:pPr>
         <w:pStyle w:val="Ttulo1"/>
       </w:pPr>
       <w:bookmarkStart w:id="3" w:name="_Toc219357146"/>
       <w:r>
+        <w:lastRenderedPageBreak/>
         <w:t>3.</w:t>
       </w:r>
       <w:r>
         <w:t xml:space="preserve"> Activación del cifrado (https) en un host virtual en Apache</w:t>
       </w:r>
       <w:bookmarkEnd w:id="3"/>
+    </w:p>
+    <w:p>
+      <w:r>
+        <w:t>En este tutorial se explica cómo hacer que un host virtual pueda ser accedido de manera cifrada, usando https con el puerto 443 del servidor web Apache.</w:t>
+      </w:r>
+    </w:p>
+    <w:p>
+      <w:r>
+        <w:t>Pasos:</w:t>
+      </w:r>
+    </w:p>
+    <w:p>
+      <w:r>
+        <w:t>0.- Se supone que hay un host virtual instalado y funcionando en Apache. Yo voy a usar un host virtual llamado www.1smr.com</w:t>
+      </w:r>
+    </w:p>
+    <w:p>
+      <w:r>
+        <w:t xml:space="preserve">Puedes crear el dominio 1smr.com en </w:t>
+      </w:r>
+      <w:proofErr w:type="spellStart"/>
+      <w:r>
+        <w:t>Bind</w:t>
+      </w:r>
+      <w:proofErr w:type="spellEnd"/>
+      <w:r>
+        <w:t xml:space="preserve"> y el host virtual en Apache de la misma forma que se hizo en la pregunta anterior de este tutorial para 2smr.com teniendo en cuenta:</w:t>
+      </w:r>
+    </w:p>
+    <w:p>
+      <w:r>
+        <w:t>- El puerto a usar será 443, no el 80</w:t>
+      </w:r>
+    </w:p>
+    <w:p>
+      <w:r>
+        <w:t xml:space="preserve">- se activará el servidor virtual con el </w:t>
+      </w:r>
+      <w:proofErr w:type="spellStart"/>
+      <w:proofErr w:type="gramStart"/>
+      <w:r>
+        <w:t>comando,siendo</w:t>
+      </w:r>
+      <w:proofErr w:type="spellEnd"/>
+      <w:proofErr w:type="gramEnd"/>
+      <w:r>
+        <w:t xml:space="preserve"> </w:t>
+      </w:r>
+      <w:proofErr w:type="spellStart"/>
+      <w:r>
+        <w:t>root</w:t>
+      </w:r>
+      <w:proofErr w:type="spellEnd"/>
+      <w:r>
+        <w:t>, a2ensite www.1smr.com</w:t>
+      </w:r>
+    </w:p>
+    <w:p>
+      <w:r>
+        <w:t xml:space="preserve">sudo a2enmod </w:t>
+      </w:r>
+      <w:proofErr w:type="spellStart"/>
+      <w:r>
+        <w:t>ssl</w:t>
+      </w:r>
+      <w:proofErr w:type="spellEnd"/>
+      <w:r>
+        <w:t xml:space="preserve"> Esto activa el https en Apache</w:t>
+      </w:r>
+    </w:p>
+    <w:p>
+      <w:proofErr w:type="spellStart"/>
+      <w:r>
+        <w:t>service</w:t>
+      </w:r>
+      <w:proofErr w:type="spellEnd"/>
+      <w:r>
+        <w:t xml:space="preserve"> apache2 </w:t>
+      </w:r>
+      <w:proofErr w:type="spellStart"/>
+      <w:r>
+        <w:t>restart</w:t>
+      </w:r>
+      <w:proofErr w:type="spellEnd"/>
+      <w:r>
+        <w:t xml:space="preserve"> Reiniciamos apache2, ya con </w:t>
+      </w:r>
+      <w:proofErr w:type="spellStart"/>
+      <w:r>
+        <w:t>ssl</w:t>
+      </w:r>
+      <w:proofErr w:type="spellEnd"/>
+    </w:p>
+    <w:p>
+      <w:pPr>
+        <w:tabs>
+          <w:tab w:val="left" w:pos="1415"/>
+        </w:tabs>
+      </w:pPr>
+      <w:r>
+        <w:rPr>
+          <w:noProof/>
+        </w:rPr>
+        <w:drawing>
+          <wp:inline distT="0" distB="0" distL="0" distR="0" wp14:anchorId="42983456" wp14:editId="5314303A">
+            <wp:extent cx="3713260" cy="805180"/>
+            <wp:effectExtent l="0" t="0" r="1905" b="0"/>
+            <wp:docPr id="24" name="Imagen 24"/>
+            <wp:cNvGraphicFramePr>
+              <a:graphicFrameLocks xmlns:a="http://schemas.openxmlformats.org/drawingml/2006/main" noChangeAspect="1"/>
+            </wp:cNvGraphicFramePr>
+            <a:graphic xmlns:a="http://schemas.openxmlformats.org/drawingml/2006/main">
+              <a:graphicData uri="http://schemas.openxmlformats.org/drawingml/2006/picture">
+                <pic:pic xmlns:pic="http://schemas.openxmlformats.org/drawingml/2006/picture">
+                  <pic:nvPicPr>
+                    <pic:cNvPr id="1" name=""/>
+                    <pic:cNvPicPr/>
+                  </pic:nvPicPr>
+                  <pic:blipFill>
+                    <a:blip r:embed="rId43"/>
+                    <a:stretch>
+                      <a:fillRect/>
+                    </a:stretch>
+                  </pic:blipFill>
+                  <pic:spPr>
+                    <a:xfrm>
+                      <a:off x="0" y="0"/>
+                      <a:ext cx="3749191" cy="812971"/>
+                    </a:xfrm>
+                    <a:prstGeom prst="rect">
+                      <a:avLst/>
+                    </a:prstGeom>
+                  </pic:spPr>
+                </pic:pic>
+              </a:graphicData>
+            </a:graphic>
+          </wp:inline>
+        </w:drawing>
+      </w:r>
+    </w:p>
+    <w:p>
+      <w:r>
+        <w:t>1.- Desde una terminal de Ubuntu creamos certificados digitales para el host virtual (todo esto es un solo comando):</w:t>
+      </w:r>
+    </w:p>
+    <w:p>
+      <w:r>
+        <w:t xml:space="preserve">sudo </w:t>
+      </w:r>
+      <w:proofErr w:type="spellStart"/>
+      <w:r>
+        <w:t>openssl</w:t>
+      </w:r>
+      <w:proofErr w:type="spellEnd"/>
+      <w:r>
+        <w:t xml:space="preserve"> </w:t>
+      </w:r>
+      <w:proofErr w:type="spellStart"/>
+      <w:r>
+        <w:t>req</w:t>
+      </w:r>
+      <w:proofErr w:type="spellEnd"/>
+      <w:r>
+        <w:t xml:space="preserve"> -x509 -</w:t>
+      </w:r>
+      <w:proofErr w:type="spellStart"/>
+      <w:r>
+        <w:t>nodes</w:t>
+      </w:r>
+      <w:proofErr w:type="spellEnd"/>
+      <w:r>
+        <w:t xml:space="preserve"> -</w:t>
+      </w:r>
+      <w:proofErr w:type="spellStart"/>
+      <w:r>
+        <w:t>days</w:t>
+      </w:r>
+      <w:proofErr w:type="spellEnd"/>
+      <w:r>
+        <w:t xml:space="preserve"> 365 -</w:t>
+      </w:r>
+      <w:proofErr w:type="spellStart"/>
+      <w:r>
+        <w:t>newkey</w:t>
+      </w:r>
+      <w:proofErr w:type="spellEnd"/>
+      <w:r>
+        <w:t xml:space="preserve"> rsa:2048 -</w:t>
+      </w:r>
+      <w:proofErr w:type="spellStart"/>
+      <w:r>
+        <w:t>keyout</w:t>
+      </w:r>
+      <w:proofErr w:type="spellEnd"/>
+      <w:r>
+        <w:t xml:space="preserve"> /</w:t>
+      </w:r>
+      <w:proofErr w:type="spellStart"/>
+      <w:r>
+        <w:t>etc</w:t>
+      </w:r>
+      <w:proofErr w:type="spellEnd"/>
+      <w:r>
+        <w:t>/</w:t>
+      </w:r>
+      <w:proofErr w:type="spellStart"/>
+      <w:r>
+        <w:t>ssl</w:t>
+      </w:r>
+      <w:proofErr w:type="spellEnd"/>
+      <w:r>
+        <w:t>/</w:t>
+      </w:r>
+      <w:proofErr w:type="spellStart"/>
+      <w:r>
+        <w:t>private</w:t>
+      </w:r>
+      <w:proofErr w:type="spellEnd"/>
+      <w:r>
+        <w:t>/1smr.com.key -</w:t>
+      </w:r>
+      <w:proofErr w:type="spellStart"/>
+      <w:r>
+        <w:t>out</w:t>
+      </w:r>
+      <w:proofErr w:type="spellEnd"/>
+      <w:r>
+        <w:t xml:space="preserve"> /</w:t>
+      </w:r>
+      <w:proofErr w:type="spellStart"/>
+      <w:r>
+        <w:t>etc</w:t>
+      </w:r>
+      <w:proofErr w:type="spellEnd"/>
+      <w:r>
+        <w:t>/</w:t>
+      </w:r>
+      <w:proofErr w:type="spellStart"/>
+      <w:r>
+        <w:t>ssl</w:t>
+      </w:r>
+      <w:proofErr w:type="spellEnd"/>
+      <w:r>
+        <w:t>/</w:t>
+      </w:r>
+      <w:proofErr w:type="spellStart"/>
+      <w:r>
+        <w:t>certs</w:t>
+      </w:r>
+      <w:proofErr w:type="spellEnd"/>
+      <w:r>
+        <w:t>/1smr.com.crt</w:t>
+      </w:r>
+      <w:r>
+        <w:rPr>
+          <w:noProof/>
+        </w:rPr>
+        <w:drawing>
+          <wp:inline distT="0" distB="0" distL="0" distR="0" wp14:anchorId="6D3BF8E7" wp14:editId="021B1400">
+            <wp:extent cx="4643562" cy="1341085"/>
+            <wp:effectExtent l="0" t="0" r="5080" b="0"/>
+            <wp:docPr id="28" name="Imagen 28"/>
+            <wp:cNvGraphicFramePr>
+              <a:graphicFrameLocks xmlns:a="http://schemas.openxmlformats.org/drawingml/2006/main" noChangeAspect="1"/>
+            </wp:cNvGraphicFramePr>
+            <a:graphic xmlns:a="http://schemas.openxmlformats.org/drawingml/2006/main">
+              <a:graphicData uri="http://schemas.openxmlformats.org/drawingml/2006/picture">
+                <pic:pic xmlns:pic="http://schemas.openxmlformats.org/drawingml/2006/picture">
+                  <pic:nvPicPr>
+                    <pic:cNvPr id="1" name=""/>
+                    <pic:cNvPicPr/>
+                  </pic:nvPicPr>
+                  <pic:blipFill>
+                    <a:blip r:embed="rId44"/>
+                    <a:stretch>
+                      <a:fillRect/>
+                    </a:stretch>
+                  </pic:blipFill>
+                  <pic:spPr>
+                    <a:xfrm>
+                      <a:off x="0" y="0"/>
+                      <a:ext cx="4674995" cy="1350163"/>
+                    </a:xfrm>
+                    <a:prstGeom prst="rect">
+                      <a:avLst/>
+                    </a:prstGeom>
+                  </pic:spPr>
+                </pic:pic>
+              </a:graphicData>
+            </a:graphic>
+          </wp:inline>
+        </w:drawing>
+      </w:r>
+    </w:p>
+    <w:p>
+      <w:r>
+        <w:t>Con esta orden se crean certificados digitales que no están certificados por ninguna autoridad de certificación de confianza (FNMT, policía nacional), sino que lo hemos hecho nosotros para esta práctica.</w:t>
+      </w:r>
+    </w:p>
+    <w:p>
+      <w:r>
+        <w:t>Se harán varias preguntas para crear el certificado. La más importante es la que dice "</w:t>
+      </w:r>
+      <w:proofErr w:type="spellStart"/>
+      <w:r>
+        <w:t>Common</w:t>
+      </w:r>
+      <w:proofErr w:type="spellEnd"/>
+      <w:r>
+        <w:t xml:space="preserve"> </w:t>
+      </w:r>
+      <w:proofErr w:type="spellStart"/>
+      <w:r>
+        <w:t>Name</w:t>
+      </w:r>
+      <w:proofErr w:type="spellEnd"/>
+      <w:r>
+        <w:t>", donde tendrás que escribir el nombre del dominio del host virtual, en mi caso 1smr.com</w:t>
+      </w:r>
+    </w:p>
+    <w:p>
+      <w:r>
+        <w:rPr>
+          <w:noProof/>
+        </w:rPr>
+        <w:drawing>
+          <wp:inline distT="0" distB="0" distL="0" distR="0" wp14:anchorId="555FED21" wp14:editId="60498890">
+            <wp:extent cx="4422029" cy="309916"/>
+            <wp:effectExtent l="0" t="0" r="0" b="0"/>
+            <wp:docPr id="27" name="Imagen 27"/>
+            <wp:cNvGraphicFramePr>
+              <a:graphicFrameLocks xmlns:a="http://schemas.openxmlformats.org/drawingml/2006/main" noChangeAspect="1"/>
+            </wp:cNvGraphicFramePr>
+            <a:graphic xmlns:a="http://schemas.openxmlformats.org/drawingml/2006/main">
+              <a:graphicData uri="http://schemas.openxmlformats.org/drawingml/2006/picture">
+                <pic:pic xmlns:pic="http://schemas.openxmlformats.org/drawingml/2006/picture">
+                  <pic:nvPicPr>
+                    <pic:cNvPr id="1" name=""/>
+                    <pic:cNvPicPr/>
+                  </pic:nvPicPr>
+                  <pic:blipFill>
+                    <a:blip r:embed="rId45"/>
+                    <a:stretch>
+                      <a:fillRect/>
+                    </a:stretch>
+                  </pic:blipFill>
+                  <pic:spPr>
+                    <a:xfrm>
+                      <a:off x="0" y="0"/>
+                      <a:ext cx="4435679" cy="310873"/>
+                    </a:xfrm>
+                    <a:prstGeom prst="rect">
+                      <a:avLst/>
+                    </a:prstGeom>
+                  </pic:spPr>
+                </pic:pic>
+              </a:graphicData>
+            </a:graphic>
+          </wp:inline>
+        </w:drawing>
+      </w:r>
+    </w:p>
+    <w:p>
+      <w:r>
+        <w:lastRenderedPageBreak/>
+        <w:t xml:space="preserve">2.- En </w:t>
+      </w:r>
+      <w:proofErr w:type="spellStart"/>
+      <w:r>
+        <w:t>webmin</w:t>
+      </w:r>
+      <w:proofErr w:type="spellEnd"/>
+      <w:r>
+        <w:t xml:space="preserve">, entramos en Servidores-&gt;Servidor web </w:t>
+      </w:r>
+      <w:proofErr w:type="spellStart"/>
+      <w:r>
+        <w:t>Apache→Hosts</w:t>
+      </w:r>
+      <w:proofErr w:type="spellEnd"/>
+      <w:r>
+        <w:t xml:space="preserve"> virtuales existentes, hacemos clic en el host virtual, en mi caso el que pone en “Nombre del servidor” www.1smr.com</w:t>
+      </w:r>
+    </w:p>
+    <w:p>
+      <w:r>
+        <w:t>Cambiamos el puerto del 80 al 443, si no estuviera cambiado y le damos a Guardar</w:t>
+      </w:r>
+    </w:p>
+    <w:p>
+      <w:r>
+        <w:rPr>
+          <w:noProof/>
+        </w:rPr>
+        <w:drawing>
+          <wp:inline distT="0" distB="0" distL="0" distR="0" wp14:anchorId="4F0254BC" wp14:editId="7FCBC59D">
+            <wp:extent cx="4039263" cy="2329796"/>
+            <wp:effectExtent l="0" t="0" r="0" b="0"/>
+            <wp:docPr id="29" name="Imagen 29"/>
+            <wp:cNvGraphicFramePr>
+              <a:graphicFrameLocks xmlns:a="http://schemas.openxmlformats.org/drawingml/2006/main" noChangeAspect="1"/>
+            </wp:cNvGraphicFramePr>
+            <a:graphic xmlns:a="http://schemas.openxmlformats.org/drawingml/2006/main">
+              <a:graphicData uri="http://schemas.openxmlformats.org/drawingml/2006/picture">
+                <pic:pic xmlns:pic="http://schemas.openxmlformats.org/drawingml/2006/picture">
+                  <pic:nvPicPr>
+                    <pic:cNvPr id="1" name=""/>
+                    <pic:cNvPicPr/>
+                  </pic:nvPicPr>
+                  <pic:blipFill>
+                    <a:blip r:embed="rId46"/>
+                    <a:stretch>
+                      <a:fillRect/>
+                    </a:stretch>
+                  </pic:blipFill>
+                  <pic:spPr>
+                    <a:xfrm>
+                      <a:off x="0" y="0"/>
+                      <a:ext cx="4044799" cy="2332989"/>
+                    </a:xfrm>
+                    <a:prstGeom prst="rect">
+                      <a:avLst/>
+                    </a:prstGeom>
+                  </pic:spPr>
+                </pic:pic>
+              </a:graphicData>
+            </a:graphic>
+          </wp:inline>
+        </w:drawing>
+      </w:r>
+    </w:p>
+    <w:p>
+      <w:r>
+        <w:t>Tenemos</w:t>
+      </w:r>
+    </w:p>
+    <w:p>
+      <w:r>
+        <w:rPr>
+          <w:noProof/>
+        </w:rPr>
+        <w:drawing>
+          <wp:inline distT="0" distB="0" distL="0" distR="0" wp14:anchorId="3D1C6A6F" wp14:editId="7ADB851E">
+            <wp:extent cx="3411110" cy="1085426"/>
+            <wp:effectExtent l="0" t="0" r="0" b="635"/>
+            <wp:docPr id="30" name="Imagen 30"/>
+            <wp:cNvGraphicFramePr>
+              <a:graphicFrameLocks xmlns:a="http://schemas.openxmlformats.org/drawingml/2006/main" noChangeAspect="1"/>
+            </wp:cNvGraphicFramePr>
+            <a:graphic xmlns:a="http://schemas.openxmlformats.org/drawingml/2006/main">
+              <a:graphicData uri="http://schemas.openxmlformats.org/drawingml/2006/picture">
+                <pic:pic xmlns:pic="http://schemas.openxmlformats.org/drawingml/2006/picture">
+                  <pic:nvPicPr>
+                    <pic:cNvPr id="1" name=""/>
+                    <pic:cNvPicPr/>
+                  </pic:nvPicPr>
+                  <pic:blipFill>
+                    <a:blip r:embed="rId47"/>
+                    <a:stretch>
+                      <a:fillRect/>
+                    </a:stretch>
+                  </pic:blipFill>
+                  <pic:spPr>
+                    <a:xfrm>
+                      <a:off x="0" y="0"/>
+                      <a:ext cx="3419861" cy="1088211"/>
+                    </a:xfrm>
+                    <a:prstGeom prst="rect">
+                      <a:avLst/>
+                    </a:prstGeom>
+                  </pic:spPr>
+                </pic:pic>
+              </a:graphicData>
+            </a:graphic>
+          </wp:inline>
+        </w:drawing>
+      </w:r>
+    </w:p>
+    <w:p>
+      <w:r>
+        <w:t>Hacemos clic en ese servidor virtual y</w:t>
+      </w:r>
+    </w:p>
+    <w:p>
+      <w:r>
+        <w:rPr>
+          <w:noProof/>
+        </w:rPr>
+        <w:drawing>
+          <wp:inline distT="0" distB="0" distL="0" distR="0" wp14:anchorId="4FE2B8A3" wp14:editId="4130BE3F">
+            <wp:extent cx="3200331" cy="2043485"/>
+            <wp:effectExtent l="0" t="0" r="635" b="0"/>
+            <wp:docPr id="31" name="Imagen 31"/>
+            <wp:cNvGraphicFramePr>
+              <a:graphicFrameLocks xmlns:a="http://schemas.openxmlformats.org/drawingml/2006/main" noChangeAspect="1"/>
+            </wp:cNvGraphicFramePr>
+            <a:graphic xmlns:a="http://schemas.openxmlformats.org/drawingml/2006/main">
+              <a:graphicData uri="http://schemas.openxmlformats.org/drawingml/2006/picture">
+                <pic:pic xmlns:pic="http://schemas.openxmlformats.org/drawingml/2006/picture">
+                  <pic:nvPicPr>
+                    <pic:cNvPr id="1" name=""/>
+                    <pic:cNvPicPr/>
+                  </pic:nvPicPr>
+                  <pic:blipFill>
+                    <a:blip r:embed="rId48"/>
+                    <a:stretch>
+                      <a:fillRect/>
+                    </a:stretch>
+                  </pic:blipFill>
+                  <pic:spPr>
+                    <a:xfrm>
+                      <a:off x="0" y="0"/>
+                      <a:ext cx="3207232" cy="2047892"/>
+                    </a:xfrm>
+                    <a:prstGeom prst="rect">
+                      <a:avLst/>
+                    </a:prstGeom>
+                  </pic:spPr>
+                </pic:pic>
+              </a:graphicData>
+            </a:graphic>
+          </wp:inline>
+        </w:drawing>
+      </w:r>
+    </w:p>
+    <w:p>
+      <w:r>
+        <w:t>3.- Debe salir una ventana con</w:t>
+      </w:r>
+    </w:p>
+    <w:p>
+      <w:r>
+        <w:rPr>
+          <w:noProof/>
+        </w:rPr>
+        <w:drawing>
+          <wp:inline distT="0" distB="0" distL="0" distR="0" wp14:anchorId="41D8D9A7" wp14:editId="1906CA4F">
+            <wp:extent cx="4461786" cy="770739"/>
+            <wp:effectExtent l="0" t="0" r="0" b="0"/>
+            <wp:docPr id="32" name="Imagen 32"/>
+            <wp:cNvGraphicFramePr>
+              <a:graphicFrameLocks xmlns:a="http://schemas.openxmlformats.org/drawingml/2006/main" noChangeAspect="1"/>
+            </wp:cNvGraphicFramePr>
+            <a:graphic xmlns:a="http://schemas.openxmlformats.org/drawingml/2006/main">
+              <a:graphicData uri="http://schemas.openxmlformats.org/drawingml/2006/picture">
+                <pic:pic xmlns:pic="http://schemas.openxmlformats.org/drawingml/2006/picture">
+                  <pic:nvPicPr>
+                    <pic:cNvPr id="1" name=""/>
+                    <pic:cNvPicPr/>
+                  </pic:nvPicPr>
+                  <pic:blipFill>
+                    <a:blip r:embed="rId49"/>
+                    <a:stretch>
+                      <a:fillRect/>
+                    </a:stretch>
+                  </pic:blipFill>
+                  <pic:spPr>
+                    <a:xfrm>
+                      <a:off x="0" y="0"/>
+                      <a:ext cx="4472178" cy="772534"/>
+                    </a:xfrm>
+                    <a:prstGeom prst="rect">
+                      <a:avLst/>
+                    </a:prstGeom>
+                  </pic:spPr>
+                </pic:pic>
+              </a:graphicData>
+            </a:graphic>
+          </wp:inline>
+        </w:drawing>
+      </w:r>
+    </w:p>
+    <w:p>
+      <w:r>
+        <w:lastRenderedPageBreak/>
+        <w:t xml:space="preserve">Si no sale esa ventana, habrá que ir a </w:t>
+      </w:r>
+      <w:proofErr w:type="spellStart"/>
+      <w:r>
+        <w:t>Servidores→Servidor</w:t>
+      </w:r>
+      <w:proofErr w:type="spellEnd"/>
+      <w:r>
+        <w:t xml:space="preserve"> Web </w:t>
+      </w:r>
+      <w:proofErr w:type="spellStart"/>
+      <w:r>
+        <w:t>Apache→Pestaña</w:t>
+      </w:r>
+      <w:proofErr w:type="spellEnd"/>
+      <w:r>
+        <w:t xml:space="preserve"> “Configuración global” y escoger el icono “Archivos de configuración”</w:t>
+      </w:r>
+    </w:p>
+    <w:p/>
+    <w:p>
+      <w:r>
+        <w:t xml:space="preserve">Hay que elegir el archivo </w:t>
+      </w:r>
+      <w:hyperlink r:id="rId50" w:history="1">
+        <w:r>
+          <w:rPr>
+            <w:rStyle w:val="Hipervnculo"/>
+          </w:rPr>
+          <w:t>www.1smr.com.conf</w:t>
+        </w:r>
+      </w:hyperlink>
+    </w:p>
+    <w:p/>
+    <w:p>
+      <w:r>
+        <w:t>Una vez elegido, debe quedar así y lo guardamos:</w:t>
+      </w:r>
+    </w:p>
+    <w:p>
+      <w:pPr>
+        <w:rPr>
+          <w:sz w:val="16"/>
+          <w:szCs w:val="16"/>
+        </w:rPr>
+      </w:pPr>
+      <w:proofErr w:type="spellStart"/>
+      <w:r>
+        <w:rPr>
+          <w:sz w:val="16"/>
+          <w:szCs w:val="16"/>
+        </w:rPr>
+        <w:t>DocumentRoot</w:t>
+      </w:r>
+      <w:proofErr w:type="spellEnd"/>
+      <w:r>
+        <w:rPr>
+          <w:sz w:val="16"/>
+          <w:szCs w:val="16"/>
+        </w:rPr>
+        <w:t xml:space="preserve"> "/</w:t>
+      </w:r>
+      <w:proofErr w:type="spellStart"/>
+      <w:r>
+        <w:rPr>
+          <w:sz w:val="16"/>
+          <w:szCs w:val="16"/>
+        </w:rPr>
+        <w:t>var</w:t>
+      </w:r>
+      <w:proofErr w:type="spellEnd"/>
+      <w:r>
+        <w:rPr>
+          <w:sz w:val="16"/>
+          <w:szCs w:val="16"/>
+        </w:rPr>
+        <w:t>/www/1smr"</w:t>
+      </w:r>
+    </w:p>
+    <w:p>
+      <w:pPr>
+        <w:rPr>
+          <w:sz w:val="16"/>
+          <w:szCs w:val="16"/>
+        </w:rPr>
+      </w:pPr>
+      <w:proofErr w:type="spellStart"/>
+      <w:r>
+        <w:rPr>
+          <w:sz w:val="16"/>
+          <w:szCs w:val="16"/>
+        </w:rPr>
+        <w:t>ServerName</w:t>
+      </w:r>
+      <w:proofErr w:type="spellEnd"/>
+      <w:r>
+        <w:rPr>
+          <w:sz w:val="16"/>
+          <w:szCs w:val="16"/>
+        </w:rPr>
+        <w:t xml:space="preserve"> www.1smr.com</w:t>
+      </w:r>
+    </w:p>
+    <w:p>
+      <w:pPr>
+        <w:rPr>
+          <w:sz w:val="16"/>
+          <w:szCs w:val="16"/>
+        </w:rPr>
+      </w:pPr>
+      <w:proofErr w:type="spellStart"/>
+      <w:r>
+        <w:rPr>
+          <w:sz w:val="16"/>
+          <w:szCs w:val="16"/>
+        </w:rPr>
+        <w:t>SSLEngine</w:t>
+      </w:r>
+      <w:proofErr w:type="spellEnd"/>
+      <w:r>
+        <w:rPr>
+          <w:sz w:val="16"/>
+          <w:szCs w:val="16"/>
+        </w:rPr>
+        <w:t xml:space="preserve"> </w:t>
+      </w:r>
+      <w:proofErr w:type="spellStart"/>
+      <w:r>
+        <w:rPr>
+          <w:sz w:val="16"/>
+          <w:szCs w:val="16"/>
+        </w:rPr>
+        <w:t>on</w:t>
+      </w:r>
+      <w:proofErr w:type="spellEnd"/>
+    </w:p>
+    <w:p>
+      <w:pPr>
+        <w:rPr>
+          <w:sz w:val="16"/>
+          <w:szCs w:val="16"/>
+        </w:rPr>
+      </w:pPr>
+      <w:proofErr w:type="spellStart"/>
+      <w:r>
+        <w:rPr>
+          <w:sz w:val="16"/>
+          <w:szCs w:val="16"/>
+        </w:rPr>
+        <w:t>SSLCertificateFile</w:t>
+      </w:r>
+      <w:proofErr w:type="spellEnd"/>
+      <w:r>
+        <w:rPr>
+          <w:sz w:val="16"/>
+          <w:szCs w:val="16"/>
+        </w:rPr>
+        <w:t xml:space="preserve"> /</w:t>
+      </w:r>
+      <w:proofErr w:type="spellStart"/>
+      <w:r>
+        <w:rPr>
+          <w:sz w:val="16"/>
+          <w:szCs w:val="16"/>
+        </w:rPr>
+        <w:t>etc</w:t>
+      </w:r>
+      <w:proofErr w:type="spellEnd"/>
+      <w:r>
+        <w:rPr>
+          <w:sz w:val="16"/>
+          <w:szCs w:val="16"/>
+        </w:rPr>
+        <w:t>/</w:t>
+      </w:r>
+      <w:proofErr w:type="spellStart"/>
+      <w:r>
+        <w:rPr>
+          <w:sz w:val="16"/>
+          <w:szCs w:val="16"/>
+        </w:rPr>
+        <w:t>ssl</w:t>
+      </w:r>
+      <w:proofErr w:type="spellEnd"/>
+      <w:r>
+        <w:rPr>
+          <w:sz w:val="16"/>
+          <w:szCs w:val="16"/>
+        </w:rPr>
+        <w:t>/</w:t>
+      </w:r>
+      <w:proofErr w:type="spellStart"/>
+      <w:r>
+        <w:rPr>
+          <w:sz w:val="16"/>
+          <w:szCs w:val="16"/>
+        </w:rPr>
+        <w:t>certs</w:t>
+      </w:r>
+      <w:proofErr w:type="spellEnd"/>
+      <w:r>
+        <w:rPr>
+          <w:sz w:val="16"/>
+          <w:szCs w:val="16"/>
+        </w:rPr>
+        <w:t>/1smr.com.crt</w:t>
+      </w:r>
+    </w:p>
+    <w:p>
+      <w:pPr>
+        <w:rPr>
+          <w:sz w:val="16"/>
+          <w:szCs w:val="16"/>
+        </w:rPr>
+      </w:pPr>
+      <w:proofErr w:type="spellStart"/>
+      <w:r>
+        <w:rPr>
+          <w:sz w:val="16"/>
+          <w:szCs w:val="16"/>
+        </w:rPr>
+        <w:t>SSLCertificateKeyFile</w:t>
+      </w:r>
+      <w:proofErr w:type="spellEnd"/>
+      <w:r>
+        <w:rPr>
+          <w:sz w:val="16"/>
+          <w:szCs w:val="16"/>
+        </w:rPr>
+        <w:t xml:space="preserve"> /</w:t>
+      </w:r>
+      <w:proofErr w:type="spellStart"/>
+      <w:r>
+        <w:rPr>
+          <w:sz w:val="16"/>
+          <w:szCs w:val="16"/>
+        </w:rPr>
+        <w:t>etc</w:t>
+      </w:r>
+      <w:proofErr w:type="spellEnd"/>
+      <w:r>
+        <w:rPr>
+          <w:sz w:val="16"/>
+          <w:szCs w:val="16"/>
+        </w:rPr>
+        <w:t>/</w:t>
+      </w:r>
+      <w:proofErr w:type="spellStart"/>
+      <w:r>
+        <w:rPr>
+          <w:sz w:val="16"/>
+          <w:szCs w:val="16"/>
+        </w:rPr>
+        <w:t>ssl</w:t>
+      </w:r>
+      <w:proofErr w:type="spellEnd"/>
+      <w:r>
+        <w:rPr>
+          <w:sz w:val="16"/>
+          <w:szCs w:val="16"/>
+        </w:rPr>
+        <w:t>/</w:t>
+      </w:r>
+      <w:proofErr w:type="spellStart"/>
+      <w:r>
+        <w:rPr>
+          <w:sz w:val="16"/>
+          <w:szCs w:val="16"/>
+        </w:rPr>
+        <w:t>private</w:t>
+      </w:r>
+      <w:proofErr w:type="spellEnd"/>
+      <w:r>
+        <w:rPr>
+          <w:sz w:val="16"/>
+          <w:szCs w:val="16"/>
+        </w:rPr>
+        <w:t>/1smr.com.key</w:t>
+      </w:r>
+    </w:p>
+    <w:p>
+      <w:pPr>
+        <w:rPr>
+          <w:sz w:val="16"/>
+          <w:szCs w:val="16"/>
+        </w:rPr>
+      </w:pPr>
+      <w:r>
+        <w:rPr>
+          <w:sz w:val="16"/>
+          <w:szCs w:val="16"/>
+        </w:rPr>
+        <w:t>&lt;</w:t>
+      </w:r>
+      <w:proofErr w:type="spellStart"/>
+      <w:r>
+        <w:rPr>
+          <w:sz w:val="16"/>
+          <w:szCs w:val="16"/>
+        </w:rPr>
+        <w:t>Directory</w:t>
+      </w:r>
+      <w:proofErr w:type="spellEnd"/>
+      <w:r>
+        <w:rPr>
+          <w:sz w:val="16"/>
+          <w:szCs w:val="16"/>
+        </w:rPr>
+        <w:t xml:space="preserve"> "/</w:t>
+      </w:r>
+      <w:proofErr w:type="spellStart"/>
+      <w:r>
+        <w:rPr>
+          <w:sz w:val="16"/>
+          <w:szCs w:val="16"/>
+        </w:rPr>
+        <w:t>var</w:t>
+      </w:r>
+      <w:proofErr w:type="spellEnd"/>
+      <w:r>
+        <w:rPr>
+          <w:sz w:val="16"/>
+          <w:szCs w:val="16"/>
+        </w:rPr>
+        <w:t>/www/1smr"&gt;</w:t>
+      </w:r>
+    </w:p>
+    <w:p>
+      <w:pPr>
+        <w:rPr>
+          <w:sz w:val="16"/>
+          <w:szCs w:val="16"/>
+        </w:rPr>
+      </w:pPr>
+      <w:proofErr w:type="spellStart"/>
+      <w:r>
+        <w:rPr>
+          <w:sz w:val="16"/>
+          <w:szCs w:val="16"/>
+        </w:rPr>
+        <w:t>Options</w:t>
+      </w:r>
+      <w:proofErr w:type="spellEnd"/>
+      <w:r>
+        <w:rPr>
+          <w:sz w:val="16"/>
+          <w:szCs w:val="16"/>
+        </w:rPr>
+        <w:t xml:space="preserve"> </w:t>
+      </w:r>
+      <w:proofErr w:type="spellStart"/>
+      <w:r>
+        <w:rPr>
+          <w:sz w:val="16"/>
+          <w:szCs w:val="16"/>
+        </w:rPr>
+        <w:t>None</w:t>
+      </w:r>
+      <w:proofErr w:type="spellEnd"/>
+    </w:p>
+    <w:p>
+      <w:pPr>
+        <w:rPr>
+          <w:sz w:val="16"/>
+          <w:szCs w:val="16"/>
+        </w:rPr>
+      </w:pPr>
+      <w:proofErr w:type="spellStart"/>
+      <w:r>
+        <w:rPr>
+          <w:sz w:val="16"/>
+          <w:szCs w:val="16"/>
+        </w:rPr>
+        <w:t>Require</w:t>
+      </w:r>
+      <w:proofErr w:type="spellEnd"/>
+      <w:r>
+        <w:rPr>
+          <w:sz w:val="16"/>
+          <w:szCs w:val="16"/>
+        </w:rPr>
+        <w:t xml:space="preserve"> </w:t>
+      </w:r>
+      <w:proofErr w:type="spellStart"/>
+      <w:r>
+        <w:rPr>
+          <w:sz w:val="16"/>
+          <w:szCs w:val="16"/>
+        </w:rPr>
+        <w:t>all</w:t>
+      </w:r>
+      <w:proofErr w:type="spellEnd"/>
+      <w:r>
+        <w:rPr>
+          <w:sz w:val="16"/>
+          <w:szCs w:val="16"/>
+        </w:rPr>
+        <w:t xml:space="preserve"> </w:t>
+      </w:r>
+      <w:proofErr w:type="spellStart"/>
+      <w:r>
+        <w:rPr>
+          <w:sz w:val="16"/>
+          <w:szCs w:val="16"/>
+        </w:rPr>
+        <w:t>granted</w:t>
+      </w:r>
+      <w:proofErr w:type="spellEnd"/>
+    </w:p>
+    <w:p>
+      <w:pPr>
+        <w:rPr>
+          <w:sz w:val="16"/>
+          <w:szCs w:val="16"/>
+        </w:rPr>
+      </w:pPr>
+      <w:r>
+        <w:rPr>
+          <w:sz w:val="16"/>
+          <w:szCs w:val="16"/>
+        </w:rPr>
+        <w:t>&lt;/</w:t>
+      </w:r>
+      <w:proofErr w:type="spellStart"/>
+      <w:r>
+        <w:rPr>
+          <w:sz w:val="16"/>
+          <w:szCs w:val="16"/>
+        </w:rPr>
+        <w:t>Directory</w:t>
+      </w:r>
+      <w:proofErr w:type="spellEnd"/>
+      <w:r>
+        <w:rPr>
+          <w:sz w:val="16"/>
+          <w:szCs w:val="16"/>
+        </w:rPr>
+        <w:t>&gt;</w:t>
+      </w:r>
+    </w:p>
+    <w:p/>
+    <w:p>
+      <w:r>
+        <w:t>4.- Habilitar el sitio web. Desde la terminal hacemos:</w:t>
+      </w:r>
+    </w:p>
+    <w:p>
+      <w:r>
+        <w:t xml:space="preserve">sudo a2ensite </w:t>
+      </w:r>
+      <w:hyperlink r:id="rId51" w:history="1">
+        <w:r>
+          <w:rPr>
+            <w:rStyle w:val="Hipervnculo"/>
+          </w:rPr>
+          <w:t>www.1smr.com</w:t>
+        </w:r>
+      </w:hyperlink>
+    </w:p>
+    <w:p/>
+    <w:p>
+      <w:r>
+        <w:t>Para ver que todo está bien, hacemos</w:t>
+      </w:r>
+    </w:p>
+    <w:p>
+      <w:r>
+        <w:t xml:space="preserve">sudo apache2ctl </w:t>
+      </w:r>
+      <w:proofErr w:type="spellStart"/>
+      <w:r>
+        <w:t>configtest</w:t>
+      </w:r>
+      <w:proofErr w:type="spellEnd"/>
+    </w:p>
+    <w:p/>
+    <w:p>
+      <w:r>
+        <w:t>Debe de dar un aviso, y al final "</w:t>
+      </w:r>
+      <w:proofErr w:type="spellStart"/>
+      <w:r>
+        <w:t>Syntax</w:t>
+      </w:r>
+      <w:proofErr w:type="spellEnd"/>
+      <w:r>
+        <w:t xml:space="preserve"> OK" si todo va bien</w:t>
+      </w:r>
+    </w:p>
+    <w:p>
+      <w:r>
+        <w:t>ATENCIÓN: En un tutorial anterior se modificó el archivo /</w:t>
+      </w:r>
+      <w:proofErr w:type="spellStart"/>
+      <w:r>
+        <w:t>etc</w:t>
+      </w:r>
+      <w:proofErr w:type="spellEnd"/>
+      <w:r>
+        <w:t>/apache2/sites-</w:t>
+      </w:r>
+      <w:proofErr w:type="spellStart"/>
+      <w:r>
+        <w:t>enabled</w:t>
+      </w:r>
+      <w:proofErr w:type="spellEnd"/>
+      <w:r>
+        <w:t>/default-</w:t>
+      </w:r>
+      <w:proofErr w:type="spellStart"/>
+      <w:r>
+        <w:t>ssl.conf</w:t>
+      </w:r>
+      <w:proofErr w:type="spellEnd"/>
+      <w:r>
+        <w:t xml:space="preserve"> para poder usar páginas web sin cifrado. Ahora es el momento de restaurar la copia de seguridad que hicimos entonces o bien deshacer lo que pusimos antes, QUITANDO la almohadilla de las siguientes líneas:</w:t>
+      </w:r>
+    </w:p>
+    <w:p/>
+    <w:p>
+      <w:r>
+        <w:t>Quedarán así esas líneas</w:t>
+      </w:r>
+    </w:p>
+    <w:p/>
+    <w:p>
+      <w:r>
+        <w:t>Se guarda el archivo y se hace</w:t>
+      </w:r>
+    </w:p>
+    <w:p>
+      <w:proofErr w:type="spellStart"/>
+      <w:r>
+        <w:lastRenderedPageBreak/>
+        <w:t>service</w:t>
+      </w:r>
+      <w:proofErr w:type="spellEnd"/>
+      <w:r>
+        <w:t xml:space="preserve"> apache2 </w:t>
+      </w:r>
+      <w:proofErr w:type="spellStart"/>
+      <w:r>
+        <w:t>restart</w:t>
+      </w:r>
+      <w:proofErr w:type="spellEnd"/>
+    </w:p>
+    <w:p/>
+    <w:p>
+      <w:r>
+        <w:t>Ya está. Si todo ha salido bien, debemos teclear en el navegador el nombre de dominio precedido por https://</w:t>
+      </w:r>
+    </w:p>
+    <w:p>
+      <w:r>
+        <w:t xml:space="preserve">Se puede usar https://www.1smr.com si se hace desde el mismo ordenador donde está instalado Apache o bien con http://ip desde otro ordenador poniendo la </w:t>
+      </w:r>
+      <w:proofErr w:type="spellStart"/>
+      <w:r>
+        <w:t>ip</w:t>
+      </w:r>
+      <w:proofErr w:type="spellEnd"/>
+      <w:r>
+        <w:t xml:space="preserve"> del ordenador que tiene Apache. Yo lo he hecho desde otro ordenador poniendo, en mi caso, </w:t>
+      </w:r>
+      <w:hyperlink r:id="rId52" w:history="1">
+        <w:r>
+          <w:rPr>
+            <w:rStyle w:val="Hipervnculo"/>
+          </w:rPr>
+          <w:t>https://192.168.0.55</w:t>
+        </w:r>
+      </w:hyperlink>
+    </w:p>
+    <w:p/>
+    <w:p>
+      <w:r>
+        <w:t>El navegador avisa de que el certificado no es de confianza, damos a “Avanzado…” y luego</w:t>
+      </w:r>
+    </w:p>
+    <w:p>
+      <w:r>
+        <w:t>“Aceptar el riesgo y continuar”</w:t>
+      </w:r>
+    </w:p>
+    <w:p/>
+    <w:p>
+      <w:r>
+        <w:t>Ya sale la página web (fíjate que va cifrada, aunque el navegador informa que el certificado no es válido, ya que no está respaldado por una entidad certificadora de confianza):</w:t>
+      </w:r>
     </w:p>
     <w:p/>
     <w:p>
@@ -3610,6 +4849,530 @@
       </w:r>
       <w:bookmarkEnd w:id="4"/>
     </w:p>
+    <w:p>
+      <w:r>
+        <w:t>Una vez implantado el servicio web es necesario mantenerlo, controlando los accesos no deseados y los errores que pudiera tener.</w:t>
+      </w:r>
+    </w:p>
+    <w:p>
+      <w:r>
+        <w:t>Registro y monitorización del sistema: tarea que realiza normalmente el administrador del sistema. Se hace analizando los archivos de log. En el archivo /</w:t>
+      </w:r>
+      <w:proofErr w:type="spellStart"/>
+      <w:r>
+        <w:t>etc</w:t>
+      </w:r>
+      <w:proofErr w:type="spellEnd"/>
+      <w:r>
+        <w:t>/apache2/apache2.conf existen 2 registros principales para controlar los accesos y errores del servidor:</w:t>
+      </w:r>
+    </w:p>
+    <w:p>
+      <w:r>
+        <w:t>a) Registro de accesos: /</w:t>
+      </w:r>
+      <w:proofErr w:type="spellStart"/>
+      <w:r>
+        <w:t>var</w:t>
+      </w:r>
+      <w:proofErr w:type="spellEnd"/>
+      <w:r>
+        <w:t>/log/apache2/access.log</w:t>
+      </w:r>
+    </w:p>
+    <w:p>
+      <w:r>
+        <w:t>Se almacenan las peticiones solicitadas al servidor web (</w:t>
+      </w:r>
+      <w:proofErr w:type="spellStart"/>
+      <w:r>
+        <w:t>ip</w:t>
+      </w:r>
+      <w:proofErr w:type="spellEnd"/>
+      <w:r>
+        <w:t xml:space="preserve"> del cliente, fecha y hora de la petición, si la petición es </w:t>
+      </w:r>
+      <w:proofErr w:type="spellStart"/>
+      <w:r>
+        <w:t>get</w:t>
+      </w:r>
+      <w:proofErr w:type="spellEnd"/>
+      <w:r>
+        <w:t xml:space="preserve"> o </w:t>
+      </w:r>
+      <w:proofErr w:type="gramStart"/>
+      <w:r>
+        <w:t>post,…</w:t>
+      </w:r>
+      <w:proofErr w:type="gramEnd"/>
+      <w:r>
+        <w:t>)</w:t>
+      </w:r>
+    </w:p>
+    <w:p>
+      <w:r>
+        <w:t>Un ejemplo de este archivo es:</w:t>
+      </w:r>
+    </w:p>
+    <w:p/>
+    <w:p>
+      <w:r>
+        <w:t>En el caso de tener varios hosts virtuales, sería deseable configurar un registro de acceso para cada uno de ellos por separado.</w:t>
+      </w:r>
+    </w:p>
+    <w:p>
+      <w:r>
+        <w:t>b) Registro de errores: /</w:t>
+      </w:r>
+      <w:proofErr w:type="spellStart"/>
+      <w:r>
+        <w:t>var</w:t>
+      </w:r>
+      <w:proofErr w:type="spellEnd"/>
+      <w:r>
+        <w:t>/log/apache2/error.log</w:t>
+      </w:r>
+    </w:p>
+    <w:p>
+      <w:r>
+        <w:lastRenderedPageBreak/>
+        <w:t>Ejemplo:</w:t>
+      </w:r>
+    </w:p>
+    <w:p/>
+    <w:p>
+      <w:r>
+        <w:t xml:space="preserve">Se compone cada registro de error está formado por fecha y hora, módulo de Apache que ha producido el error, gravedad del </w:t>
+      </w:r>
+      <w:proofErr w:type="gramStart"/>
+      <w:r>
+        <w:t>mismo,…</w:t>
+      </w:r>
+      <w:proofErr w:type="gramEnd"/>
+    </w:p>
+    <w:p>
+      <w:r>
+        <w:t>Apache incluye un conjunto de directivas que hacen posible la configuración de los archivos de log:</w:t>
+      </w:r>
+    </w:p>
+    <w:p>
+      <w:proofErr w:type="spellStart"/>
+      <w:r>
+        <w:t>LogFormat</w:t>
+      </w:r>
+      <w:proofErr w:type="spellEnd"/>
+      <w:r>
+        <w:t xml:space="preserve">: La directiva </w:t>
+      </w:r>
+      <w:proofErr w:type="spellStart"/>
+      <w:r>
+        <w:t>LogFormat</w:t>
+      </w:r>
+      <w:proofErr w:type="spellEnd"/>
+      <w:r>
+        <w:t xml:space="preserve"> se utiliza para definir el formato de los registros. Puedes personalizar los elementos que se registran, como la dirección IP, el tiempo de acceso, el método HTTP, etc. Aquí hay un ejemplo básico:</w:t>
+      </w:r>
+    </w:p>
+    <w:p>
+      <w:proofErr w:type="spellStart"/>
+      <w:r>
+        <w:t>LogFormat</w:t>
+      </w:r>
+      <w:proofErr w:type="spellEnd"/>
+      <w:r>
+        <w:t xml:space="preserve"> "%h %l %u %t \"%r\" %&gt;s %b" </w:t>
+      </w:r>
+      <w:proofErr w:type="spellStart"/>
+      <w:r>
+        <w:t>common</w:t>
+      </w:r>
+      <w:proofErr w:type="spellEnd"/>
+    </w:p>
+    <w:p>
+      <w:r>
+        <w:t>Este formato incluye la dirección IP del cliente (%h), el nombre de usuario remoto (%l), el usuario remoto (%u), la fecha y hora del acceso (%t), la solicitud HTTP (%r), el código de estado (%&gt;s), y el tamaño de la respuesta en bytes (%b).</w:t>
+      </w:r>
+    </w:p>
+    <w:p>
+      <w:proofErr w:type="spellStart"/>
+      <w:r>
+        <w:t>CustomLog</w:t>
+      </w:r>
+      <w:proofErr w:type="spellEnd"/>
+      <w:r>
+        <w:t xml:space="preserve">: La directiva </w:t>
+      </w:r>
+      <w:proofErr w:type="spellStart"/>
+      <w:r>
+        <w:t>CustomLog</w:t>
+      </w:r>
+      <w:proofErr w:type="spellEnd"/>
+      <w:r>
+        <w:t xml:space="preserve"> se utiliza para especificar la ubicación del archivo de registro y el formato que debe usar. Puedes utilizar el formato que hayas definido con </w:t>
+      </w:r>
+      <w:proofErr w:type="spellStart"/>
+      <w:r>
+        <w:t>LogFormat</w:t>
+      </w:r>
+      <w:proofErr w:type="spellEnd"/>
+      <w:r>
+        <w:t>. Aquí hay un ejemplo:</w:t>
+      </w:r>
+    </w:p>
+    <w:p>
+      <w:proofErr w:type="spellStart"/>
+      <w:r>
+        <w:t>CustomLog</w:t>
+      </w:r>
+      <w:proofErr w:type="spellEnd"/>
+      <w:r>
+        <w:t xml:space="preserve"> /</w:t>
+      </w:r>
+      <w:proofErr w:type="spellStart"/>
+      <w:r>
+        <w:t>var</w:t>
+      </w:r>
+      <w:proofErr w:type="spellEnd"/>
+      <w:r>
+        <w:t xml:space="preserve">/log/apache2/access.log </w:t>
+      </w:r>
+      <w:proofErr w:type="spellStart"/>
+      <w:r>
+        <w:t>common</w:t>
+      </w:r>
+      <w:proofErr w:type="spellEnd"/>
+    </w:p>
+    <w:p>
+      <w:r>
+        <w:t>Este ejemplo configura Apache para registrar los accesos en el archivo /</w:t>
+      </w:r>
+      <w:proofErr w:type="spellStart"/>
+      <w:r>
+        <w:t>var</w:t>
+      </w:r>
+      <w:proofErr w:type="spellEnd"/>
+      <w:r>
+        <w:t xml:space="preserve">/log/apache2/access.log utilizando el formato definido como </w:t>
+      </w:r>
+      <w:proofErr w:type="spellStart"/>
+      <w:r>
+        <w:t>common</w:t>
+      </w:r>
+      <w:proofErr w:type="spellEnd"/>
+      <w:r>
+        <w:t>.</w:t>
+      </w:r>
+    </w:p>
+    <w:p>
+      <w:r>
+        <w:t>Recuerda reiniciar Apache después de realizar cambios en la configuración:</w:t>
+      </w:r>
+    </w:p>
+    <w:p>
+      <w:r>
+        <w:t xml:space="preserve">sudo </w:t>
+      </w:r>
+      <w:proofErr w:type="spellStart"/>
+      <w:r>
+        <w:t>service</w:t>
+      </w:r>
+      <w:proofErr w:type="spellEnd"/>
+      <w:r>
+        <w:t xml:space="preserve"> apache2 </w:t>
+      </w:r>
+      <w:proofErr w:type="spellStart"/>
+      <w:r>
+        <w:t>restart</w:t>
+      </w:r>
+      <w:proofErr w:type="spellEnd"/>
+    </w:p>
+    <w:p>
+      <w:proofErr w:type="spellStart"/>
+      <w:r>
+        <w:t>CookieLog</w:t>
+      </w:r>
+      <w:proofErr w:type="spellEnd"/>
+      <w:r>
+        <w:t>: Controla el registro de información relacionada con cookies.</w:t>
+      </w:r>
+    </w:p>
+    <w:p>
+      <w:proofErr w:type="spellStart"/>
+      <w:r>
+        <w:t>CookieLog</w:t>
+      </w:r>
+      <w:proofErr w:type="spellEnd"/>
+      <w:r>
+        <w:t xml:space="preserve"> /</w:t>
+      </w:r>
+      <w:proofErr w:type="spellStart"/>
+      <w:r>
+        <w:t>var</w:t>
+      </w:r>
+      <w:proofErr w:type="spellEnd"/>
+      <w:r>
+        <w:t>/log/apache2/cookie.log</w:t>
+      </w:r>
+    </w:p>
+    <w:p>
+      <w:proofErr w:type="spellStart"/>
+      <w:r>
+        <w:t>ErrorLog</w:t>
+      </w:r>
+      <w:proofErr w:type="spellEnd"/>
+      <w:r>
+        <w:t>: Define el archivo de registro de errores para el servidor.</w:t>
+      </w:r>
+    </w:p>
+    <w:p>
+      <w:proofErr w:type="spellStart"/>
+      <w:r>
+        <w:t>ErrorLog</w:t>
+      </w:r>
+      <w:proofErr w:type="spellEnd"/>
+      <w:r>
+        <w:t xml:space="preserve"> /</w:t>
+      </w:r>
+      <w:proofErr w:type="spellStart"/>
+      <w:r>
+        <w:t>var</w:t>
+      </w:r>
+      <w:proofErr w:type="spellEnd"/>
+      <w:r>
+        <w:t>/log/apache2/error.log</w:t>
+      </w:r>
+    </w:p>
+    <w:p>
+      <w:proofErr w:type="spellStart"/>
+      <w:r>
+        <w:t>TransferLog</w:t>
+      </w:r>
+      <w:proofErr w:type="spellEnd"/>
+      <w:r>
+        <w:t>: Define el archivo de registro de transferencia para el servidor. Indica la ubicación del archivo que registra las solicitudes al servidor, incluyendo detalles como la dirección IP del cliente, la solicitud HTTP, el código de estado, etc.</w:t>
+      </w:r>
+    </w:p>
+    <w:p>
+      <w:proofErr w:type="spellStart"/>
+      <w:r>
+        <w:t>TransferLog</w:t>
+      </w:r>
+      <w:proofErr w:type="spellEnd"/>
+      <w:r>
+        <w:t xml:space="preserve"> /</w:t>
+      </w:r>
+      <w:proofErr w:type="spellStart"/>
+      <w:r>
+        <w:t>var</w:t>
+      </w:r>
+      <w:proofErr w:type="spellEnd"/>
+      <w:r>
+        <w:t>/log/apache2/access.log</w:t>
+      </w:r>
+    </w:p>
+    <w:p/>
+    <w:p>
+      <w:r>
+        <w:t>Las configuraciones de Apache se almacenan típicamente en archivos ubicados en el directorio /</w:t>
+      </w:r>
+      <w:proofErr w:type="spellStart"/>
+      <w:r>
+        <w:t>etc</w:t>
+      </w:r>
+      <w:proofErr w:type="spellEnd"/>
+      <w:r>
+        <w:t xml:space="preserve">/apache2. Las directivas se configuran en el archivo de configuración </w:t>
+      </w:r>
+      <w:r>
+        <w:lastRenderedPageBreak/>
+        <w:t xml:space="preserve">principal de Apache, que es apache2.conf o puede estar dividido en archivos más pequeños en el directorio </w:t>
+      </w:r>
+      <w:proofErr w:type="spellStart"/>
+      <w:r>
+        <w:t>conf-available</w:t>
+      </w:r>
+      <w:proofErr w:type="spellEnd"/>
+    </w:p>
+    <w:p>
+      <w:r>
+        <w:t xml:space="preserve">Por ejemplo, se tiene un servidor web virtual llamado </w:t>
+      </w:r>
+      <w:hyperlink r:id="rId53" w:history="1">
+        <w:r>
+          <w:rPr>
+            <w:rStyle w:val="Hipervnculo"/>
+          </w:rPr>
+          <w:t>www.2daw.com</w:t>
+        </w:r>
+      </w:hyperlink>
+    </w:p>
+    <w:p/>
+    <w:p>
+      <w:r>
+        <w:t>Ejemplo de estudio:</w:t>
+      </w:r>
+    </w:p>
+    <w:p>
+      <w:r>
+        <w:t>0) Creamos un sitio web que responda al dominio www.2daw.com con estos requerimientos:</w:t>
+      </w:r>
+    </w:p>
+    <w:p>
+      <w:r>
+        <w:t>- Se desea que vaya por https</w:t>
+      </w:r>
+    </w:p>
+    <w:p>
+      <w:r>
+        <w:t>- Fíjate en el ejemplo que pusimos para www.1smr.com</w:t>
+      </w:r>
+    </w:p>
+    <w:p>
+      <w:r>
+        <w:t>- Tanto en el título de la página index.htm como en el contenido de la página debe aparecer tu nombre y apellidos.</w:t>
+      </w:r>
+    </w:p>
+    <w:p>
+      <w:r>
+        <w:t>Se desea disponer de un archivo de log con cierto formato y con nombre ejemplo.com_access.log</w:t>
+      </w:r>
+    </w:p>
+    <w:p>
+      <w:r>
+        <w:t>Para ello se escribirán estas directivas</w:t>
+      </w:r>
+    </w:p>
+    <w:p>
+      <w:proofErr w:type="spellStart"/>
+      <w:r>
+        <w:t>LogFormat</w:t>
+      </w:r>
+      <w:proofErr w:type="spellEnd"/>
+      <w:r>
+        <w:t xml:space="preserve"> "%h %l %u %t \"%r\" %&gt;s %b \"%{</w:t>
+      </w:r>
+      <w:proofErr w:type="spellStart"/>
+      <w:r>
+        <w:t>Referer</w:t>
+      </w:r>
+      <w:proofErr w:type="spellEnd"/>
+      <w:r>
+        <w:t>}i\" \"%{</w:t>
+      </w:r>
+      <w:proofErr w:type="spellStart"/>
+      <w:r>
+        <w:t>User-</w:t>
+      </w:r>
+      <w:proofErr w:type="gramStart"/>
+      <w:r>
+        <w:t>Agent</w:t>
+      </w:r>
+      <w:proofErr w:type="spellEnd"/>
+      <w:r>
+        <w:t>}i</w:t>
+      </w:r>
+      <w:proofErr w:type="gramEnd"/>
+      <w:r>
+        <w:t xml:space="preserve">\"" </w:t>
+      </w:r>
+      <w:proofErr w:type="spellStart"/>
+      <w:r>
+        <w:t>custom_logCustomLog</w:t>
+      </w:r>
+      <w:proofErr w:type="spellEnd"/>
+      <w:r>
+        <w:t xml:space="preserve"> ${APACHE_LOG_DIR}/ejemplo.com_access.log </w:t>
+      </w:r>
+      <w:proofErr w:type="spellStart"/>
+      <w:r>
+        <w:t>custom_log</w:t>
+      </w:r>
+      <w:proofErr w:type="spellEnd"/>
+    </w:p>
+    <w:p>
+      <w:r>
+        <w:t>en el archivo de configuración del servidor virtual, accesible haciendo lo siguiente:</w:t>
+      </w:r>
+    </w:p>
+    <w:p>
+      <w:r>
+        <w:t>1) Se pulsa en el servidor virtual</w:t>
+      </w:r>
+    </w:p>
+    <w:p>
+      <w:r>
+        <w:t>2) Se da en Editar directivas</w:t>
+      </w:r>
+    </w:p>
+    <w:p/>
+    <w:p>
+      <w:r>
+        <w:t>Dejamos el archivo así:</w:t>
+      </w:r>
+    </w:p>
+    <w:p>
+      <w:r>
+        <w:t xml:space="preserve">3) Se reinicia el servidor Apache, con </w:t>
+      </w:r>
+      <w:proofErr w:type="spellStart"/>
+      <w:r>
+        <w:t>service</w:t>
+      </w:r>
+      <w:proofErr w:type="spellEnd"/>
+      <w:r>
+        <w:t xml:space="preserve"> apache2 </w:t>
+      </w:r>
+      <w:proofErr w:type="spellStart"/>
+      <w:r>
+        <w:t>restart</w:t>
+      </w:r>
+      <w:proofErr w:type="spellEnd"/>
+    </w:p>
+    <w:p>
+      <w:r>
+        <w:t>4) Desde el navegador se entra en el servidor virtual:</w:t>
+      </w:r>
+    </w:p>
+    <w:p/>
+    <w:p>
+      <w:r>
+        <w:t>5) Se puede comprobar que hay un archivo, en /</w:t>
+      </w:r>
+      <w:proofErr w:type="spellStart"/>
+      <w:r>
+        <w:t>var</w:t>
+      </w:r>
+      <w:proofErr w:type="spellEnd"/>
+      <w:r>
+        <w:t>/log/apache2/ llamado ejemplo.com_access.log</w:t>
+      </w:r>
+    </w:p>
+    <w:p>
+      <w:r>
+        <w:t>que contiene lo siguiente:</w:t>
+      </w:r>
+    </w:p>
+    <w:p>
+      <w:r>
+        <w:t xml:space="preserve">Tanto el nombre de este archivo y su formato de acceso corresponden a las directivas </w:t>
+      </w:r>
+      <w:proofErr w:type="spellStart"/>
+      <w:r>
+        <w:t>CustomLog</w:t>
+      </w:r>
+      <w:proofErr w:type="spellEnd"/>
+      <w:r>
+        <w:t xml:space="preserve"> y </w:t>
+      </w:r>
+      <w:proofErr w:type="spellStart"/>
+      <w:r>
+        <w:t>LogFormat</w:t>
+      </w:r>
+      <w:proofErr w:type="spellEnd"/>
+      <w:r>
+        <w:t>, respectivamente.</w:t>
+      </w:r>
+    </w:p>
     <w:p/>
     <w:p>
       <w:pPr>
@@ -3617,6 +5380,7 @@
       </w:pPr>
       <w:bookmarkStart w:id="5" w:name="_Toc219357148"/>
       <w:r>
+        <w:lastRenderedPageBreak/>
         <w:t>5.</w:t>
       </w:r>
       <w:r>
@@ -3624,15 +5388,161 @@
       </w:r>
       <w:bookmarkEnd w:id="5"/>
     </w:p>
+    <w:p>
+      <w:r>
+        <w:t>Parte de esta pregunta está basada en la web https://noviello.it/es/como-hacer-un-benchmark-de-webserver-con-apache-bench-en-centos-8/</w:t>
+      </w:r>
+    </w:p>
+    <w:p>
+      <w:r>
+        <w:t xml:space="preserve">Apache </w:t>
+      </w:r>
+      <w:proofErr w:type="spellStart"/>
+      <w:r>
+        <w:t>Bench</w:t>
+      </w:r>
+      <w:proofErr w:type="spellEnd"/>
+      <w:r>
+        <w:t xml:space="preserve"> (programa </w:t>
+      </w:r>
+      <w:proofErr w:type="gramStart"/>
+      <w:r>
+        <w:t>ab)es</w:t>
+      </w:r>
+      <w:proofErr w:type="gramEnd"/>
+      <w:r>
+        <w:t xml:space="preserve"> una herramienta que se utiliza para medir el rendimiento de un servidor web. Se puede utilizar para probar cualquier tipo de servidor web. En este tutorial, seguiremos los pasos para usar Apache </w:t>
+      </w:r>
+      <w:proofErr w:type="spellStart"/>
+      <w:r>
+        <w:t>Bench</w:t>
+      </w:r>
+      <w:proofErr w:type="spellEnd"/>
+      <w:r>
+        <w:t xml:space="preserve"> y cómo interpretar su informe de rendimiento de un servidor web. Apache </w:t>
+      </w:r>
+      <w:proofErr w:type="spellStart"/>
+      <w:r>
+        <w:t>Bench</w:t>
+      </w:r>
+      <w:proofErr w:type="spellEnd"/>
+      <w:r>
+        <w:t xml:space="preserve"> funciona enviando cantidades variables de solicitudes HTTP al servidor web y registrando los tiempos de respuesta. Puede decir cuánta congestión puede manejar el servidor antes de que se congestione y disminuya el rendimiento.</w:t>
+      </w:r>
+    </w:p>
+    <w:p>
+      <w:r>
+        <w:t xml:space="preserve">IMPORTANTE: El ab está incluido dentro del paquete apache2-utils. Por lo tanto, debe estar instalado para que podamos trabajar con Apache </w:t>
+      </w:r>
+      <w:proofErr w:type="spellStart"/>
+      <w:r>
+        <w:t>Bench</w:t>
+      </w:r>
+      <w:proofErr w:type="spellEnd"/>
+    </w:p>
+    <w:p>
+      <w:r>
+        <w:t xml:space="preserve">Ejemplo </w:t>
+      </w:r>
+      <w:proofErr w:type="spellStart"/>
+      <w:r>
+        <w:t>cómun</w:t>
+      </w:r>
+      <w:proofErr w:type="spellEnd"/>
+      <w:r>
+        <w:t xml:space="preserve"> de uso de ab:</w:t>
+      </w:r>
+    </w:p>
+    <w:p>
+      <w:r>
+        <w:t xml:space="preserve">ab -t 10 -n 10000 -c 100 </w:t>
+      </w:r>
+      <w:hyperlink r:id="rId54" w:history="1">
+        <w:r>
+          <w:rPr>
+            <w:rStyle w:val="Hipervnculo"/>
+          </w:rPr>
+          <w:t>www.2daw.com/</w:t>
+        </w:r>
+      </w:hyperlink>
+    </w:p>
+    <w:p/>
+    <w:p>
+      <w:r>
+        <w:t>MUY IMPORTANTE: ab requiere la barra inclinada después del nombre (si no, no funcionará)</w:t>
+      </w:r>
+    </w:p>
+    <w:p/>
+    <w:p>
+      <w:r>
+        <w:t>Las opciones usadas han sido:</w:t>
+      </w:r>
+    </w:p>
+    <w:p>
+      <w:r>
+        <w:t>-n (número): se usa para especificar el número de solicitudes de páginas web que ab debe enviar a Apache</w:t>
+      </w:r>
+    </w:p>
+    <w:p>
+      <w:r>
+        <w:t>-t (tiempo de espera): se usa para especificar (en segundos) cuánto tiempo ab debe continuar enviando solicitudes, esto es, la cantidad de tiempo que debe ejecutarse la prueba de rendimiento.</w:t>
+      </w:r>
+    </w:p>
+    <w:p>
+      <w:r>
+        <w:t>-c (concurrente): se usa para especificar el número de solicitudes concurrentes que ab debe realizar, esto es, cuántas conexiones estarán siendo realizadas a la vez. En el caso de -c 100 es como si hubiera 100 navegadores web cliente solicitando una página web al servidor Apache.</w:t>
+      </w:r>
+    </w:p>
+    <w:p>
+      <w:r>
+        <w:t>Se puede probar estas opciones para simular un tráfico más realista para el servidor web y observar cómo se comporta bajo diversas tensiones. Por ejemplo:</w:t>
+      </w:r>
+    </w:p>
+    <w:p>
+      <w:r>
+        <w:t xml:space="preserve">ab -t 10 -n 10000 -c 100 </w:t>
+      </w:r>
+      <w:hyperlink r:id="rId55" w:history="1">
+        <w:r>
+          <w:rPr>
+            <w:rStyle w:val="Hipervnculo"/>
+          </w:rPr>
+          <w:t>www.2daw.com/</w:t>
+        </w:r>
+      </w:hyperlink>
+    </w:p>
+    <w:p/>
     <w:p>
       <w:pPr>
         <w:pStyle w:val="Ttulo2"/>
       </w:pPr>
       <w:bookmarkStart w:id="6" w:name="_Toc219357149"/>
       <w:r>
+        <w:lastRenderedPageBreak/>
         <w:t>5.1 Consideraciones</w:t>
       </w:r>
       <w:bookmarkEnd w:id="6"/>
+    </w:p>
+    <w:p>
+      <w:r>
+        <w:t xml:space="preserve">Cuando un servidor recibe miles de solicitudes HTTP de una sola fuente en segundos, muchos firewalls interpretarán esto como un ataque de denegación de servicio e intentarán bloquear las conexiones repetidas por un tiempo. Solo se recomienda usar Apache </w:t>
+      </w:r>
+      <w:proofErr w:type="spellStart"/>
+      <w:r>
+        <w:t>Bench</w:t>
+      </w:r>
+      <w:proofErr w:type="spellEnd"/>
+      <w:r>
+        <w:t xml:space="preserve"> en una red local y probar en el host que se controla. Sin embargo, esta no es una simulación perfecta de tráfico real. Cuando se conectan a un servidor web en algún lugar del mundo, los usuarios tendrán diferentes niveles de latencia y </w:t>
+      </w:r>
+      <w:proofErr w:type="spellStart"/>
+      <w:r>
+        <w:t>hops</w:t>
+      </w:r>
+      <w:proofErr w:type="spellEnd"/>
+      <w:r>
+        <w:t xml:space="preserve"> (saltos, la ruta que toma su conexión al servidor web), que juegan un papel importante en la velocidad percibida del sitio web.</w:t>
+      </w:r>
     </w:p>
     <w:p/>
     <w:p>
@@ -3641,15 +5551,252 @@
       </w:pPr>
       <w:bookmarkStart w:id="7" w:name="_Toc219357150"/>
       <w:r>
+        <w:t xml:space="preserve">5.2 Interpretación de los resultados de Apache </w:t>
+      </w:r>
+      <w:proofErr w:type="spellStart"/>
+      <w:r>
+        <w:t>Bench</w:t>
+      </w:r>
+      <w:bookmarkEnd w:id="7"/>
+      <w:proofErr w:type="spellEnd"/>
+    </w:p>
+    <w:p>
+      <w:r>
+        <w:t>Consideremos esta petición a ab:</w:t>
+      </w:r>
+    </w:p>
+    <w:p>
+      <w:r>
+        <w:t xml:space="preserve">Las primeras líneas solo proporcionan información general sobre el servidor web. La información útil comienza con la línea Time </w:t>
+      </w:r>
+      <w:proofErr w:type="spellStart"/>
+      <w:r>
+        <w:t>taken</w:t>
+      </w:r>
+      <w:proofErr w:type="spellEnd"/>
+      <w:r>
+        <w:t xml:space="preserve"> </w:t>
+      </w:r>
+      <w:proofErr w:type="spellStart"/>
+      <w:r>
+        <w:t>for</w:t>
+      </w:r>
+      <w:proofErr w:type="spellEnd"/>
+      <w:r>
+        <w:t xml:space="preserve"> </w:t>
+      </w:r>
+      <w:proofErr w:type="spellStart"/>
+      <w:r>
+        <w:t>tests</w:t>
+      </w:r>
+      <w:proofErr w:type="spellEnd"/>
+      <w:r>
+        <w:t>.</w:t>
+      </w:r>
+    </w:p>
+    <w:p>
+      <w:r>
+        <w:t xml:space="preserve">Time </w:t>
+      </w:r>
+      <w:proofErr w:type="spellStart"/>
+      <w:r>
+        <w:t>taken</w:t>
+      </w:r>
+      <w:proofErr w:type="spellEnd"/>
+      <w:r>
+        <w:t xml:space="preserve"> </w:t>
+      </w:r>
+      <w:proofErr w:type="spellStart"/>
+      <w:r>
+        <w:t>for</w:t>
+      </w:r>
+      <w:proofErr w:type="spellEnd"/>
+      <w:r>
+        <w:t xml:space="preserve"> </w:t>
+      </w:r>
+      <w:proofErr w:type="spellStart"/>
+      <w:r>
+        <w:t>tests</w:t>
+      </w:r>
+      <w:proofErr w:type="spellEnd"/>
+      <w:r>
+        <w:t xml:space="preserve"> indica cuánto tiempo tardó el comando ab en completar la prueba. Si no hemos especificado un tiempo de espera, esta línea le dirá cuánto tiempo tardó en completar el envío de la cantidad especificada de solicitudes. Después de aplicar optimizaciones a su servidor web, debería ver una reducción en el tiempo necesario para completar las pruebas (cuando no especifica un tiempo de espera). Complete </w:t>
+      </w:r>
+      <w:proofErr w:type="spellStart"/>
+      <w:r>
+        <w:t>requests</w:t>
+      </w:r>
+      <w:proofErr w:type="spellEnd"/>
+      <w:r>
+        <w:t xml:space="preserve"> indica cuántas de las solicitudes se enviaron y devolvieron correctamente. </w:t>
+      </w:r>
+      <w:proofErr w:type="spellStart"/>
+      <w:r>
+        <w:t>Failed</w:t>
+      </w:r>
+      <w:proofErr w:type="spellEnd"/>
+      <w:r>
+        <w:t xml:space="preserve"> </w:t>
+      </w:r>
+      <w:proofErr w:type="spellStart"/>
+      <w:r>
+        <w:t>requests</w:t>
+      </w:r>
+      <w:proofErr w:type="spellEnd"/>
+      <w:r>
+        <w:t xml:space="preserve"> indica cuántas solicitudes fallaron. Obviamente querrá ver un número muy pequeño, idealmente cero. Si esta línea informa algunas solicitudes fallidas, podría indicar que el servidor web se ha visto abrumado y no puede responder a todas las solicitudes a tiempo.</w:t>
+      </w:r>
+    </w:p>
+    <w:p>
+      <w:proofErr w:type="gramStart"/>
+      <w:r>
+        <w:t>Total</w:t>
+      </w:r>
+      <w:proofErr w:type="gramEnd"/>
+      <w:r>
+        <w:t xml:space="preserve"> </w:t>
+      </w:r>
+      <w:proofErr w:type="spellStart"/>
+      <w:r>
+        <w:t>transferred</w:t>
+      </w:r>
+      <w:proofErr w:type="spellEnd"/>
+      <w:r>
+        <w:t xml:space="preserve"> y HTML </w:t>
+      </w:r>
+      <w:proofErr w:type="spellStart"/>
+      <w:r>
+        <w:t>transferred</w:t>
+      </w:r>
+      <w:proofErr w:type="spellEnd"/>
+      <w:r>
+        <w:t xml:space="preserve"> informa cuántos datos, en bytes, se han enviado al servidor web.</w:t>
+      </w:r>
+    </w:p>
+    <w:p>
+      <w:proofErr w:type="spellStart"/>
+      <w:r>
+        <w:t>Requests</w:t>
+      </w:r>
+      <w:proofErr w:type="spellEnd"/>
+      <w:r>
+        <w:t xml:space="preserve"> per </w:t>
+      </w:r>
+      <w:proofErr w:type="spellStart"/>
+      <w:r>
+        <w:t>second</w:t>
+      </w:r>
+      <w:proofErr w:type="spellEnd"/>
+      <w:r>
+        <w:t xml:space="preserve"> es el promedio de cuántas solicitudes pudo manejar el servidor web en un segundo. Es útil para determinar el rendimiento de su servidor web cuando muchos usuarios acceden a él al mismo tiempo.</w:t>
+      </w:r>
+    </w:p>
+    <w:p>
+      <w:r>
+        <w:t xml:space="preserve">Time per </w:t>
+      </w:r>
+      <w:proofErr w:type="spellStart"/>
+      <w:r>
+        <w:t>request</w:t>
+      </w:r>
+      <w:proofErr w:type="spellEnd"/>
+      <w:r>
+        <w:t xml:space="preserve"> es el tiempo promedio que se tarda en procesar una solicitud. Los valores se expresan en milisegundos.</w:t>
+      </w:r>
+    </w:p>
+    <w:p>
+      <w:r>
+        <w:t xml:space="preserve">El valor de la segunda Time per </w:t>
+      </w:r>
+      <w:proofErr w:type="spellStart"/>
+      <w:r>
+        <w:t>request</w:t>
+      </w:r>
+      <w:proofErr w:type="spellEnd"/>
+      <w:r>
+        <w:t xml:space="preserve"> simplemente es la división de la primera Time per </w:t>
+      </w:r>
+      <w:proofErr w:type="spellStart"/>
+      <w:r>
+        <w:t>request</w:t>
+      </w:r>
+      <w:proofErr w:type="spellEnd"/>
+      <w:r>
+        <w:t xml:space="preserve"> entre el número de conexiones concurrentes (parámetro puesto en -c, en nuestro ejemplo 100).</w:t>
+      </w:r>
+    </w:p>
+    <w:p>
+      <w:r>
+        <w:t xml:space="preserve">Transfer </w:t>
+      </w:r>
+      <w:proofErr w:type="spellStart"/>
+      <w:r>
+        <w:t>rate</w:t>
+      </w:r>
+      <w:proofErr w:type="spellEnd"/>
+      <w:r>
+        <w:t xml:space="preserve"> es la velocidad a la que pudo transferir datos, lo que no debería provocar ningún tipo de cuello de botella en una red local. Si está probando en Internet, los </w:t>
+      </w:r>
+      <w:r>
         <w:lastRenderedPageBreak/>
-        <w:t xml:space="preserve">5.2 Interpretación de los resultados de Apache </w:t>
+        <w:t>límites de enrutamiento y ancho de banda pueden afectar este valor mucho antes que el propio Apache.</w:t>
+      </w:r>
+    </w:p>
+    <w:p>
+      <w:r>
+        <w:t xml:space="preserve">La </w:t>
+      </w:r>
+      <w:proofErr w:type="spellStart"/>
+      <w:r>
+        <w:t>Connection</w:t>
+      </w:r>
+      <w:proofErr w:type="spellEnd"/>
+      <w:r>
+        <w:t xml:space="preserve"> Times (ms) enumera los tiempos de respuesta para las diferentes etapas de las solicitudes HTTP.</w:t>
+      </w:r>
+    </w:p>
+    <w:p/>
+    <w:p>
+      <w:proofErr w:type="spellStart"/>
+      <w:r>
+        <w:t>Connect</w:t>
+      </w:r>
+      <w:proofErr w:type="spellEnd"/>
+      <w:r>
+        <w:t xml:space="preserve"> indica el tiempo que tarda ab en establecer una conexión con el servidor web. Processing es la cantidad de tiempo que le toma a Apache procesar las solicitudes. Dado que ab no puede medirlo, solo registra cuánto tiempo está abierta una conexión después de que se inicia. </w:t>
+      </w:r>
+      <w:proofErr w:type="spellStart"/>
+      <w:r>
+        <w:t>Waiting</w:t>
+      </w:r>
+      <w:proofErr w:type="spellEnd"/>
+      <w:r>
+        <w:t xml:space="preserve"> es el tiempo que ab tiene que esperar entre el envío de una solicitud y la recepción de una respuesta del servidor web. </w:t>
+      </w:r>
+      <w:proofErr w:type="gramStart"/>
+      <w:r>
+        <w:t>Total</w:t>
+      </w:r>
+      <w:proofErr w:type="gramEnd"/>
+      <w:r>
+        <w:t xml:space="preserve"> indica el tiempo total transcurrido desde que se inició una conexión con el servidor, se recibió una respuesta y finalmente se cerró la conexión. La última </w:t>
+      </w:r>
+      <w:proofErr w:type="spellStart"/>
+      <w:r>
+        <w:t>Percentage</w:t>
+      </w:r>
+      <w:proofErr w:type="spellEnd"/>
+      <w:r>
+        <w:t xml:space="preserve"> Apache </w:t>
       </w:r>
       <w:proofErr w:type="spellStart"/>
       <w:r>
         <w:t>Bench</w:t>
       </w:r>
-      <w:bookmarkEnd w:id="7"/>
-      <w:proofErr w:type="spellEnd"/>
+      <w:proofErr w:type="spellEnd"/>
+      <w:r>
+        <w:t xml:space="preserve"> le brinda una visión más precisa del tiempo de respuesta promedio del servidor web al ordenar los tiempos de conexión en porcentajes.</w:t>
+      </w:r>
     </w:p>
     <w:p/>
     <w:p>
@@ -3662,9 +5809,334 @@
       </w:r>
       <w:bookmarkEnd w:id="8"/>
     </w:p>
+    <w:p>
+      <w:r>
+        <w:t xml:space="preserve">1) se instala </w:t>
+      </w:r>
+      <w:proofErr w:type="spellStart"/>
+      <w:r>
+        <w:t>gnuplot</w:t>
+      </w:r>
+      <w:proofErr w:type="spellEnd"/>
+    </w:p>
+    <w:p>
+      <w:r>
+        <w:t xml:space="preserve">sudo </w:t>
+      </w:r>
+      <w:proofErr w:type="spellStart"/>
+      <w:r>
+        <w:t>apt</w:t>
+      </w:r>
+      <w:proofErr w:type="spellEnd"/>
+      <w:r>
+        <w:t xml:space="preserve"> </w:t>
+      </w:r>
+      <w:proofErr w:type="spellStart"/>
+      <w:r>
+        <w:t>install</w:t>
+      </w:r>
+      <w:proofErr w:type="spellEnd"/>
+      <w:r>
+        <w:t xml:space="preserve"> </w:t>
+      </w:r>
+      <w:proofErr w:type="spellStart"/>
+      <w:r>
+        <w:t>gnuplot</w:t>
+      </w:r>
+      <w:proofErr w:type="spellEnd"/>
+    </w:p>
+    <w:p>
+      <w:r>
+        <w:t>2) se hace el comando ab guardando los resultados en un archivo (llamado resultado.csv)</w:t>
+      </w:r>
+    </w:p>
+    <w:p>
+      <w:r>
+        <w:t>ab -g resultado.csv -t 10 -n 10000 -c 100 www.2daw.com/</w:t>
+      </w:r>
+    </w:p>
+    <w:p>
+      <w:r>
+        <w:t>La salida de este comando ha sido la siguiente:</w:t>
+      </w:r>
+    </w:p>
+    <w:p/>
+    <w:p>
+      <w:r>
+        <w:t xml:space="preserve">3) se crea un documento llamado </w:t>
+      </w:r>
+      <w:proofErr w:type="spellStart"/>
+      <w:proofErr w:type="gramStart"/>
+      <w:r>
+        <w:t>plot.p</w:t>
+      </w:r>
+      <w:proofErr w:type="spellEnd"/>
+      <w:proofErr w:type="gramEnd"/>
+      <w:r>
+        <w:t>, con la siguiente información:</w:t>
+      </w:r>
+    </w:p>
+    <w:p>
+      <w:r>
+        <w:t xml:space="preserve">set terminal png </w:t>
+      </w:r>
+      <w:proofErr w:type="spellStart"/>
+      <w:r>
+        <w:t>size</w:t>
+      </w:r>
+      <w:proofErr w:type="spellEnd"/>
+      <w:r>
+        <w:t xml:space="preserve"> 600</w:t>
+      </w:r>
+    </w:p>
+    <w:p>
+      <w:r>
+        <w:t>set output "resultado.png"</w:t>
+      </w:r>
+    </w:p>
+    <w:p>
+      <w:r>
+        <w:t xml:space="preserve">set </w:t>
+      </w:r>
+      <w:proofErr w:type="spellStart"/>
+      <w:r>
+        <w:t>title</w:t>
+      </w:r>
+      <w:proofErr w:type="spellEnd"/>
+      <w:r>
+        <w:t xml:space="preserve"> "10000 peticiones, 100 peticiones concurrentes"</w:t>
+      </w:r>
+    </w:p>
+    <w:p>
+      <w:r>
+        <w:t xml:space="preserve">set </w:t>
+      </w:r>
+      <w:proofErr w:type="spellStart"/>
+      <w:r>
+        <w:t>size</w:t>
+      </w:r>
+      <w:proofErr w:type="spellEnd"/>
+      <w:r>
+        <w:t xml:space="preserve"> ratio 0.6</w:t>
+      </w:r>
+    </w:p>
+    <w:p>
+      <w:r>
+        <w:t>set grid y</w:t>
+      </w:r>
+    </w:p>
+    <w:p>
+      <w:r>
+        <w:t xml:space="preserve">set </w:t>
+      </w:r>
+      <w:proofErr w:type="spellStart"/>
+      <w:r>
+        <w:t>xlabel</w:t>
+      </w:r>
+      <w:proofErr w:type="spellEnd"/>
+      <w:r>
+        <w:t xml:space="preserve"> "peticiones"</w:t>
+      </w:r>
+    </w:p>
+    <w:p>
+      <w:r>
+        <w:t xml:space="preserve">set </w:t>
+      </w:r>
+      <w:proofErr w:type="spellStart"/>
+      <w:r>
+        <w:t>ylabel</w:t>
+      </w:r>
+      <w:proofErr w:type="spellEnd"/>
+      <w:r>
+        <w:t xml:space="preserve"> "tiempo de respuesta (ms)</w:t>
+      </w:r>
+    </w:p>
+    <w:p>
+      <w:proofErr w:type="spellStart"/>
+      <w:r>
+        <w:t>plot</w:t>
+      </w:r>
+      <w:proofErr w:type="spellEnd"/>
+      <w:r>
+        <w:t xml:space="preserve"> "resultado.csv" </w:t>
+      </w:r>
+      <w:proofErr w:type="spellStart"/>
+      <w:r>
+        <w:t>using</w:t>
+      </w:r>
+      <w:proofErr w:type="spellEnd"/>
+      <w:r>
+        <w:t xml:space="preserve"> 9 </w:t>
+      </w:r>
+      <w:proofErr w:type="spellStart"/>
+      <w:r>
+        <w:t>smooth</w:t>
+      </w:r>
+      <w:proofErr w:type="spellEnd"/>
+      <w:r>
+        <w:t xml:space="preserve"> </w:t>
+      </w:r>
+      <w:proofErr w:type="spellStart"/>
+      <w:r>
+        <w:t>sbezier</w:t>
+      </w:r>
+      <w:proofErr w:type="spellEnd"/>
+      <w:r>
+        <w:t xml:space="preserve"> </w:t>
+      </w:r>
+      <w:proofErr w:type="spellStart"/>
+      <w:r>
+        <w:t>with</w:t>
+      </w:r>
+      <w:proofErr w:type="spellEnd"/>
+      <w:r>
+        <w:t xml:space="preserve"> </w:t>
+      </w:r>
+      <w:proofErr w:type="spellStart"/>
+      <w:r>
+        <w:t>lines</w:t>
+      </w:r>
+      <w:proofErr w:type="spellEnd"/>
+      <w:r>
+        <w:t xml:space="preserve"> </w:t>
+      </w:r>
+      <w:proofErr w:type="spellStart"/>
+      <w:r>
+        <w:t>title</w:t>
+      </w:r>
+      <w:proofErr w:type="spellEnd"/>
+      <w:r>
+        <w:t xml:space="preserve"> "www.2daw.com - </w:t>
+      </w:r>
+      <w:proofErr w:type="spellStart"/>
+      <w:r>
+        <w:t>iac</w:t>
+      </w:r>
+      <w:proofErr w:type="spellEnd"/>
+      <w:r>
+        <w:t>"</w:t>
+      </w:r>
+    </w:p>
+    <w:p>
+      <w:r>
+        <w:lastRenderedPageBreak/>
+        <w:t>4) Se hace</w:t>
+      </w:r>
+    </w:p>
+    <w:p>
+      <w:proofErr w:type="spellStart"/>
+      <w:r>
+        <w:t>gnuplot</w:t>
+      </w:r>
+      <w:proofErr w:type="spellEnd"/>
+      <w:r>
+        <w:t xml:space="preserve"> </w:t>
+      </w:r>
+      <w:proofErr w:type="spellStart"/>
+      <w:proofErr w:type="gramStart"/>
+      <w:r>
+        <w:t>plot.p</w:t>
+      </w:r>
+      <w:proofErr w:type="spellEnd"/>
+      <w:proofErr w:type="gramEnd"/>
+    </w:p>
+    <w:p/>
+    <w:p>
+      <w:r>
+        <w:t xml:space="preserve">para construir el gráfico a partir del archivo de extensión </w:t>
+      </w:r>
+      <w:proofErr w:type="spellStart"/>
+      <w:r>
+        <w:t>csv</w:t>
+      </w:r>
+      <w:proofErr w:type="spellEnd"/>
+    </w:p>
+    <w:p>
+      <w:r>
+        <w:t xml:space="preserve">IMPORTANTE: Tanto los archivos </w:t>
+      </w:r>
+      <w:proofErr w:type="spellStart"/>
+      <w:proofErr w:type="gramStart"/>
+      <w:r>
+        <w:t>plot.p</w:t>
+      </w:r>
+      <w:proofErr w:type="spellEnd"/>
+      <w:proofErr w:type="gramEnd"/>
+      <w:r>
+        <w:t xml:space="preserve"> como resultado.csv deben de estar en la misma carpeta.</w:t>
+      </w:r>
+    </w:p>
+    <w:p>
+      <w:r>
+        <w:t xml:space="preserve">5) Para visualizar la imagen que acabamos de generar, instalamos el programa </w:t>
+      </w:r>
+      <w:proofErr w:type="spellStart"/>
+      <w:r>
+        <w:t>fim</w:t>
+      </w:r>
+      <w:proofErr w:type="spellEnd"/>
+    </w:p>
+    <w:p>
+      <w:r>
+        <w:t xml:space="preserve">sudo </w:t>
+      </w:r>
+      <w:proofErr w:type="spellStart"/>
+      <w:r>
+        <w:t>apt</w:t>
+      </w:r>
+      <w:proofErr w:type="spellEnd"/>
+      <w:r>
+        <w:t xml:space="preserve"> </w:t>
+      </w:r>
+      <w:proofErr w:type="spellStart"/>
+      <w:r>
+        <w:t>install</w:t>
+      </w:r>
+      <w:proofErr w:type="spellEnd"/>
+      <w:r>
+        <w:t xml:space="preserve"> </w:t>
+      </w:r>
+      <w:proofErr w:type="spellStart"/>
+      <w:r>
+        <w:t>fim</w:t>
+      </w:r>
+      <w:proofErr w:type="spellEnd"/>
+    </w:p>
+    <w:p/>
+    <w:p>
+      <w:r>
+        <w:t xml:space="preserve">6) Por último, mostramos el gráfico. Se usa como </w:t>
+      </w:r>
+      <w:proofErr w:type="spellStart"/>
+      <w:r>
+        <w:t>root</w:t>
+      </w:r>
+      <w:proofErr w:type="spellEnd"/>
+      <w:r>
+        <w:t xml:space="preserve"> el comando </w:t>
+      </w:r>
+      <w:proofErr w:type="spellStart"/>
+      <w:r>
+        <w:t>fim</w:t>
+      </w:r>
+      <w:proofErr w:type="spellEnd"/>
+    </w:p>
+    <w:p>
+      <w:r>
+        <w:t xml:space="preserve">sudo </w:t>
+      </w:r>
+      <w:proofErr w:type="spellStart"/>
+      <w:r>
+        <w:t>fim</w:t>
+      </w:r>
+      <w:proofErr w:type="spellEnd"/>
+      <w:r>
+        <w:t xml:space="preserve"> -a resultado.png</w:t>
+      </w:r>
+    </w:p>
     <w:p/>
     <w:sectPr>
-      <w:footerReference w:type="default" r:id="rId41"/>
+      <w:footerReference w:type="default" r:id="rId56"/>
       <w:pgSz w:w="11906" w:h="16838"/>
       <w:pgMar w:top="1417" w:right="1701" w:bottom="1417" w:left="1701" w:header="708" w:footer="708" w:gutter="0"/>
       <w:cols w:space="708"/>

--- a/2ºDAW/DAW/2ºTrimestre/Unidad 4/Ejercicios/actividad4.2-SuárezGarcíaPablo.docx
+++ b/2ºDAW/DAW/2ºTrimestre/Unidad 4/Ejercicios/actividad4.2-SuárezGarcíaPablo.docx
@@ -419,7 +419,7 @@
                 <w:noProof/>
                 <w:webHidden/>
               </w:rPr>
-              <w:t>16</w:t>
+              <w:t>18</w:t>
             </w:r>
             <w:r>
               <w:rPr>
@@ -493,7 +493,7 @@
                 <w:noProof/>
                 <w:webHidden/>
               </w:rPr>
-              <w:t>16</w:t>
+              <w:t>22</w:t>
             </w:r>
             <w:r>
               <w:rPr>
@@ -567,7 +567,7 @@
                 <w:noProof/>
                 <w:webHidden/>
               </w:rPr>
-              <w:t>16</w:t>
+              <w:t>23</w:t>
             </w:r>
             <w:r>
               <w:rPr>
@@ -641,7 +641,7 @@
                 <w:noProof/>
                 <w:webHidden/>
               </w:rPr>
-              <w:t>16</w:t>
+              <w:t>24</w:t>
             </w:r>
             <w:r>
               <w:rPr>
@@ -715,7 +715,7 @@
                 <w:noProof/>
                 <w:webHidden/>
               </w:rPr>
-              <w:t>16</w:t>
+              <w:t>26</w:t>
             </w:r>
             <w:r>
               <w:rPr>
@@ -2459,7 +2459,21 @@
           <w:sz w:val="23"/>
           <w:szCs w:val="23"/>
         </w:rPr>
-        <w:t>Ya se puede acceder a la página web del usuario local pc-profe, escribiendo en el navegador</w:t>
+        <w:t>Ya se puede acceder a la página web del usuario local</w:t>
+      </w:r>
+      <w:r>
+        <w:rPr>
+          <w:sz w:val="23"/>
+          <w:szCs w:val="23"/>
+        </w:rPr>
+        <w:t xml:space="preserve"> Pablo</w:t>
+      </w:r>
+      <w:r>
+        <w:rPr>
+          <w:sz w:val="23"/>
+          <w:szCs w:val="23"/>
+        </w:rPr>
+        <w:t>, escribiendo en el navegador</w:t>
       </w:r>
     </w:p>
     <w:p>
@@ -4264,12 +4278,95 @@
         <w:t xml:space="preserve"> “Configuración global” y escoger el icono “Archivos de configuración”</w:t>
       </w:r>
     </w:p>
-    <w:p/>
+    <w:p>
+      <w:r>
+        <w:rPr>
+          <w:noProof/>
+        </w:rPr>
+        <w:drawing>
+          <wp:inline distT="0" distB="0" distL="0" distR="0" wp14:anchorId="67144C7A" wp14:editId="78B9927E">
+            <wp:extent cx="4693920" cy="1899315"/>
+            <wp:effectExtent l="0" t="0" r="0" b="5715"/>
+            <wp:docPr id="25" name="Imagen 25"/>
+            <wp:cNvGraphicFramePr>
+              <a:graphicFrameLocks xmlns:a="http://schemas.openxmlformats.org/drawingml/2006/main" noChangeAspect="1"/>
+            </wp:cNvGraphicFramePr>
+            <a:graphic xmlns:a="http://schemas.openxmlformats.org/drawingml/2006/main">
+              <a:graphicData uri="http://schemas.openxmlformats.org/drawingml/2006/picture">
+                <pic:pic xmlns:pic="http://schemas.openxmlformats.org/drawingml/2006/picture">
+                  <pic:nvPicPr>
+                    <pic:cNvPr id="1" name=""/>
+                    <pic:cNvPicPr/>
+                  </pic:nvPicPr>
+                  <pic:blipFill>
+                    <a:blip r:embed="rId50"/>
+                    <a:stretch>
+                      <a:fillRect/>
+                    </a:stretch>
+                  </pic:blipFill>
+                  <pic:spPr>
+                    <a:xfrm>
+                      <a:off x="0" y="0"/>
+                      <a:ext cx="4699849" cy="1901714"/>
+                    </a:xfrm>
+                    <a:prstGeom prst="rect">
+                      <a:avLst/>
+                    </a:prstGeom>
+                  </pic:spPr>
+                </pic:pic>
+              </a:graphicData>
+            </a:graphic>
+          </wp:inline>
+        </w:drawing>
+      </w:r>
+    </w:p>
+    <w:p>
+      <w:r>
+        <w:rPr>
+          <w:noProof/>
+        </w:rPr>
+        <w:drawing>
+          <wp:inline distT="0" distB="0" distL="0" distR="0" wp14:anchorId="4370F228" wp14:editId="123FD0DA">
+            <wp:extent cx="4198620" cy="2747568"/>
+            <wp:effectExtent l="0" t="0" r="0" b="0"/>
+            <wp:docPr id="34" name="Imagen 34"/>
+            <wp:cNvGraphicFramePr>
+              <a:graphicFrameLocks xmlns:a="http://schemas.openxmlformats.org/drawingml/2006/main" noChangeAspect="1"/>
+            </wp:cNvGraphicFramePr>
+            <a:graphic xmlns:a="http://schemas.openxmlformats.org/drawingml/2006/main">
+              <a:graphicData uri="http://schemas.openxmlformats.org/drawingml/2006/picture">
+                <pic:pic xmlns:pic="http://schemas.openxmlformats.org/drawingml/2006/picture">
+                  <pic:nvPicPr>
+                    <pic:cNvPr id="1" name=""/>
+                    <pic:cNvPicPr/>
+                  </pic:nvPicPr>
+                  <pic:blipFill>
+                    <a:blip r:embed="rId51"/>
+                    <a:stretch>
+                      <a:fillRect/>
+                    </a:stretch>
+                  </pic:blipFill>
+                  <pic:spPr>
+                    <a:xfrm>
+                      <a:off x="0" y="0"/>
+                      <a:ext cx="4208057" cy="2753743"/>
+                    </a:xfrm>
+                    <a:prstGeom prst="rect">
+                      <a:avLst/>
+                    </a:prstGeom>
+                  </pic:spPr>
+                </pic:pic>
+              </a:graphicData>
+            </a:graphic>
+          </wp:inline>
+        </w:drawing>
+      </w:r>
+    </w:p>
     <w:p>
       <w:r>
         <w:t xml:space="preserve">Hay que elegir el archivo </w:t>
       </w:r>
-      <w:hyperlink r:id="rId50" w:history="1">
+      <w:hyperlink r:id="rId52" w:history="1">
         <w:r>
           <w:rPr>
             <w:rStyle w:val="Hipervnculo"/>
@@ -4278,9 +4375,51 @@
         </w:r>
       </w:hyperlink>
     </w:p>
-    <w:p/>
-    <w:p>
-      <w:r>
+    <w:p>
+      <w:r>
+        <w:rPr>
+          <w:noProof/>
+        </w:rPr>
+        <w:drawing>
+          <wp:inline distT="0" distB="0" distL="0" distR="0" wp14:anchorId="7460050B" wp14:editId="69B668E4">
+            <wp:extent cx="3878246" cy="2947467"/>
+            <wp:effectExtent l="0" t="0" r="8255" b="5715"/>
+            <wp:docPr id="33" name="Imagen 33"/>
+            <wp:cNvGraphicFramePr>
+              <a:graphicFrameLocks xmlns:a="http://schemas.openxmlformats.org/drawingml/2006/main" noChangeAspect="1"/>
+            </wp:cNvGraphicFramePr>
+            <a:graphic xmlns:a="http://schemas.openxmlformats.org/drawingml/2006/main">
+              <a:graphicData uri="http://schemas.openxmlformats.org/drawingml/2006/picture">
+                <pic:pic xmlns:pic="http://schemas.openxmlformats.org/drawingml/2006/picture">
+                  <pic:nvPicPr>
+                    <pic:cNvPr id="1" name=""/>
+                    <pic:cNvPicPr/>
+                  </pic:nvPicPr>
+                  <pic:blipFill>
+                    <a:blip r:embed="rId53"/>
+                    <a:stretch>
+                      <a:fillRect/>
+                    </a:stretch>
+                  </pic:blipFill>
+                  <pic:spPr>
+                    <a:xfrm>
+                      <a:off x="0" y="0"/>
+                      <a:ext cx="3880996" cy="2949557"/>
+                    </a:xfrm>
+                    <a:prstGeom prst="rect">
+                      <a:avLst/>
+                    </a:prstGeom>
+                  </pic:spPr>
+                </pic:pic>
+              </a:graphicData>
+            </a:graphic>
+          </wp:inline>
+        </w:drawing>
+      </w:r>
+    </w:p>
+    <w:p>
+      <w:r>
+        <w:lastRenderedPageBreak/>
         <w:t>Una vez elegido, debe quedar así y lo guardamos:</w:t>
       </w:r>
     </w:p>
@@ -4331,6 +4470,74 @@
           <w:szCs w:val="16"/>
         </w:rPr>
       </w:pPr>
+      <w:r>
+        <w:rPr>
+          <w:noProof/>
+        </w:rPr>
+        <w:drawing>
+          <wp:anchor distT="0" distB="0" distL="114300" distR="114300" simplePos="0" relativeHeight="251658240" behindDoc="1" locked="0" layoutInCell="1" allowOverlap="1" wp14:anchorId="4D6F2EDF" wp14:editId="23AC08BF">
+            <wp:simplePos x="0" y="0"/>
+            <wp:positionH relativeFrom="column">
+              <wp:posOffset>2303145</wp:posOffset>
+            </wp:positionH>
+            <wp:positionV relativeFrom="paragraph">
+              <wp:posOffset>12065</wp:posOffset>
+            </wp:positionV>
+            <wp:extent cx="4030980" cy="1519555"/>
+            <wp:effectExtent l="0" t="0" r="7620" b="4445"/>
+            <wp:wrapTight wrapText="bothSides">
+              <wp:wrapPolygon edited="0">
+                <wp:start x="0" y="0"/>
+                <wp:lineTo x="0" y="21392"/>
+                <wp:lineTo x="21539" y="21392"/>
+                <wp:lineTo x="21539" y="0"/>
+                <wp:lineTo x="0" y="0"/>
+              </wp:wrapPolygon>
+            </wp:wrapTight>
+            <wp:docPr id="35" name="Imagen 35"/>
+            <wp:cNvGraphicFramePr>
+              <a:graphicFrameLocks xmlns:a="http://schemas.openxmlformats.org/drawingml/2006/main" noChangeAspect="1"/>
+            </wp:cNvGraphicFramePr>
+            <a:graphic xmlns:a="http://schemas.openxmlformats.org/drawingml/2006/main">
+              <a:graphicData uri="http://schemas.openxmlformats.org/drawingml/2006/picture">
+                <pic:pic xmlns:pic="http://schemas.openxmlformats.org/drawingml/2006/picture">
+                  <pic:nvPicPr>
+                    <pic:cNvPr id="1" name=""/>
+                    <pic:cNvPicPr/>
+                  </pic:nvPicPr>
+                  <pic:blipFill>
+                    <a:blip r:embed="rId54">
+                      <a:extLst>
+                        <a:ext uri="{28A0092B-C50C-407E-A947-70E740481C1C}">
+                          <a14:useLocalDpi xmlns:a14="http://schemas.microsoft.com/office/drawing/2010/main" val="0"/>
+                        </a:ext>
+                      </a:extLst>
+                    </a:blip>
+                    <a:stretch>
+                      <a:fillRect/>
+                    </a:stretch>
+                  </pic:blipFill>
+                  <pic:spPr>
+                    <a:xfrm>
+                      <a:off x="0" y="0"/>
+                      <a:ext cx="4030980" cy="1519555"/>
+                    </a:xfrm>
+                    <a:prstGeom prst="rect">
+                      <a:avLst/>
+                    </a:prstGeom>
+                  </pic:spPr>
+                </pic:pic>
+              </a:graphicData>
+            </a:graphic>
+            <wp14:sizeRelH relativeFrom="margin">
+              <wp14:pctWidth>0</wp14:pctWidth>
+            </wp14:sizeRelH>
+            <wp14:sizeRelV relativeFrom="margin">
+              <wp14:pctHeight>0</wp14:pctHeight>
+            </wp14:sizeRelV>
+          </wp:anchor>
+        </w:drawing>
+      </w:r>
       <w:proofErr w:type="spellStart"/>
       <w:r>
         <w:rPr>
@@ -4684,8 +4891,13 @@
         </w:rPr>
         <w:t>&gt;</w:t>
       </w:r>
-    </w:p>
-    <w:p/>
+      <w:r>
+        <w:rPr>
+          <w:noProof/>
+        </w:rPr>
+        <w:t xml:space="preserve"> </w:t>
+      </w:r>
+    </w:p>
     <w:p>
       <w:r>
         <w:t>4.- Habilitar el sitio web. Desde la terminal hacemos:</w:t>
@@ -4695,7 +4907,7 @@
       <w:r>
         <w:t xml:space="preserve">sudo a2ensite </w:t>
       </w:r>
-      <w:hyperlink r:id="rId51" w:history="1">
+      <w:hyperlink r:id="rId55" w:history="1">
         <w:r>
           <w:rPr>
             <w:rStyle w:val="Hipervnculo"/>
@@ -4704,7 +4916,48 @@
         </w:r>
       </w:hyperlink>
     </w:p>
-    <w:p/>
+    <w:p>
+      <w:r>
+        <w:rPr>
+          <w:noProof/>
+        </w:rPr>
+        <w:drawing>
+          <wp:inline distT="0" distB="0" distL="0" distR="0" wp14:anchorId="267C3C06" wp14:editId="6D087925">
+            <wp:extent cx="5400040" cy="340360"/>
+            <wp:effectExtent l="0" t="0" r="0" b="2540"/>
+            <wp:docPr id="40" name="Imagen 40"/>
+            <wp:cNvGraphicFramePr>
+              <a:graphicFrameLocks xmlns:a="http://schemas.openxmlformats.org/drawingml/2006/main" noChangeAspect="1"/>
+            </wp:cNvGraphicFramePr>
+            <a:graphic xmlns:a="http://schemas.openxmlformats.org/drawingml/2006/main">
+              <a:graphicData uri="http://schemas.openxmlformats.org/drawingml/2006/picture">
+                <pic:pic xmlns:pic="http://schemas.openxmlformats.org/drawingml/2006/picture">
+                  <pic:nvPicPr>
+                    <pic:cNvPr id="1" name=""/>
+                    <pic:cNvPicPr/>
+                  </pic:nvPicPr>
+                  <pic:blipFill>
+                    <a:blip r:embed="rId56"/>
+                    <a:stretch>
+                      <a:fillRect/>
+                    </a:stretch>
+                  </pic:blipFill>
+                  <pic:spPr>
+                    <a:xfrm>
+                      <a:off x="0" y="0"/>
+                      <a:ext cx="5400040" cy="340360"/>
+                    </a:xfrm>
+                    <a:prstGeom prst="rect">
+                      <a:avLst/>
+                    </a:prstGeom>
+                  </pic:spPr>
+                </pic:pic>
+              </a:graphicData>
+            </a:graphic>
+          </wp:inline>
+        </w:drawing>
+      </w:r>
+    </w:p>
     <w:p>
       <w:r>
         <w:t>Para ver que todo está bien, hacemos</w:t>
@@ -4720,7 +4973,48 @@
       </w:r>
       <w:proofErr w:type="spellEnd"/>
     </w:p>
-    <w:p/>
+    <w:p>
+      <w:r>
+        <w:rPr>
+          <w:noProof/>
+        </w:rPr>
+        <w:drawing>
+          <wp:inline distT="0" distB="0" distL="0" distR="0" wp14:anchorId="57DA5A88" wp14:editId="72E96AFA">
+            <wp:extent cx="5400040" cy="341630"/>
+            <wp:effectExtent l="0" t="0" r="0" b="1270"/>
+            <wp:docPr id="41" name="Imagen 41"/>
+            <wp:cNvGraphicFramePr>
+              <a:graphicFrameLocks xmlns:a="http://schemas.openxmlformats.org/drawingml/2006/main" noChangeAspect="1"/>
+            </wp:cNvGraphicFramePr>
+            <a:graphic xmlns:a="http://schemas.openxmlformats.org/drawingml/2006/main">
+              <a:graphicData uri="http://schemas.openxmlformats.org/drawingml/2006/picture">
+                <pic:pic xmlns:pic="http://schemas.openxmlformats.org/drawingml/2006/picture">
+                  <pic:nvPicPr>
+                    <pic:cNvPr id="1" name=""/>
+                    <pic:cNvPicPr/>
+                  </pic:nvPicPr>
+                  <pic:blipFill>
+                    <a:blip r:embed="rId57"/>
+                    <a:stretch>
+                      <a:fillRect/>
+                    </a:stretch>
+                  </pic:blipFill>
+                  <pic:spPr>
+                    <a:xfrm>
+                      <a:off x="0" y="0"/>
+                      <a:ext cx="5400040" cy="341630"/>
+                    </a:xfrm>
+                    <a:prstGeom prst="rect">
+                      <a:avLst/>
+                    </a:prstGeom>
+                  </pic:spPr>
+                </pic:pic>
+              </a:graphicData>
+            </a:graphic>
+          </wp:inline>
+        </w:drawing>
+      </w:r>
+    </w:p>
     <w:p>
       <w:r>
         <w:t>Debe de dar un aviso, y al final "</w:t>
@@ -4763,13 +5057,53 @@
         <w:t xml:space="preserve"> para poder usar páginas web sin cifrado. Ahora es el momento de restaurar la copia de seguridad que hicimos entonces o bien deshacer lo que pusimos antes, QUITANDO la almohadilla de las siguientes líneas:</w:t>
       </w:r>
     </w:p>
-    <w:p/>
     <w:p>
       <w:r>
         <w:t>Quedarán así esas líneas</w:t>
       </w:r>
     </w:p>
-    <w:p/>
+    <w:p>
+      <w:r>
+        <w:rPr>
+          <w:noProof/>
+        </w:rPr>
+        <w:drawing>
+          <wp:inline distT="0" distB="0" distL="0" distR="0" wp14:anchorId="5F92BB8C" wp14:editId="1407120F">
+            <wp:extent cx="4411980" cy="1496773"/>
+            <wp:effectExtent l="0" t="0" r="7620" b="8255"/>
+            <wp:docPr id="42" name="Imagen 42"/>
+            <wp:cNvGraphicFramePr>
+              <a:graphicFrameLocks xmlns:a="http://schemas.openxmlformats.org/drawingml/2006/main" noChangeAspect="1"/>
+            </wp:cNvGraphicFramePr>
+            <a:graphic xmlns:a="http://schemas.openxmlformats.org/drawingml/2006/main">
+              <a:graphicData uri="http://schemas.openxmlformats.org/drawingml/2006/picture">
+                <pic:pic xmlns:pic="http://schemas.openxmlformats.org/drawingml/2006/picture">
+                  <pic:nvPicPr>
+                    <pic:cNvPr id="1" name=""/>
+                    <pic:cNvPicPr/>
+                  </pic:nvPicPr>
+                  <pic:blipFill>
+                    <a:blip r:embed="rId58"/>
+                    <a:stretch>
+                      <a:fillRect/>
+                    </a:stretch>
+                  </pic:blipFill>
+                  <pic:spPr>
+                    <a:xfrm>
+                      <a:off x="0" y="0"/>
+                      <a:ext cx="4425911" cy="1501499"/>
+                    </a:xfrm>
+                    <a:prstGeom prst="rect">
+                      <a:avLst/>
+                    </a:prstGeom>
+                  </pic:spPr>
+                </pic:pic>
+              </a:graphicData>
+            </a:graphic>
+          </wp:inline>
+        </w:drawing>
+      </w:r>
+    </w:p>
     <w:p>
       <w:r>
         <w:t>Se guarda el archivo y se hace</w:t>
@@ -4778,22 +5112,63 @@
     <w:p>
       <w:proofErr w:type="spellStart"/>
       <w:r>
+        <w:t>service</w:t>
+      </w:r>
+      <w:proofErr w:type="spellEnd"/>
+      <w:r>
+        <w:t xml:space="preserve"> apache2 </w:t>
+      </w:r>
+      <w:proofErr w:type="spellStart"/>
+      <w:r>
+        <w:t>restart</w:t>
+      </w:r>
+      <w:proofErr w:type="spellEnd"/>
+    </w:p>
+    <w:p>
+      <w:r>
+        <w:rPr>
+          <w:noProof/>
+        </w:rPr>
+        <w:drawing>
+          <wp:inline distT="0" distB="0" distL="0" distR="0" wp14:anchorId="12D543C0" wp14:editId="44BD8485">
+            <wp:extent cx="5400040" cy="189865"/>
+            <wp:effectExtent l="0" t="0" r="0" b="635"/>
+            <wp:docPr id="43" name="Imagen 43"/>
+            <wp:cNvGraphicFramePr>
+              <a:graphicFrameLocks xmlns:a="http://schemas.openxmlformats.org/drawingml/2006/main" noChangeAspect="1"/>
+            </wp:cNvGraphicFramePr>
+            <a:graphic xmlns:a="http://schemas.openxmlformats.org/drawingml/2006/main">
+              <a:graphicData uri="http://schemas.openxmlformats.org/drawingml/2006/picture">
+                <pic:pic xmlns:pic="http://schemas.openxmlformats.org/drawingml/2006/picture">
+                  <pic:nvPicPr>
+                    <pic:cNvPr id="1" name=""/>
+                    <pic:cNvPicPr/>
+                  </pic:nvPicPr>
+                  <pic:blipFill>
+                    <a:blip r:embed="rId59"/>
+                    <a:stretch>
+                      <a:fillRect/>
+                    </a:stretch>
+                  </pic:blipFill>
+                  <pic:spPr>
+                    <a:xfrm>
+                      <a:off x="0" y="0"/>
+                      <a:ext cx="5400040" cy="189865"/>
+                    </a:xfrm>
+                    <a:prstGeom prst="rect">
+                      <a:avLst/>
+                    </a:prstGeom>
+                  </pic:spPr>
+                </pic:pic>
+              </a:graphicData>
+            </a:graphic>
+          </wp:inline>
+        </w:drawing>
+      </w:r>
+    </w:p>
+    <w:p>
+      <w:r>
         <w:lastRenderedPageBreak/>
-        <w:t>service</w:t>
-      </w:r>
-      <w:proofErr w:type="spellEnd"/>
-      <w:r>
-        <w:t xml:space="preserve"> apache2 </w:t>
-      </w:r>
-      <w:proofErr w:type="spellStart"/>
-      <w:r>
-        <w:t>restart</w:t>
-      </w:r>
-      <w:proofErr w:type="spellEnd"/>
-    </w:p>
-    <w:p/>
-    <w:p>
-      <w:r>
         <w:t>Ya está. Si todo ha salido bien, debemos teclear en el navegador el nombre de dominio precedido por https://</w:t>
       </w:r>
     </w:p>
@@ -4809,7 +5184,7 @@
       <w:r>
         <w:t xml:space="preserve"> del ordenador que tiene Apache. Yo lo he hecho desde otro ordenador poniendo, en mi caso, </w:t>
       </w:r>
-      <w:hyperlink r:id="rId52" w:history="1">
+      <w:hyperlink r:id="rId60" w:history="1">
         <w:r>
           <w:rPr>
             <w:rStyle w:val="Hipervnculo"/>
@@ -4818,7 +5193,6 @@
         </w:r>
       </w:hyperlink>
     </w:p>
-    <w:p/>
     <w:p>
       <w:r>
         <w:t>El navegador avisa de que el certificado no es de confianza, damos a “Avanzado…” y luego</w:t>
@@ -4826,22 +5200,147 @@
     </w:p>
     <w:p>
       <w:r>
+        <w:rPr>
+          <w:noProof/>
+        </w:rPr>
+        <w:drawing>
+          <wp:inline distT="0" distB="0" distL="0" distR="0" wp14:anchorId="33A017EC" wp14:editId="76C4EE65">
+            <wp:extent cx="2926080" cy="1791983"/>
+            <wp:effectExtent l="0" t="0" r="7620" b="0"/>
+            <wp:docPr id="54" name="Imagen 54"/>
+            <wp:cNvGraphicFramePr>
+              <a:graphicFrameLocks xmlns:a="http://schemas.openxmlformats.org/drawingml/2006/main" noChangeAspect="1"/>
+            </wp:cNvGraphicFramePr>
+            <a:graphic xmlns:a="http://schemas.openxmlformats.org/drawingml/2006/main">
+              <a:graphicData uri="http://schemas.openxmlformats.org/drawingml/2006/picture">
+                <pic:pic xmlns:pic="http://schemas.openxmlformats.org/drawingml/2006/picture">
+                  <pic:nvPicPr>
+                    <pic:cNvPr id="1" name=""/>
+                    <pic:cNvPicPr/>
+                  </pic:nvPicPr>
+                  <pic:blipFill>
+                    <a:blip r:embed="rId61"/>
+                    <a:stretch>
+                      <a:fillRect/>
+                    </a:stretch>
+                  </pic:blipFill>
+                  <pic:spPr>
+                    <a:xfrm>
+                      <a:off x="0" y="0"/>
+                      <a:ext cx="2935030" cy="1797464"/>
+                    </a:xfrm>
+                    <a:prstGeom prst="rect">
+                      <a:avLst/>
+                    </a:prstGeom>
+                  </pic:spPr>
+                </pic:pic>
+              </a:graphicData>
+            </a:graphic>
+          </wp:inline>
+        </w:drawing>
+      </w:r>
+    </w:p>
+    <w:p>
+      <w:r>
         <w:t>“Aceptar el riesgo y continuar”</w:t>
       </w:r>
     </w:p>
-    <w:p/>
+    <w:p>
+      <w:r>
+        <w:rPr>
+          <w:noProof/>
+        </w:rPr>
+        <w:drawing>
+          <wp:inline distT="0" distB="0" distL="0" distR="0" wp14:anchorId="5E760B74" wp14:editId="6F00FFD9">
+            <wp:extent cx="3682365" cy="2994302"/>
+            <wp:effectExtent l="0" t="0" r="0" b="0"/>
+            <wp:docPr id="56" name="Imagen 56"/>
+            <wp:cNvGraphicFramePr>
+              <a:graphicFrameLocks xmlns:a="http://schemas.openxmlformats.org/drawingml/2006/main" noChangeAspect="1"/>
+            </wp:cNvGraphicFramePr>
+            <a:graphic xmlns:a="http://schemas.openxmlformats.org/drawingml/2006/main">
+              <a:graphicData uri="http://schemas.openxmlformats.org/drawingml/2006/picture">
+                <pic:pic xmlns:pic="http://schemas.openxmlformats.org/drawingml/2006/picture">
+                  <pic:nvPicPr>
+                    <pic:cNvPr id="1" name=""/>
+                    <pic:cNvPicPr/>
+                  </pic:nvPicPr>
+                  <pic:blipFill>
+                    <a:blip r:embed="rId62"/>
+                    <a:stretch>
+                      <a:fillRect/>
+                    </a:stretch>
+                  </pic:blipFill>
+                  <pic:spPr>
+                    <a:xfrm>
+                      <a:off x="0" y="0"/>
+                      <a:ext cx="3689538" cy="3000135"/>
+                    </a:xfrm>
+                    <a:prstGeom prst="rect">
+                      <a:avLst/>
+                    </a:prstGeom>
+                  </pic:spPr>
+                </pic:pic>
+              </a:graphicData>
+            </a:graphic>
+          </wp:inline>
+        </w:drawing>
+      </w:r>
+    </w:p>
     <w:p>
       <w:r>
         <w:t>Ya sale la página web (fíjate que va cifrada, aunque el navegador informa que el certificado no es válido, ya que no está respaldado por una entidad certificadora de confianza):</w:t>
       </w:r>
     </w:p>
-    <w:p/>
+    <w:p>
+      <w:r>
+        <w:rPr>
+          <w:noProof/>
+        </w:rPr>
+        <w:drawing>
+          <wp:inline distT="0" distB="0" distL="0" distR="0" wp14:anchorId="45EE54C9" wp14:editId="1277B92A">
+            <wp:extent cx="3175160" cy="747449"/>
+            <wp:effectExtent l="0" t="0" r="6350" b="0"/>
+            <wp:docPr id="57" name="Imagen 57"/>
+            <wp:cNvGraphicFramePr>
+              <a:graphicFrameLocks xmlns:a="http://schemas.openxmlformats.org/drawingml/2006/main" noChangeAspect="1"/>
+            </wp:cNvGraphicFramePr>
+            <a:graphic xmlns:a="http://schemas.openxmlformats.org/drawingml/2006/main">
+              <a:graphicData uri="http://schemas.openxmlformats.org/drawingml/2006/picture">
+                <pic:pic xmlns:pic="http://schemas.openxmlformats.org/drawingml/2006/picture">
+                  <pic:nvPicPr>
+                    <pic:cNvPr id="1" name=""/>
+                    <pic:cNvPicPr/>
+                  </pic:nvPicPr>
+                  <pic:blipFill>
+                    <a:blip r:embed="rId63"/>
+                    <a:stretch>
+                      <a:fillRect/>
+                    </a:stretch>
+                  </pic:blipFill>
+                  <pic:spPr>
+                    <a:xfrm>
+                      <a:off x="0" y="0"/>
+                      <a:ext cx="3175160" cy="747449"/>
+                    </a:xfrm>
+                    <a:prstGeom prst="rect">
+                      <a:avLst/>
+                    </a:prstGeom>
+                  </pic:spPr>
+                </pic:pic>
+              </a:graphicData>
+            </a:graphic>
+          </wp:inline>
+        </w:drawing>
+      </w:r>
+    </w:p>
     <w:p>
       <w:pPr>
         <w:pStyle w:val="Ttulo1"/>
       </w:pPr>
       <w:bookmarkStart w:id="4" w:name="_Toc219357147"/>
       <w:r>
+        <w:lastRenderedPageBreak/>
         <w:t>4.</w:t>
       </w:r>
       <w:r>
@@ -4914,265 +5413,469 @@
         <w:t>Un ejemplo de este archivo es:</w:t>
       </w:r>
     </w:p>
+    <w:p>
+      <w:r>
+        <w:rPr>
+          <w:noProof/>
+        </w:rPr>
+        <w:drawing>
+          <wp:inline distT="0" distB="0" distL="0" distR="0" wp14:anchorId="22A5A687" wp14:editId="67CF9B34">
+            <wp:extent cx="4693920" cy="1968863"/>
+            <wp:effectExtent l="0" t="0" r="0" b="0"/>
+            <wp:docPr id="58" name="Imagen 58"/>
+            <wp:cNvGraphicFramePr>
+              <a:graphicFrameLocks xmlns:a="http://schemas.openxmlformats.org/drawingml/2006/main" noChangeAspect="1"/>
+            </wp:cNvGraphicFramePr>
+            <a:graphic xmlns:a="http://schemas.openxmlformats.org/drawingml/2006/main">
+              <a:graphicData uri="http://schemas.openxmlformats.org/drawingml/2006/picture">
+                <pic:pic xmlns:pic="http://schemas.openxmlformats.org/drawingml/2006/picture">
+                  <pic:nvPicPr>
+                    <pic:cNvPr id="1" name=""/>
+                    <pic:cNvPicPr/>
+                  </pic:nvPicPr>
+                  <pic:blipFill>
+                    <a:blip r:embed="rId64"/>
+                    <a:stretch>
+                      <a:fillRect/>
+                    </a:stretch>
+                  </pic:blipFill>
+                  <pic:spPr>
+                    <a:xfrm>
+                      <a:off x="0" y="0"/>
+                      <a:ext cx="4699807" cy="1971332"/>
+                    </a:xfrm>
+                    <a:prstGeom prst="rect">
+                      <a:avLst/>
+                    </a:prstGeom>
+                  </pic:spPr>
+                </pic:pic>
+              </a:graphicData>
+            </a:graphic>
+          </wp:inline>
+        </w:drawing>
+      </w:r>
+    </w:p>
+    <w:p>
+      <w:r>
+        <w:t>En el caso de tener varios hosts virtuales, sería deseable configurar un registro de acceso para cada uno de ellos por separado.</w:t>
+      </w:r>
+    </w:p>
+    <w:p>
+      <w:r>
+        <w:t>b) Registro de errores: /</w:t>
+      </w:r>
+      <w:proofErr w:type="spellStart"/>
+      <w:r>
+        <w:t>var</w:t>
+      </w:r>
+      <w:proofErr w:type="spellEnd"/>
+      <w:r>
+        <w:t>/log/apache2/error.log</w:t>
+      </w:r>
+    </w:p>
+    <w:p>
+      <w:r>
+        <w:t>Ejemplo:</w:t>
+      </w:r>
+    </w:p>
+    <w:p>
+      <w:r>
+        <w:rPr>
+          <w:noProof/>
+        </w:rPr>
+        <w:drawing>
+          <wp:inline distT="0" distB="0" distL="0" distR="0" wp14:anchorId="53CFA8C6" wp14:editId="130A859B">
+            <wp:extent cx="3821796" cy="2492885"/>
+            <wp:effectExtent l="0" t="0" r="7620" b="3175"/>
+            <wp:docPr id="59" name="Imagen 59"/>
+            <wp:cNvGraphicFramePr>
+              <a:graphicFrameLocks xmlns:a="http://schemas.openxmlformats.org/drawingml/2006/main" noChangeAspect="1"/>
+            </wp:cNvGraphicFramePr>
+            <a:graphic xmlns:a="http://schemas.openxmlformats.org/drawingml/2006/main">
+              <a:graphicData uri="http://schemas.openxmlformats.org/drawingml/2006/picture">
+                <pic:pic xmlns:pic="http://schemas.openxmlformats.org/drawingml/2006/picture">
+                  <pic:nvPicPr>
+                    <pic:cNvPr id="1" name=""/>
+                    <pic:cNvPicPr/>
+                  </pic:nvPicPr>
+                  <pic:blipFill>
+                    <a:blip r:embed="rId65"/>
+                    <a:stretch>
+                      <a:fillRect/>
+                    </a:stretch>
+                  </pic:blipFill>
+                  <pic:spPr>
+                    <a:xfrm>
+                      <a:off x="0" y="0"/>
+                      <a:ext cx="3823191" cy="2493795"/>
+                    </a:xfrm>
+                    <a:prstGeom prst="rect">
+                      <a:avLst/>
+                    </a:prstGeom>
+                  </pic:spPr>
+                </pic:pic>
+              </a:graphicData>
+            </a:graphic>
+          </wp:inline>
+        </w:drawing>
+      </w:r>
+    </w:p>
+    <w:p>
+      <w:r>
+        <w:lastRenderedPageBreak/>
+        <w:t xml:space="preserve">Se compone cada registro de error está formado por fecha y hora, módulo de Apache que ha producido el error, gravedad del </w:t>
+      </w:r>
+      <w:proofErr w:type="gramStart"/>
+      <w:r>
+        <w:t>mismo,…</w:t>
+      </w:r>
+      <w:proofErr w:type="gramEnd"/>
+    </w:p>
+    <w:p>
+      <w:r>
+        <w:t>Apache incluye un conjunto de directivas que hacen posible la configuración de los archivos de log:</w:t>
+      </w:r>
+    </w:p>
+    <w:p>
+      <w:proofErr w:type="spellStart"/>
+      <w:r>
+        <w:t>LogFormat</w:t>
+      </w:r>
+      <w:proofErr w:type="spellEnd"/>
+      <w:r>
+        <w:t xml:space="preserve">: La directiva </w:t>
+      </w:r>
+      <w:proofErr w:type="spellStart"/>
+      <w:r>
+        <w:t>LogFormat</w:t>
+      </w:r>
+      <w:proofErr w:type="spellEnd"/>
+      <w:r>
+        <w:t xml:space="preserve"> se utiliza para definir el formato de los registros. Puedes personalizar los elementos que se registran, como la dirección IP, el tiempo de acceso, el método HTTP, etc. Aquí hay un ejemplo básico:</w:t>
+      </w:r>
+    </w:p>
+    <w:p>
+      <w:pPr>
+        <w:rPr>
+          <w:sz w:val="16"/>
+          <w:szCs w:val="16"/>
+        </w:rPr>
+      </w:pPr>
+      <w:proofErr w:type="spellStart"/>
+      <w:r>
+        <w:rPr>
+          <w:sz w:val="16"/>
+          <w:szCs w:val="16"/>
+        </w:rPr>
+        <w:t>LogFormat</w:t>
+      </w:r>
+      <w:proofErr w:type="spellEnd"/>
+      <w:r>
+        <w:rPr>
+          <w:sz w:val="16"/>
+          <w:szCs w:val="16"/>
+        </w:rPr>
+        <w:t xml:space="preserve"> "%h %l %u %t \"%r\" %&gt;s %b" </w:t>
+      </w:r>
+      <w:proofErr w:type="spellStart"/>
+      <w:r>
+        <w:rPr>
+          <w:sz w:val="16"/>
+          <w:szCs w:val="16"/>
+        </w:rPr>
+        <w:t>common</w:t>
+      </w:r>
+      <w:proofErr w:type="spellEnd"/>
+    </w:p>
     <w:p/>
     <w:p>
       <w:r>
-        <w:t>En el caso de tener varios hosts virtuales, sería deseable configurar un registro de acceso para cada uno de ellos por separado.</w:t>
-      </w:r>
-    </w:p>
-    <w:p>
-      <w:r>
-        <w:t>b) Registro de errores: /</w:t>
-      </w:r>
-      <w:proofErr w:type="spellStart"/>
-      <w:r>
+        <w:t>Este formato incluye la dirección IP del cliente (%h), el nombre de usuario remoto (%l), el usuario remoto (%u), la fecha y hora del acceso (%t), la solicitud HTTP (%r), el código de estado (%&gt;s), y el tamaño de la respuesta en bytes (%b).</w:t>
+      </w:r>
+    </w:p>
+    <w:p>
+      <w:proofErr w:type="spellStart"/>
+      <w:r>
+        <w:t>CustomLog</w:t>
+      </w:r>
+      <w:proofErr w:type="spellEnd"/>
+      <w:r>
+        <w:t xml:space="preserve">: La directiva </w:t>
+      </w:r>
+      <w:proofErr w:type="spellStart"/>
+      <w:r>
+        <w:t>CustomLog</w:t>
+      </w:r>
+      <w:proofErr w:type="spellEnd"/>
+      <w:r>
+        <w:t xml:space="preserve"> se utiliza para especificar la ubicación del archivo de registro y el formato que debe usar. Puedes utilizar el formato que hayas definido con </w:t>
+      </w:r>
+      <w:proofErr w:type="spellStart"/>
+      <w:r>
+        <w:t>LogFormat</w:t>
+      </w:r>
+      <w:proofErr w:type="spellEnd"/>
+      <w:r>
+        <w:t>. Aquí hay un ejemplo:</w:t>
+      </w:r>
+    </w:p>
+    <w:p>
+      <w:pPr>
+        <w:rPr>
+          <w:sz w:val="16"/>
+          <w:szCs w:val="16"/>
+        </w:rPr>
+      </w:pPr>
+      <w:proofErr w:type="spellStart"/>
+      <w:r>
+        <w:rPr>
+          <w:sz w:val="16"/>
+          <w:szCs w:val="16"/>
+        </w:rPr>
+        <w:t>CustomLog</w:t>
+      </w:r>
+      <w:proofErr w:type="spellEnd"/>
+      <w:r>
+        <w:rPr>
+          <w:sz w:val="16"/>
+          <w:szCs w:val="16"/>
+        </w:rPr>
+        <w:t xml:space="preserve"> /</w:t>
+      </w:r>
+      <w:proofErr w:type="spellStart"/>
+      <w:r>
+        <w:rPr>
+          <w:sz w:val="16"/>
+          <w:szCs w:val="16"/>
+        </w:rPr>
         <w:t>var</w:t>
       </w:r>
       <w:proofErr w:type="spellEnd"/>
       <w:r>
+        <w:rPr>
+          <w:sz w:val="16"/>
+          <w:szCs w:val="16"/>
+        </w:rPr>
+        <w:t xml:space="preserve">/log/apache2/access.log </w:t>
+      </w:r>
+      <w:proofErr w:type="spellStart"/>
+      <w:r>
+        <w:rPr>
+          <w:sz w:val="16"/>
+          <w:szCs w:val="16"/>
+        </w:rPr>
+        <w:t>common</w:t>
+      </w:r>
+      <w:proofErr w:type="spellEnd"/>
+    </w:p>
+    <w:p/>
+    <w:p>
+      <w:r>
+        <w:t>Este ejemplo configura Apache para registrar los accesos en el archivo /</w:t>
+      </w:r>
+      <w:proofErr w:type="spellStart"/>
+      <w:r>
+        <w:t>var</w:t>
+      </w:r>
+      <w:proofErr w:type="spellEnd"/>
+      <w:r>
+        <w:t xml:space="preserve">/log/apache2/access.log utilizando el formato definido como </w:t>
+      </w:r>
+      <w:proofErr w:type="spellStart"/>
+      <w:r>
+        <w:t>common</w:t>
+      </w:r>
+      <w:proofErr w:type="spellEnd"/>
+      <w:r>
+        <w:t>.</w:t>
+      </w:r>
+    </w:p>
+    <w:p>
+      <w:r>
+        <w:t>Recuerda reiniciar Apache después de realizar cambios en la configuración:</w:t>
+      </w:r>
+    </w:p>
+    <w:p>
+      <w:pPr>
+        <w:rPr>
+          <w:sz w:val="16"/>
+          <w:szCs w:val="16"/>
+        </w:rPr>
+      </w:pPr>
+      <w:r>
+        <w:rPr>
+          <w:sz w:val="16"/>
+          <w:szCs w:val="16"/>
+        </w:rPr>
+        <w:t xml:space="preserve">sudo </w:t>
+      </w:r>
+      <w:proofErr w:type="spellStart"/>
+      <w:r>
+        <w:rPr>
+          <w:sz w:val="16"/>
+          <w:szCs w:val="16"/>
+        </w:rPr>
+        <w:t>service</w:t>
+      </w:r>
+      <w:proofErr w:type="spellEnd"/>
+      <w:r>
+        <w:rPr>
+          <w:sz w:val="16"/>
+          <w:szCs w:val="16"/>
+        </w:rPr>
+        <w:t xml:space="preserve"> apache2 </w:t>
+      </w:r>
+      <w:proofErr w:type="spellStart"/>
+      <w:r>
+        <w:rPr>
+          <w:sz w:val="16"/>
+          <w:szCs w:val="16"/>
+        </w:rPr>
+        <w:t>restart</w:t>
+      </w:r>
+      <w:proofErr w:type="spellEnd"/>
+    </w:p>
+    <w:p>
+      <w:pPr>
+        <w:rPr>
+          <w:sz w:val="16"/>
+          <w:szCs w:val="16"/>
+        </w:rPr>
+      </w:pPr>
+    </w:p>
+    <w:p>
+      <w:proofErr w:type="spellStart"/>
+      <w:r>
+        <w:t>CookieLog</w:t>
+      </w:r>
+      <w:proofErr w:type="spellEnd"/>
+      <w:r>
+        <w:t>: Controla el registro de información relacionada con cookies.</w:t>
+      </w:r>
+    </w:p>
+    <w:p>
+      <w:pPr>
+        <w:rPr>
+          <w:sz w:val="16"/>
+          <w:szCs w:val="16"/>
+        </w:rPr>
+      </w:pPr>
+      <w:proofErr w:type="spellStart"/>
+      <w:r>
+        <w:rPr>
+          <w:sz w:val="16"/>
+          <w:szCs w:val="16"/>
+        </w:rPr>
+        <w:t>CookieLog</w:t>
+      </w:r>
+      <w:proofErr w:type="spellEnd"/>
+      <w:r>
+        <w:rPr>
+          <w:sz w:val="16"/>
+          <w:szCs w:val="16"/>
+        </w:rPr>
+        <w:t xml:space="preserve"> /</w:t>
+      </w:r>
+      <w:proofErr w:type="spellStart"/>
+      <w:r>
+        <w:rPr>
+          <w:sz w:val="16"/>
+          <w:szCs w:val="16"/>
+        </w:rPr>
+        <w:t>var</w:t>
+      </w:r>
+      <w:proofErr w:type="spellEnd"/>
+      <w:r>
+        <w:rPr>
+          <w:sz w:val="16"/>
+          <w:szCs w:val="16"/>
+        </w:rPr>
+        <w:t>/log/apache2/cookie.log</w:t>
+      </w:r>
+    </w:p>
+    <w:p/>
+    <w:p>
+      <w:proofErr w:type="spellStart"/>
+      <w:r>
+        <w:t>ErrorLog</w:t>
+      </w:r>
+      <w:proofErr w:type="spellEnd"/>
+      <w:r>
+        <w:t>: Define el archivo de registro de errores para el servidor.</w:t>
+      </w:r>
+    </w:p>
+    <w:p>
+      <w:pPr>
+        <w:rPr>
+          <w:sz w:val="16"/>
+          <w:szCs w:val="16"/>
+        </w:rPr>
+      </w:pPr>
+      <w:proofErr w:type="spellStart"/>
+      <w:r>
+        <w:rPr>
+          <w:sz w:val="16"/>
+          <w:szCs w:val="16"/>
+        </w:rPr>
+        <w:t>ErrorLog</w:t>
+      </w:r>
+      <w:proofErr w:type="spellEnd"/>
+      <w:r>
+        <w:rPr>
+          <w:sz w:val="16"/>
+          <w:szCs w:val="16"/>
+        </w:rPr>
+        <w:t xml:space="preserve"> /</w:t>
+      </w:r>
+      <w:proofErr w:type="spellStart"/>
+      <w:r>
+        <w:rPr>
+          <w:sz w:val="16"/>
+          <w:szCs w:val="16"/>
+        </w:rPr>
+        <w:t>var</w:t>
+      </w:r>
+      <w:proofErr w:type="spellEnd"/>
+      <w:r>
+        <w:rPr>
+          <w:sz w:val="16"/>
+          <w:szCs w:val="16"/>
+        </w:rPr>
         <w:t>/log/apache2/error.log</w:t>
       </w:r>
     </w:p>
+    <w:p/>
+    <w:p>
+      <w:proofErr w:type="spellStart"/>
+      <w:r>
+        <w:t>TransferLog</w:t>
+      </w:r>
+      <w:proofErr w:type="spellEnd"/>
+      <w:r>
+        <w:t>: Define el archivo de registro de transferencia para el servidor. Indica la ubicación del archivo que registra las solicitudes al servidor, incluyendo detalles como la dirección IP del cliente, la solicitud HTTP, el código de estado, etc.</w:t>
+      </w:r>
+    </w:p>
+    <w:p>
+      <w:proofErr w:type="spellStart"/>
+      <w:r>
+        <w:t>TransferLog</w:t>
+      </w:r>
+      <w:proofErr w:type="spellEnd"/>
+      <w:r>
+        <w:t xml:space="preserve"> /</w:t>
+      </w:r>
+      <w:proofErr w:type="spellStart"/>
+      <w:r>
+        <w:t>var</w:t>
+      </w:r>
+      <w:proofErr w:type="spellEnd"/>
+      <w:r>
+        <w:t>/log/apache2/access.log</w:t>
+      </w:r>
+    </w:p>
     <w:p>
       <w:r>
         <w:lastRenderedPageBreak/>
-        <w:t>Ejemplo:</w:t>
-      </w:r>
-    </w:p>
-    <w:p/>
-    <w:p>
-      <w:r>
-        <w:t xml:space="preserve">Se compone cada registro de error está formado por fecha y hora, módulo de Apache que ha producido el error, gravedad del </w:t>
-      </w:r>
-      <w:proofErr w:type="gramStart"/>
-      <w:r>
-        <w:t>mismo,…</w:t>
-      </w:r>
-      <w:proofErr w:type="gramEnd"/>
-    </w:p>
-    <w:p>
-      <w:r>
-        <w:t>Apache incluye un conjunto de directivas que hacen posible la configuración de los archivos de log:</w:t>
-      </w:r>
-    </w:p>
-    <w:p>
-      <w:proofErr w:type="spellStart"/>
-      <w:r>
-        <w:t>LogFormat</w:t>
-      </w:r>
-      <w:proofErr w:type="spellEnd"/>
-      <w:r>
-        <w:t xml:space="preserve">: La directiva </w:t>
-      </w:r>
-      <w:proofErr w:type="spellStart"/>
-      <w:r>
-        <w:t>LogFormat</w:t>
-      </w:r>
-      <w:proofErr w:type="spellEnd"/>
-      <w:r>
-        <w:t xml:space="preserve"> se utiliza para definir el formato de los registros. Puedes personalizar los elementos que se registran, como la dirección IP, el tiempo de acceso, el método HTTP, etc. Aquí hay un ejemplo básico:</w:t>
-      </w:r>
-    </w:p>
-    <w:p>
-      <w:proofErr w:type="spellStart"/>
-      <w:r>
-        <w:t>LogFormat</w:t>
-      </w:r>
-      <w:proofErr w:type="spellEnd"/>
-      <w:r>
-        <w:t xml:space="preserve"> "%h %l %u %t \"%r\" %&gt;s %b" </w:t>
-      </w:r>
-      <w:proofErr w:type="spellStart"/>
-      <w:r>
-        <w:t>common</w:t>
-      </w:r>
-      <w:proofErr w:type="spellEnd"/>
-    </w:p>
-    <w:p>
-      <w:r>
-        <w:t>Este formato incluye la dirección IP del cliente (%h), el nombre de usuario remoto (%l), el usuario remoto (%u), la fecha y hora del acceso (%t), la solicitud HTTP (%r), el código de estado (%&gt;s), y el tamaño de la respuesta en bytes (%b).</w:t>
-      </w:r>
-    </w:p>
-    <w:p>
-      <w:proofErr w:type="spellStart"/>
-      <w:r>
-        <w:t>CustomLog</w:t>
-      </w:r>
-      <w:proofErr w:type="spellEnd"/>
-      <w:r>
-        <w:t xml:space="preserve">: La directiva </w:t>
-      </w:r>
-      <w:proofErr w:type="spellStart"/>
-      <w:r>
-        <w:t>CustomLog</w:t>
-      </w:r>
-      <w:proofErr w:type="spellEnd"/>
-      <w:r>
-        <w:t xml:space="preserve"> se utiliza para especificar la ubicación del archivo de registro y el formato que debe usar. Puedes utilizar el formato que hayas definido con </w:t>
-      </w:r>
-      <w:proofErr w:type="spellStart"/>
-      <w:r>
-        <w:t>LogFormat</w:t>
-      </w:r>
-      <w:proofErr w:type="spellEnd"/>
-      <w:r>
-        <w:t>. Aquí hay un ejemplo:</w:t>
-      </w:r>
-    </w:p>
-    <w:p>
-      <w:proofErr w:type="spellStart"/>
-      <w:r>
-        <w:t>CustomLog</w:t>
-      </w:r>
-      <w:proofErr w:type="spellEnd"/>
-      <w:r>
-        <w:t xml:space="preserve"> /</w:t>
-      </w:r>
-      <w:proofErr w:type="spellStart"/>
-      <w:r>
-        <w:t>var</w:t>
-      </w:r>
-      <w:proofErr w:type="spellEnd"/>
-      <w:r>
-        <w:t xml:space="preserve">/log/apache2/access.log </w:t>
-      </w:r>
-      <w:proofErr w:type="spellStart"/>
-      <w:r>
-        <w:t>common</w:t>
-      </w:r>
-      <w:proofErr w:type="spellEnd"/>
-    </w:p>
-    <w:p>
-      <w:r>
-        <w:t>Este ejemplo configura Apache para registrar los accesos en el archivo /</w:t>
-      </w:r>
-      <w:proofErr w:type="spellStart"/>
-      <w:r>
-        <w:t>var</w:t>
-      </w:r>
-      <w:proofErr w:type="spellEnd"/>
-      <w:r>
-        <w:t xml:space="preserve">/log/apache2/access.log utilizando el formato definido como </w:t>
-      </w:r>
-      <w:proofErr w:type="spellStart"/>
-      <w:r>
-        <w:t>common</w:t>
-      </w:r>
-      <w:proofErr w:type="spellEnd"/>
-      <w:r>
-        <w:t>.</w:t>
-      </w:r>
-    </w:p>
-    <w:p>
-      <w:r>
-        <w:t>Recuerda reiniciar Apache después de realizar cambios en la configuración:</w:t>
-      </w:r>
-    </w:p>
-    <w:p>
-      <w:r>
-        <w:t xml:space="preserve">sudo </w:t>
-      </w:r>
-      <w:proofErr w:type="spellStart"/>
-      <w:r>
-        <w:t>service</w:t>
-      </w:r>
-      <w:proofErr w:type="spellEnd"/>
-      <w:r>
-        <w:t xml:space="preserve"> apache2 </w:t>
-      </w:r>
-      <w:proofErr w:type="spellStart"/>
-      <w:r>
-        <w:t>restart</w:t>
-      </w:r>
-      <w:proofErr w:type="spellEnd"/>
-    </w:p>
-    <w:p>
-      <w:proofErr w:type="spellStart"/>
-      <w:r>
-        <w:t>CookieLog</w:t>
-      </w:r>
-      <w:proofErr w:type="spellEnd"/>
-      <w:r>
-        <w:t>: Controla el registro de información relacionada con cookies.</w:t>
-      </w:r>
-    </w:p>
-    <w:p>
-      <w:proofErr w:type="spellStart"/>
-      <w:r>
-        <w:t>CookieLog</w:t>
-      </w:r>
-      <w:proofErr w:type="spellEnd"/>
-      <w:r>
-        <w:t xml:space="preserve"> /</w:t>
-      </w:r>
-      <w:proofErr w:type="spellStart"/>
-      <w:r>
-        <w:t>var</w:t>
-      </w:r>
-      <w:proofErr w:type="spellEnd"/>
-      <w:r>
-        <w:t>/log/apache2/cookie.log</w:t>
-      </w:r>
-    </w:p>
-    <w:p>
-      <w:proofErr w:type="spellStart"/>
-      <w:r>
-        <w:t>ErrorLog</w:t>
-      </w:r>
-      <w:proofErr w:type="spellEnd"/>
-      <w:r>
-        <w:t>: Define el archivo de registro de errores para el servidor.</w:t>
-      </w:r>
-    </w:p>
-    <w:p>
-      <w:proofErr w:type="spellStart"/>
-      <w:r>
-        <w:t>ErrorLog</w:t>
-      </w:r>
-      <w:proofErr w:type="spellEnd"/>
-      <w:r>
-        <w:t xml:space="preserve"> /</w:t>
-      </w:r>
-      <w:proofErr w:type="spellStart"/>
-      <w:r>
-        <w:t>var</w:t>
-      </w:r>
-      <w:proofErr w:type="spellEnd"/>
-      <w:r>
-        <w:t>/log/apache2/error.log</w:t>
-      </w:r>
-    </w:p>
-    <w:p>
-      <w:proofErr w:type="spellStart"/>
-      <w:r>
-        <w:t>TransferLog</w:t>
-      </w:r>
-      <w:proofErr w:type="spellEnd"/>
-      <w:r>
-        <w:t>: Define el archivo de registro de transferencia para el servidor. Indica la ubicación del archivo que registra las solicitudes al servidor, incluyendo detalles como la dirección IP del cliente, la solicitud HTTP, el código de estado, etc.</w:t>
-      </w:r>
-    </w:p>
-    <w:p>
-      <w:proofErr w:type="spellStart"/>
-      <w:r>
-        <w:t>TransferLog</w:t>
-      </w:r>
-      <w:proofErr w:type="spellEnd"/>
-      <w:r>
-        <w:t xml:space="preserve"> /</w:t>
-      </w:r>
-      <w:proofErr w:type="spellStart"/>
-      <w:r>
-        <w:t>var</w:t>
-      </w:r>
-      <w:proofErr w:type="spellEnd"/>
-      <w:r>
-        <w:t>/log/apache2/access.log</w:t>
-      </w:r>
-    </w:p>
-    <w:p/>
-    <w:p>
-      <w:r>
         <w:t>Las configuraciones de Apache se almacenan típicamente en archivos ubicados en el directorio /</w:t>
       </w:r>
       <w:proofErr w:type="spellStart"/>
@@ -5181,11 +5884,7 @@
       </w:r>
       <w:proofErr w:type="spellEnd"/>
       <w:r>
-        <w:t xml:space="preserve">/apache2. Las directivas se configuran en el archivo de configuración </w:t>
-      </w:r>
-      <w:r>
-        <w:lastRenderedPageBreak/>
-        <w:t xml:space="preserve">principal de Apache, que es apache2.conf o puede estar dividido en archivos más pequeños en el directorio </w:t>
+        <w:t xml:space="preserve">/apache2. Las directivas se configuran en el archivo de configuración principal de Apache, que es apache2.conf o puede estar dividido en archivos más pequeños en el directorio </w:t>
       </w:r>
       <w:proofErr w:type="spellStart"/>
       <w:r>
@@ -5197,7 +5896,7 @@
       <w:r>
         <w:t xml:space="preserve">Por ejemplo, se tiene un servidor web virtual llamado </w:t>
       </w:r>
-      <w:hyperlink r:id="rId53" w:history="1">
+      <w:hyperlink r:id="rId66" w:history="1">
         <w:r>
           <w:rPr>
             <w:rStyle w:val="Hipervnculo"/>
@@ -5206,7 +5905,48 @@
         </w:r>
       </w:hyperlink>
     </w:p>
-    <w:p/>
+    <w:p>
+      <w:r>
+        <w:rPr>
+          <w:noProof/>
+        </w:rPr>
+        <w:drawing>
+          <wp:inline distT="0" distB="0" distL="0" distR="0" wp14:anchorId="14800039" wp14:editId="318135BB">
+            <wp:extent cx="3521054" cy="1637969"/>
+            <wp:effectExtent l="0" t="0" r="3810" b="635"/>
+            <wp:docPr id="12" name="Imagen 12"/>
+            <wp:cNvGraphicFramePr>
+              <a:graphicFrameLocks xmlns:a="http://schemas.openxmlformats.org/drawingml/2006/main" noChangeAspect="1"/>
+            </wp:cNvGraphicFramePr>
+            <a:graphic xmlns:a="http://schemas.openxmlformats.org/drawingml/2006/main">
+              <a:graphicData uri="http://schemas.openxmlformats.org/drawingml/2006/picture">
+                <pic:pic xmlns:pic="http://schemas.openxmlformats.org/drawingml/2006/picture">
+                  <pic:nvPicPr>
+                    <pic:cNvPr id="1" name=""/>
+                    <pic:cNvPicPr/>
+                  </pic:nvPicPr>
+                  <pic:blipFill>
+                    <a:blip r:embed="rId67"/>
+                    <a:stretch>
+                      <a:fillRect/>
+                    </a:stretch>
+                  </pic:blipFill>
+                  <pic:spPr>
+                    <a:xfrm>
+                      <a:off x="0" y="0"/>
+                      <a:ext cx="3547345" cy="1650199"/>
+                    </a:xfrm>
+                    <a:prstGeom prst="rect">
+                      <a:avLst/>
+                    </a:prstGeom>
+                  </pic:spPr>
+                </pic:pic>
+              </a:graphicData>
+            </a:graphic>
+          </wp:inline>
+        </w:drawing>
+      </w:r>
+    </w:p>
     <w:p>
       <w:r>
         <w:t>Ejemplo de estudio:</w:t>
@@ -5243,48 +5983,98 @@
       </w:r>
     </w:p>
     <w:p>
-      <w:proofErr w:type="spellStart"/>
-      <w:r>
+      <w:pPr>
+        <w:rPr>
+          <w:sz w:val="16"/>
+          <w:szCs w:val="16"/>
+        </w:rPr>
+      </w:pPr>
+      <w:proofErr w:type="spellStart"/>
+      <w:r>
+        <w:rPr>
+          <w:sz w:val="16"/>
+          <w:szCs w:val="16"/>
+        </w:rPr>
         <w:t>LogFormat</w:t>
       </w:r>
       <w:proofErr w:type="spellEnd"/>
       <w:r>
+        <w:rPr>
+          <w:sz w:val="16"/>
+          <w:szCs w:val="16"/>
+        </w:rPr>
         <w:t xml:space="preserve"> "%h %l %u %t \"%r\" %&gt;s %b \"%{</w:t>
       </w:r>
       <w:proofErr w:type="spellStart"/>
       <w:r>
+        <w:rPr>
+          <w:sz w:val="16"/>
+          <w:szCs w:val="16"/>
+        </w:rPr>
         <w:t>Referer</w:t>
       </w:r>
       <w:proofErr w:type="spellEnd"/>
       <w:r>
+        <w:rPr>
+          <w:sz w:val="16"/>
+          <w:szCs w:val="16"/>
+        </w:rPr>
         <w:t>}i\" \"%{</w:t>
       </w:r>
       <w:proofErr w:type="spellStart"/>
       <w:r>
+        <w:rPr>
+          <w:sz w:val="16"/>
+          <w:szCs w:val="16"/>
+        </w:rPr>
         <w:t>User-</w:t>
       </w:r>
       <w:proofErr w:type="gramStart"/>
       <w:r>
+        <w:rPr>
+          <w:sz w:val="16"/>
+          <w:szCs w:val="16"/>
+        </w:rPr>
         <w:t>Agent</w:t>
       </w:r>
       <w:proofErr w:type="spellEnd"/>
       <w:r>
+        <w:rPr>
+          <w:sz w:val="16"/>
+          <w:szCs w:val="16"/>
+        </w:rPr>
         <w:t>}i</w:t>
       </w:r>
       <w:proofErr w:type="gramEnd"/>
       <w:r>
+        <w:rPr>
+          <w:sz w:val="16"/>
+          <w:szCs w:val="16"/>
+        </w:rPr>
         <w:t xml:space="preserve">\"" </w:t>
       </w:r>
       <w:proofErr w:type="spellStart"/>
       <w:r>
+        <w:rPr>
+          <w:sz w:val="16"/>
+          <w:szCs w:val="16"/>
+        </w:rPr>
         <w:t>custom_logCustomLog</w:t>
       </w:r>
       <w:proofErr w:type="spellEnd"/>
       <w:r>
+        <w:rPr>
+          <w:sz w:val="16"/>
+          <w:szCs w:val="16"/>
+        </w:rPr>
         <w:t xml:space="preserve"> ${APACHE_LOG_DIR}/ejemplo.com_access.log </w:t>
       </w:r>
       <w:proofErr w:type="spellStart"/>
       <w:r>
+        <w:rPr>
+          <w:sz w:val="16"/>
+          <w:szCs w:val="16"/>
+        </w:rPr>
         <w:t>custom_log</w:t>
       </w:r>
       <w:proofErr w:type="spellEnd"/>
@@ -5304,14 +6094,98 @@
         <w:t>2) Se da en Editar directivas</w:t>
       </w:r>
     </w:p>
-    <w:p/>
-    <w:p>
-      <w:r>
+    <w:p>
+      <w:r>
+        <w:rPr>
+          <w:noProof/>
+        </w:rPr>
+        <w:drawing>
+          <wp:inline distT="0" distB="0" distL="0" distR="0" wp14:anchorId="27370072" wp14:editId="4B39CB40">
+            <wp:extent cx="2007976" cy="1438923"/>
+            <wp:effectExtent l="0" t="0" r="0" b="8890"/>
+            <wp:docPr id="68" name="Imagen 68"/>
+            <wp:cNvGraphicFramePr>
+              <a:graphicFrameLocks xmlns:a="http://schemas.openxmlformats.org/drawingml/2006/main" noChangeAspect="1"/>
+            </wp:cNvGraphicFramePr>
+            <a:graphic xmlns:a="http://schemas.openxmlformats.org/drawingml/2006/main">
+              <a:graphicData uri="http://schemas.openxmlformats.org/drawingml/2006/picture">
+                <pic:pic xmlns:pic="http://schemas.openxmlformats.org/drawingml/2006/picture">
+                  <pic:nvPicPr>
+                    <pic:cNvPr id="1" name=""/>
+                    <pic:cNvPicPr/>
+                  </pic:nvPicPr>
+                  <pic:blipFill>
+                    <a:blip r:embed="rId68"/>
+                    <a:stretch>
+                      <a:fillRect/>
+                    </a:stretch>
+                  </pic:blipFill>
+                  <pic:spPr>
+                    <a:xfrm>
+                      <a:off x="0" y="0"/>
+                      <a:ext cx="2022723" cy="1449491"/>
+                    </a:xfrm>
+                    <a:prstGeom prst="rect">
+                      <a:avLst/>
+                    </a:prstGeom>
+                  </pic:spPr>
+                </pic:pic>
+              </a:graphicData>
+            </a:graphic>
+          </wp:inline>
+        </w:drawing>
+      </w:r>
+    </w:p>
+    <w:p>
+      <w:r>
+        <w:lastRenderedPageBreak/>
         <w:t>Dejamos el archivo así:</w:t>
       </w:r>
     </w:p>
     <w:p>
       <w:r>
+        <w:rPr>
+          <w:noProof/>
+        </w:rPr>
+        <w:drawing>
+          <wp:inline distT="0" distB="0" distL="0" distR="0" wp14:anchorId="5E60AD3B" wp14:editId="154ECBE4">
+            <wp:extent cx="3474662" cy="3403158"/>
+            <wp:effectExtent l="0" t="0" r="0" b="6985"/>
+            <wp:docPr id="69" name="Imagen 69"/>
+            <wp:cNvGraphicFramePr>
+              <a:graphicFrameLocks xmlns:a="http://schemas.openxmlformats.org/drawingml/2006/main" noChangeAspect="1"/>
+            </wp:cNvGraphicFramePr>
+            <a:graphic xmlns:a="http://schemas.openxmlformats.org/drawingml/2006/main">
+              <a:graphicData uri="http://schemas.openxmlformats.org/drawingml/2006/picture">
+                <pic:pic xmlns:pic="http://schemas.openxmlformats.org/drawingml/2006/picture">
+                  <pic:nvPicPr>
+                    <pic:cNvPr id="1" name=""/>
+                    <pic:cNvPicPr/>
+                  </pic:nvPicPr>
+                  <pic:blipFill>
+                    <a:blip r:embed="rId69"/>
+                    <a:stretch>
+                      <a:fillRect/>
+                    </a:stretch>
+                  </pic:blipFill>
+                  <pic:spPr>
+                    <a:xfrm>
+                      <a:off x="0" y="0"/>
+                      <a:ext cx="3480369" cy="3408748"/>
+                    </a:xfrm>
+                    <a:prstGeom prst="rect">
+                      <a:avLst/>
+                    </a:prstGeom>
+                  </pic:spPr>
+                </pic:pic>
+              </a:graphicData>
+            </a:graphic>
+          </wp:inline>
+        </w:drawing>
+      </w:r>
+    </w:p>
+    <w:p>
+      <w:r>
         <w:t xml:space="preserve">3) Se reinicia el servidor Apache, con </w:t>
       </w:r>
       <w:proofErr w:type="spellStart"/>
@@ -5333,7 +6207,48 @@
         <w:t>4) Desde el navegador se entra en el servidor virtual:</w:t>
       </w:r>
     </w:p>
-    <w:p/>
+    <w:p>
+      <w:r>
+        <w:rPr>
+          <w:noProof/>
+        </w:rPr>
+        <w:drawing>
+          <wp:inline distT="0" distB="0" distL="0" distR="0" wp14:anchorId="15FFEEB6" wp14:editId="5AD94AF8">
+            <wp:extent cx="2337684" cy="541818"/>
+            <wp:effectExtent l="0" t="0" r="5715" b="0"/>
+            <wp:docPr id="70" name="Imagen 70"/>
+            <wp:cNvGraphicFramePr>
+              <a:graphicFrameLocks xmlns:a="http://schemas.openxmlformats.org/drawingml/2006/main" noChangeAspect="1"/>
+            </wp:cNvGraphicFramePr>
+            <a:graphic xmlns:a="http://schemas.openxmlformats.org/drawingml/2006/main">
+              <a:graphicData uri="http://schemas.openxmlformats.org/drawingml/2006/picture">
+                <pic:pic xmlns:pic="http://schemas.openxmlformats.org/drawingml/2006/picture">
+                  <pic:nvPicPr>
+                    <pic:cNvPr id="1" name=""/>
+                    <pic:cNvPicPr/>
+                  </pic:nvPicPr>
+                  <pic:blipFill>
+                    <a:blip r:embed="rId70"/>
+                    <a:stretch>
+                      <a:fillRect/>
+                    </a:stretch>
+                  </pic:blipFill>
+                  <pic:spPr>
+                    <a:xfrm>
+                      <a:off x="0" y="0"/>
+                      <a:ext cx="2351637" cy="545052"/>
+                    </a:xfrm>
+                    <a:prstGeom prst="rect">
+                      <a:avLst/>
+                    </a:prstGeom>
+                  </pic:spPr>
+                </pic:pic>
+              </a:graphicData>
+            </a:graphic>
+          </wp:inline>
+        </w:drawing>
+      </w:r>
+    </w:p>
     <w:p>
       <w:r>
         <w:t>5) Se puede comprobar que hay un archivo, en /</w:t>
@@ -5349,11 +6264,95 @@
     </w:p>
     <w:p>
       <w:r>
+        <w:rPr>
+          <w:noProof/>
+        </w:rPr>
+        <w:drawing>
+          <wp:inline distT="0" distB="0" distL="0" distR="0" wp14:anchorId="0E265010" wp14:editId="248C7F33">
+            <wp:extent cx="4269851" cy="580427"/>
+            <wp:effectExtent l="0" t="0" r="0" b="0"/>
+            <wp:docPr id="71" name="Imagen 71"/>
+            <wp:cNvGraphicFramePr>
+              <a:graphicFrameLocks xmlns:a="http://schemas.openxmlformats.org/drawingml/2006/main" noChangeAspect="1"/>
+            </wp:cNvGraphicFramePr>
+            <a:graphic xmlns:a="http://schemas.openxmlformats.org/drawingml/2006/main">
+              <a:graphicData uri="http://schemas.openxmlformats.org/drawingml/2006/picture">
+                <pic:pic xmlns:pic="http://schemas.openxmlformats.org/drawingml/2006/picture">
+                  <pic:nvPicPr>
+                    <pic:cNvPr id="1" name=""/>
+                    <pic:cNvPicPr/>
+                  </pic:nvPicPr>
+                  <pic:blipFill>
+                    <a:blip r:embed="rId71"/>
+                    <a:stretch>
+                      <a:fillRect/>
+                    </a:stretch>
+                  </pic:blipFill>
+                  <pic:spPr>
+                    <a:xfrm>
+                      <a:off x="0" y="0"/>
+                      <a:ext cx="4299933" cy="584516"/>
+                    </a:xfrm>
+                    <a:prstGeom prst="rect">
+                      <a:avLst/>
+                    </a:prstGeom>
+                  </pic:spPr>
+                </pic:pic>
+              </a:graphicData>
+            </a:graphic>
+          </wp:inline>
+        </w:drawing>
+      </w:r>
+    </w:p>
+    <w:p>
+      <w:r>
         <w:t>que contiene lo siguiente:</w:t>
       </w:r>
     </w:p>
     <w:p>
       <w:r>
+        <w:rPr>
+          <w:noProof/>
+        </w:rPr>
+        <w:drawing>
+          <wp:inline distT="0" distB="0" distL="0" distR="0" wp14:anchorId="335322F0" wp14:editId="3A6528D9">
+            <wp:extent cx="5400040" cy="1242695"/>
+            <wp:effectExtent l="0" t="0" r="0" b="0"/>
+            <wp:docPr id="72" name="Imagen 72"/>
+            <wp:cNvGraphicFramePr>
+              <a:graphicFrameLocks xmlns:a="http://schemas.openxmlformats.org/drawingml/2006/main" noChangeAspect="1"/>
+            </wp:cNvGraphicFramePr>
+            <a:graphic xmlns:a="http://schemas.openxmlformats.org/drawingml/2006/main">
+              <a:graphicData uri="http://schemas.openxmlformats.org/drawingml/2006/picture">
+                <pic:pic xmlns:pic="http://schemas.openxmlformats.org/drawingml/2006/picture">
+                  <pic:nvPicPr>
+                    <pic:cNvPr id="1" name=""/>
+                    <pic:cNvPicPr/>
+                  </pic:nvPicPr>
+                  <pic:blipFill>
+                    <a:blip r:embed="rId72"/>
+                    <a:stretch>
+                      <a:fillRect/>
+                    </a:stretch>
+                  </pic:blipFill>
+                  <pic:spPr>
+                    <a:xfrm>
+                      <a:off x="0" y="0"/>
+                      <a:ext cx="5400040" cy="1242695"/>
+                    </a:xfrm>
+                    <a:prstGeom prst="rect">
+                      <a:avLst/>
+                    </a:prstGeom>
+                  </pic:spPr>
+                </pic:pic>
+              </a:graphicData>
+            </a:graphic>
+          </wp:inline>
+        </w:drawing>
+      </w:r>
+    </w:p>
+    <w:p>
+      <w:r>
         <w:t xml:space="preserve">Tanto el nombre de este archivo y su formato de acceso corresponden a las directivas </w:t>
       </w:r>
       <w:proofErr w:type="spellStart"/>
@@ -5373,7 +6372,11 @@
         <w:t>, respectivamente.</w:t>
       </w:r>
     </w:p>
-    <w:p/>
+    <w:p>
+      <w:r>
+        <w:br w:type="page"/>
+      </w:r>
+    </w:p>
     <w:p>
       <w:pPr>
         <w:pStyle w:val="Ttulo1"/>
@@ -5457,7 +6460,7 @@
       <w:r>
         <w:t xml:space="preserve">ab -t 10 -n 10000 -c 100 </w:t>
       </w:r>
-      <w:hyperlink r:id="rId54" w:history="1">
+      <w:hyperlink r:id="rId73" w:history="1">
         <w:r>
           <w:rPr>
             <w:rStyle w:val="Hipervnculo"/>
@@ -5466,13 +6469,96 @@
         </w:r>
       </w:hyperlink>
     </w:p>
-    <w:p/>
     <w:p>
       <w:r>
         <w:t>MUY IMPORTANTE: ab requiere la barra inclinada después del nombre (si no, no funcionará)</w:t>
       </w:r>
     </w:p>
-    <w:p/>
+    <w:p>
+      <w:r>
+        <w:rPr>
+          <w:noProof/>
+        </w:rPr>
+        <w:drawing>
+          <wp:inline distT="0" distB="0" distL="0" distR="0" wp14:anchorId="569EE406" wp14:editId="627928F8">
+            <wp:extent cx="5400040" cy="3198495"/>
+            <wp:effectExtent l="0" t="0" r="0" b="1905"/>
+            <wp:docPr id="60" name="Imagen 60"/>
+            <wp:cNvGraphicFramePr>
+              <a:graphicFrameLocks xmlns:a="http://schemas.openxmlformats.org/drawingml/2006/main" noChangeAspect="1"/>
+            </wp:cNvGraphicFramePr>
+            <a:graphic xmlns:a="http://schemas.openxmlformats.org/drawingml/2006/main">
+              <a:graphicData uri="http://schemas.openxmlformats.org/drawingml/2006/picture">
+                <pic:pic xmlns:pic="http://schemas.openxmlformats.org/drawingml/2006/picture">
+                  <pic:nvPicPr>
+                    <pic:cNvPr id="1" name=""/>
+                    <pic:cNvPicPr/>
+                  </pic:nvPicPr>
+                  <pic:blipFill>
+                    <a:blip r:embed="rId74"/>
+                    <a:stretch>
+                      <a:fillRect/>
+                    </a:stretch>
+                  </pic:blipFill>
+                  <pic:spPr>
+                    <a:xfrm>
+                      <a:off x="0" y="0"/>
+                      <a:ext cx="5400040" cy="3198495"/>
+                    </a:xfrm>
+                    <a:prstGeom prst="rect">
+                      <a:avLst/>
+                    </a:prstGeom>
+                  </pic:spPr>
+                </pic:pic>
+              </a:graphicData>
+            </a:graphic>
+          </wp:inline>
+        </w:drawing>
+      </w:r>
+    </w:p>
+    <w:p>
+      <w:r>
+        <w:rPr>
+          <w:noProof/>
+        </w:rPr>
+        <w:lastRenderedPageBreak/>
+        <w:drawing>
+          <wp:inline distT="0" distB="0" distL="0" distR="0" wp14:anchorId="475265D3" wp14:editId="60975B24">
+            <wp:extent cx="5400040" cy="3880485"/>
+            <wp:effectExtent l="0" t="0" r="0" b="5715"/>
+            <wp:docPr id="61" name="Imagen 61"/>
+            <wp:cNvGraphicFramePr>
+              <a:graphicFrameLocks xmlns:a="http://schemas.openxmlformats.org/drawingml/2006/main" noChangeAspect="1"/>
+            </wp:cNvGraphicFramePr>
+            <a:graphic xmlns:a="http://schemas.openxmlformats.org/drawingml/2006/main">
+              <a:graphicData uri="http://schemas.openxmlformats.org/drawingml/2006/picture">
+                <pic:pic xmlns:pic="http://schemas.openxmlformats.org/drawingml/2006/picture">
+                  <pic:nvPicPr>
+                    <pic:cNvPr id="1" name=""/>
+                    <pic:cNvPicPr/>
+                  </pic:nvPicPr>
+                  <pic:blipFill>
+                    <a:blip r:embed="rId75"/>
+                    <a:stretch>
+                      <a:fillRect/>
+                    </a:stretch>
+                  </pic:blipFill>
+                  <pic:spPr>
+                    <a:xfrm>
+                      <a:off x="0" y="0"/>
+                      <a:ext cx="5400040" cy="3880485"/>
+                    </a:xfrm>
+                    <a:prstGeom prst="rect">
+                      <a:avLst/>
+                    </a:prstGeom>
+                  </pic:spPr>
+                </pic:pic>
+              </a:graphicData>
+            </a:graphic>
+          </wp:inline>
+        </w:drawing>
+      </w:r>
+    </w:p>
     <w:p>
       <w:r>
         <w:t>Las opciones usadas han sido:</w:t>
@@ -5502,7 +6588,7 @@
       <w:r>
         <w:t xml:space="preserve">ab -t 10 -n 10000 -c 100 </w:t>
       </w:r>
-      <w:hyperlink r:id="rId55" w:history="1">
+      <w:hyperlink r:id="rId76" w:history="1">
         <w:r>
           <w:rPr>
             <w:rStyle w:val="Hipervnculo"/>
@@ -5518,22 +6604,25 @@
       </w:pPr>
       <w:bookmarkStart w:id="6" w:name="_Toc219357149"/>
       <w:r>
+        <w:t>5.1 Consideraciones</w:t>
+      </w:r>
+      <w:bookmarkEnd w:id="6"/>
+    </w:p>
+    <w:p>
+      <w:r>
+        <w:t xml:space="preserve">Cuando un servidor recibe miles de solicitudes HTTP de una sola fuente en segundos, muchos firewalls interpretarán esto como un ataque de denegación de servicio e intentarán bloquear las conexiones repetidas por un tiempo. Solo se recomienda usar Apache </w:t>
+      </w:r>
+      <w:proofErr w:type="spellStart"/>
+      <w:r>
+        <w:t>Bench</w:t>
+      </w:r>
+      <w:proofErr w:type="spellEnd"/>
+      <w:r>
+        <w:t xml:space="preserve"> en una red local y probar en el host que se controla. Sin embargo, esta </w:t>
+      </w:r>
+      <w:r>
         <w:lastRenderedPageBreak/>
-        <w:t>5.1 Consideraciones</w:t>
-      </w:r>
-      <w:bookmarkEnd w:id="6"/>
-    </w:p>
-    <w:p>
-      <w:r>
-        <w:t xml:space="preserve">Cuando un servidor recibe miles de solicitudes HTTP de una sola fuente en segundos, muchos firewalls interpretarán esto como un ataque de denegación de servicio e intentarán bloquear las conexiones repetidas por un tiempo. Solo se recomienda usar Apache </w:t>
-      </w:r>
-      <w:proofErr w:type="spellStart"/>
-      <w:r>
-        <w:t>Bench</w:t>
-      </w:r>
-      <w:proofErr w:type="spellEnd"/>
-      <w:r>
-        <w:t xml:space="preserve"> en una red local y probar en el host que se controla. Sin embargo, esta no es una simulación perfecta de tráfico real. Cuando se conectan a un servidor web en algún lugar del mundo, los usuarios tendrán diferentes niveles de latencia y </w:t>
+        <w:t xml:space="preserve">no es una simulación perfecta de tráfico real. Cuando se conectan a un servidor web en algún lugar del mundo, los usuarios tendrán diferentes niveles de latencia y </w:t>
       </w:r>
       <w:proofErr w:type="spellStart"/>
       <w:r>
@@ -5567,6 +6656,91 @@
     </w:p>
     <w:p>
       <w:r>
+        <w:rPr>
+          <w:noProof/>
+        </w:rPr>
+        <w:drawing>
+          <wp:inline distT="0" distB="0" distL="0" distR="0" wp14:anchorId="7EFEE0C7" wp14:editId="0C0346C2">
+            <wp:extent cx="4749883" cy="4597400"/>
+            <wp:effectExtent l="0" t="0" r="0" b="0"/>
+            <wp:docPr id="62" name="Imagen 62"/>
+            <wp:cNvGraphicFramePr>
+              <a:graphicFrameLocks xmlns:a="http://schemas.openxmlformats.org/drawingml/2006/main" noChangeAspect="1"/>
+            </wp:cNvGraphicFramePr>
+            <a:graphic xmlns:a="http://schemas.openxmlformats.org/drawingml/2006/main">
+              <a:graphicData uri="http://schemas.openxmlformats.org/drawingml/2006/picture">
+                <pic:pic xmlns:pic="http://schemas.openxmlformats.org/drawingml/2006/picture">
+                  <pic:nvPicPr>
+                    <pic:cNvPr id="1" name=""/>
+                    <pic:cNvPicPr/>
+                  </pic:nvPicPr>
+                  <pic:blipFill>
+                    <a:blip r:embed="rId77"/>
+                    <a:stretch>
+                      <a:fillRect/>
+                    </a:stretch>
+                  </pic:blipFill>
+                  <pic:spPr>
+                    <a:xfrm>
+                      <a:off x="0" y="0"/>
+                      <a:ext cx="4753454" cy="4600856"/>
+                    </a:xfrm>
+                    <a:prstGeom prst="rect">
+                      <a:avLst/>
+                    </a:prstGeom>
+                  </pic:spPr>
+                </pic:pic>
+              </a:graphicData>
+            </a:graphic>
+          </wp:inline>
+        </w:drawing>
+      </w:r>
+    </w:p>
+    <w:p>
+      <w:r>
+        <w:rPr>
+          <w:noProof/>
+        </w:rPr>
+        <w:drawing>
+          <wp:inline distT="0" distB="0" distL="0" distR="0" wp14:anchorId="7552A4B6" wp14:editId="1F5D0027">
+            <wp:extent cx="2891796" cy="2164807"/>
+            <wp:effectExtent l="0" t="0" r="3810" b="6985"/>
+            <wp:docPr id="63" name="Imagen 63"/>
+            <wp:cNvGraphicFramePr>
+              <a:graphicFrameLocks xmlns:a="http://schemas.openxmlformats.org/drawingml/2006/main" noChangeAspect="1"/>
+            </wp:cNvGraphicFramePr>
+            <a:graphic xmlns:a="http://schemas.openxmlformats.org/drawingml/2006/main">
+              <a:graphicData uri="http://schemas.openxmlformats.org/drawingml/2006/picture">
+                <pic:pic xmlns:pic="http://schemas.openxmlformats.org/drawingml/2006/picture">
+                  <pic:nvPicPr>
+                    <pic:cNvPr id="1" name=""/>
+                    <pic:cNvPicPr/>
+                  </pic:nvPicPr>
+                  <pic:blipFill>
+                    <a:blip r:embed="rId78"/>
+                    <a:stretch>
+                      <a:fillRect/>
+                    </a:stretch>
+                  </pic:blipFill>
+                  <pic:spPr>
+                    <a:xfrm>
+                      <a:off x="0" y="0"/>
+                      <a:ext cx="2896673" cy="2168458"/>
+                    </a:xfrm>
+                    <a:prstGeom prst="rect">
+                      <a:avLst/>
+                    </a:prstGeom>
+                  </pic:spPr>
+                </pic:pic>
+              </a:graphicData>
+            </a:graphic>
+          </wp:inline>
+        </w:drawing>
+      </w:r>
+    </w:p>
+    <w:p>
+      <w:r>
+        <w:lastRenderedPageBreak/>
         <w:t xml:space="preserve">Las primeras líneas solo proporcionan información general sobre el servidor web. La información útil comienza con la línea Time </w:t>
       </w:r>
       <w:proofErr w:type="spellStart"/>
@@ -5735,67 +6909,67 @@
       </w:r>
       <w:proofErr w:type="spellEnd"/>
       <w:r>
-        <w:t xml:space="preserve"> es la velocidad a la que pudo transferir datos, lo que no debería provocar ningún tipo de cuello de botella en una red local. Si está probando en Internet, los </w:t>
+        <w:t xml:space="preserve"> es la velocidad a la que pudo transferir datos, lo que no debería provocar ningún tipo de cuello de botella en una red local. Si está probando en Internet, los límites de enrutamiento y ancho de banda pueden afectar este valor mucho antes que el propio Apache.</w:t>
+      </w:r>
+    </w:p>
+    <w:p>
+      <w:r>
+        <w:t xml:space="preserve">La </w:t>
+      </w:r>
+      <w:proofErr w:type="spellStart"/>
+      <w:r>
+        <w:t>Connection</w:t>
+      </w:r>
+      <w:proofErr w:type="spellEnd"/>
+      <w:r>
+        <w:t xml:space="preserve"> Times (ms) enumera los tiempos de respuesta para las diferentes etapas de las solicitudes HTTP.</w:t>
+      </w:r>
+    </w:p>
+    <w:p/>
+    <w:p>
+      <w:proofErr w:type="spellStart"/>
+      <w:r>
+        <w:t>Connect</w:t>
+      </w:r>
+      <w:proofErr w:type="spellEnd"/>
+      <w:r>
+        <w:t xml:space="preserve"> indica el tiempo que tarda ab en establecer una conexión con el servidor web. Processing es la cantidad de tiempo que le toma a Apache procesar las solicitudes. Dado que ab no puede medirlo, solo registra cuánto tiempo está abierta una conexión después de que se inicia. </w:t>
+      </w:r>
+      <w:proofErr w:type="spellStart"/>
+      <w:r>
+        <w:t>Waiting</w:t>
+      </w:r>
+      <w:proofErr w:type="spellEnd"/>
+      <w:r>
+        <w:t xml:space="preserve"> es el tiempo que ab tiene que esperar entre el envío de una solicitud y la recepción de una respuesta del servidor web. </w:t>
+      </w:r>
+      <w:proofErr w:type="gramStart"/>
+      <w:r>
+        <w:t>Total</w:t>
+      </w:r>
+      <w:proofErr w:type="gramEnd"/>
+      <w:r>
+        <w:t xml:space="preserve"> indica el tiempo total transcurrido desde que se inició una conexión con el servidor, se recibió una respuesta y finalmente se cerró la conexión. La última </w:t>
+      </w:r>
+      <w:proofErr w:type="spellStart"/>
+      <w:r>
+        <w:t>Percentage</w:t>
+      </w:r>
+      <w:proofErr w:type="spellEnd"/>
+      <w:r>
+        <w:t xml:space="preserve"> Apache </w:t>
+      </w:r>
+      <w:proofErr w:type="spellStart"/>
+      <w:r>
+        <w:t>Bench</w:t>
+      </w:r>
+      <w:proofErr w:type="spellEnd"/>
+      <w:r>
+        <w:t xml:space="preserve"> le </w:t>
       </w:r>
       <w:r>
         <w:lastRenderedPageBreak/>
-        <w:t>límites de enrutamiento y ancho de banda pueden afectar este valor mucho antes que el propio Apache.</w:t>
-      </w:r>
-    </w:p>
-    <w:p>
-      <w:r>
-        <w:t xml:space="preserve">La </w:t>
-      </w:r>
-      <w:proofErr w:type="spellStart"/>
-      <w:r>
-        <w:t>Connection</w:t>
-      </w:r>
-      <w:proofErr w:type="spellEnd"/>
-      <w:r>
-        <w:t xml:space="preserve"> Times (ms) enumera los tiempos de respuesta para las diferentes etapas de las solicitudes HTTP.</w:t>
-      </w:r>
-    </w:p>
-    <w:p/>
-    <w:p>
-      <w:proofErr w:type="spellStart"/>
-      <w:r>
-        <w:t>Connect</w:t>
-      </w:r>
-      <w:proofErr w:type="spellEnd"/>
-      <w:r>
-        <w:t xml:space="preserve"> indica el tiempo que tarda ab en establecer una conexión con el servidor web. Processing es la cantidad de tiempo que le toma a Apache procesar las solicitudes. Dado que ab no puede medirlo, solo registra cuánto tiempo está abierta una conexión después de que se inicia. </w:t>
-      </w:r>
-      <w:proofErr w:type="spellStart"/>
-      <w:r>
-        <w:t>Waiting</w:t>
-      </w:r>
-      <w:proofErr w:type="spellEnd"/>
-      <w:r>
-        <w:t xml:space="preserve"> es el tiempo que ab tiene que esperar entre el envío de una solicitud y la recepción de una respuesta del servidor web. </w:t>
-      </w:r>
-      <w:proofErr w:type="gramStart"/>
-      <w:r>
-        <w:t>Total</w:t>
-      </w:r>
-      <w:proofErr w:type="gramEnd"/>
-      <w:r>
-        <w:t xml:space="preserve"> indica el tiempo total transcurrido desde que se inició una conexión con el servidor, se recibió una respuesta y finalmente se cerró la conexión. La última </w:t>
-      </w:r>
-      <w:proofErr w:type="spellStart"/>
-      <w:r>
-        <w:t>Percentage</w:t>
-      </w:r>
-      <w:proofErr w:type="spellEnd"/>
-      <w:r>
-        <w:t xml:space="preserve"> Apache </w:t>
-      </w:r>
-      <w:proofErr w:type="spellStart"/>
-      <w:r>
-        <w:t>Bench</w:t>
-      </w:r>
-      <w:proofErr w:type="spellEnd"/>
-      <w:r>
-        <w:t xml:space="preserve"> le brinda una visión más precisa del tiempo de respuesta promedio del servidor web al ordenar los tiempos de conexión en porcentajes.</w:t>
+        <w:t>brinda una visión más precisa del tiempo de respuesta promedio del servidor web al ordenar los tiempos de conexión en porcentajes.</w:t>
       </w:r>
     </w:p>
     <w:p/>
@@ -5847,23 +7021,570 @@
     </w:p>
     <w:p>
       <w:r>
+        <w:rPr>
+          <w:noProof/>
+        </w:rPr>
+        <w:drawing>
+          <wp:inline distT="0" distB="0" distL="0" distR="0" wp14:anchorId="5C455651" wp14:editId="6B0D4527">
+            <wp:extent cx="4900085" cy="220999"/>
+            <wp:effectExtent l="0" t="0" r="0" b="7620"/>
+            <wp:docPr id="64" name="Imagen 64"/>
+            <wp:cNvGraphicFramePr>
+              <a:graphicFrameLocks xmlns:a="http://schemas.openxmlformats.org/drawingml/2006/main" noChangeAspect="1"/>
+            </wp:cNvGraphicFramePr>
+            <a:graphic xmlns:a="http://schemas.openxmlformats.org/drawingml/2006/main">
+              <a:graphicData uri="http://schemas.openxmlformats.org/drawingml/2006/picture">
+                <pic:pic xmlns:pic="http://schemas.openxmlformats.org/drawingml/2006/picture">
+                  <pic:nvPicPr>
+                    <pic:cNvPr id="1" name=""/>
+                    <pic:cNvPicPr/>
+                  </pic:nvPicPr>
+                  <pic:blipFill>
+                    <a:blip r:embed="rId79"/>
+                    <a:stretch>
+                      <a:fillRect/>
+                    </a:stretch>
+                  </pic:blipFill>
+                  <pic:spPr>
+                    <a:xfrm>
+                      <a:off x="0" y="0"/>
+                      <a:ext cx="4900085" cy="220999"/>
+                    </a:xfrm>
+                    <a:prstGeom prst="rect">
+                      <a:avLst/>
+                    </a:prstGeom>
+                  </pic:spPr>
+                </pic:pic>
+              </a:graphicData>
+            </a:graphic>
+          </wp:inline>
+        </w:drawing>
+      </w:r>
+    </w:p>
+    <w:p>
+      <w:r>
         <w:t>2) se hace el comando ab guardando los resultados en un archivo (llamado resultado.csv)</w:t>
       </w:r>
     </w:p>
     <w:p>
       <w:r>
-        <w:t>ab -g resultado.csv -t 10 -n 10000 -c 100 www.2daw.com/</w:t>
-      </w:r>
+        <w:t xml:space="preserve">ab -g resultado.csv -t 10 -n 10000 -c 100 </w:t>
+      </w:r>
+      <w:hyperlink r:id="rId80" w:history="1">
+        <w:r>
+          <w:rPr>
+            <w:rStyle w:val="Hipervnculo"/>
+          </w:rPr>
+          <w:t>www.2daw.com/</w:t>
+        </w:r>
+      </w:hyperlink>
     </w:p>
     <w:p>
       <w:r>
         <w:t>La salida de este comando ha sido la siguiente:</w:t>
       </w:r>
     </w:p>
+    <w:p>
+      <w:r>
+        <w:rPr>
+          <w:noProof/>
+        </w:rPr>
+        <w:drawing>
+          <wp:inline distT="0" distB="0" distL="0" distR="0" wp14:anchorId="7D73B70E" wp14:editId="30A54597">
+            <wp:extent cx="4349364" cy="2537810"/>
+            <wp:effectExtent l="0" t="0" r="0" b="0"/>
+            <wp:docPr id="37" name="Imagen 37"/>
+            <wp:cNvGraphicFramePr>
+              <a:graphicFrameLocks xmlns:a="http://schemas.openxmlformats.org/drawingml/2006/main" noChangeAspect="1"/>
+            </wp:cNvGraphicFramePr>
+            <a:graphic xmlns:a="http://schemas.openxmlformats.org/drawingml/2006/main">
+              <a:graphicData uri="http://schemas.openxmlformats.org/drawingml/2006/picture">
+                <pic:pic xmlns:pic="http://schemas.openxmlformats.org/drawingml/2006/picture">
+                  <pic:nvPicPr>
+                    <pic:cNvPr id="1" name=""/>
+                    <pic:cNvPicPr/>
+                  </pic:nvPicPr>
+                  <pic:blipFill>
+                    <a:blip r:embed="rId81"/>
+                    <a:stretch>
+                      <a:fillRect/>
+                    </a:stretch>
+                  </pic:blipFill>
+                  <pic:spPr>
+                    <a:xfrm>
+                      <a:off x="0" y="0"/>
+                      <a:ext cx="4363104" cy="2545827"/>
+                    </a:xfrm>
+                    <a:prstGeom prst="rect">
+                      <a:avLst/>
+                    </a:prstGeom>
+                  </pic:spPr>
+                </pic:pic>
+              </a:graphicData>
+            </a:graphic>
+          </wp:inline>
+        </w:drawing>
+      </w:r>
+    </w:p>
+    <w:p>
+      <w:r>
+        <w:rPr>
+          <w:noProof/>
+        </w:rPr>
+        <w:drawing>
+          <wp:inline distT="0" distB="0" distL="0" distR="0" wp14:anchorId="41214E1F" wp14:editId="453D136C">
+            <wp:extent cx="4373218" cy="2935879"/>
+            <wp:effectExtent l="0" t="0" r="8890" b="0"/>
+            <wp:docPr id="45" name="Imagen 45"/>
+            <wp:cNvGraphicFramePr>
+              <a:graphicFrameLocks xmlns:a="http://schemas.openxmlformats.org/drawingml/2006/main" noChangeAspect="1"/>
+            </wp:cNvGraphicFramePr>
+            <a:graphic xmlns:a="http://schemas.openxmlformats.org/drawingml/2006/main">
+              <a:graphicData uri="http://schemas.openxmlformats.org/drawingml/2006/picture">
+                <pic:pic xmlns:pic="http://schemas.openxmlformats.org/drawingml/2006/picture">
+                  <pic:nvPicPr>
+                    <pic:cNvPr id="1" name=""/>
+                    <pic:cNvPicPr/>
+                  </pic:nvPicPr>
+                  <pic:blipFill>
+                    <a:blip r:embed="rId82"/>
+                    <a:stretch>
+                      <a:fillRect/>
+                    </a:stretch>
+                  </pic:blipFill>
+                  <pic:spPr>
+                    <a:xfrm>
+                      <a:off x="0" y="0"/>
+                      <a:ext cx="4384012" cy="2943125"/>
+                    </a:xfrm>
+                    <a:prstGeom prst="rect">
+                      <a:avLst/>
+                    </a:prstGeom>
+                  </pic:spPr>
+                </pic:pic>
+              </a:graphicData>
+            </a:graphic>
+          </wp:inline>
+        </w:drawing>
+      </w:r>
+    </w:p>
+    <w:p>
+      <w:r>
+        <w:lastRenderedPageBreak/>
+        <w:t xml:space="preserve">3) se crea un documento llamado </w:t>
+      </w:r>
+      <w:proofErr w:type="spellStart"/>
+      <w:proofErr w:type="gramStart"/>
+      <w:r>
+        <w:t>plot.p</w:t>
+      </w:r>
+      <w:proofErr w:type="spellEnd"/>
+      <w:proofErr w:type="gramEnd"/>
+      <w:r>
+        <w:t>, con la siguiente información:</w:t>
+      </w:r>
+    </w:p>
+    <w:p>
+      <w:pPr>
+        <w:rPr>
+          <w:sz w:val="16"/>
+          <w:szCs w:val="16"/>
+        </w:rPr>
+      </w:pPr>
+      <w:r>
+        <w:rPr>
+          <w:sz w:val="16"/>
+          <w:szCs w:val="16"/>
+        </w:rPr>
+        <w:t xml:space="preserve">set terminal png </w:t>
+      </w:r>
+      <w:proofErr w:type="spellStart"/>
+      <w:r>
+        <w:rPr>
+          <w:sz w:val="16"/>
+          <w:szCs w:val="16"/>
+        </w:rPr>
+        <w:t>size</w:t>
+      </w:r>
+      <w:proofErr w:type="spellEnd"/>
+      <w:r>
+        <w:rPr>
+          <w:sz w:val="16"/>
+          <w:szCs w:val="16"/>
+        </w:rPr>
+        <w:t xml:space="preserve"> 600</w:t>
+      </w:r>
+    </w:p>
+    <w:p>
+      <w:pPr>
+        <w:rPr>
+          <w:sz w:val="16"/>
+          <w:szCs w:val="16"/>
+        </w:rPr>
+      </w:pPr>
+      <w:r>
+        <w:rPr>
+          <w:sz w:val="16"/>
+          <w:szCs w:val="16"/>
+        </w:rPr>
+        <w:t>set output "resultado.png"</w:t>
+      </w:r>
+    </w:p>
+    <w:p>
+      <w:pPr>
+        <w:rPr>
+          <w:sz w:val="16"/>
+          <w:szCs w:val="16"/>
+        </w:rPr>
+      </w:pPr>
+      <w:r>
+        <w:rPr>
+          <w:noProof/>
+        </w:rPr>
+        <w:drawing>
+          <wp:anchor distT="0" distB="0" distL="114300" distR="114300" simplePos="0" relativeHeight="251659264" behindDoc="1" locked="0" layoutInCell="1" allowOverlap="1" wp14:anchorId="3A381F9D" wp14:editId="1E58A74D">
+            <wp:simplePos x="0" y="0"/>
+            <wp:positionH relativeFrom="page">
+              <wp:posOffset>3584520</wp:posOffset>
+            </wp:positionH>
+            <wp:positionV relativeFrom="paragraph">
+              <wp:posOffset>144698</wp:posOffset>
+            </wp:positionV>
+            <wp:extent cx="3761105" cy="932815"/>
+            <wp:effectExtent l="0" t="0" r="0" b="635"/>
+            <wp:wrapTight wrapText="bothSides">
+              <wp:wrapPolygon edited="0">
+                <wp:start x="0" y="0"/>
+                <wp:lineTo x="0" y="21174"/>
+                <wp:lineTo x="21443" y="21174"/>
+                <wp:lineTo x="21443" y="0"/>
+                <wp:lineTo x="0" y="0"/>
+              </wp:wrapPolygon>
+            </wp:wrapTight>
+            <wp:docPr id="46" name="Imagen 46"/>
+            <wp:cNvGraphicFramePr>
+              <a:graphicFrameLocks xmlns:a="http://schemas.openxmlformats.org/drawingml/2006/main" noChangeAspect="1"/>
+            </wp:cNvGraphicFramePr>
+            <a:graphic xmlns:a="http://schemas.openxmlformats.org/drawingml/2006/main">
+              <a:graphicData uri="http://schemas.openxmlformats.org/drawingml/2006/picture">
+                <pic:pic xmlns:pic="http://schemas.openxmlformats.org/drawingml/2006/picture">
+                  <pic:nvPicPr>
+                    <pic:cNvPr id="1" name=""/>
+                    <pic:cNvPicPr/>
+                  </pic:nvPicPr>
+                  <pic:blipFill>
+                    <a:blip r:embed="rId83">
+                      <a:extLst>
+                        <a:ext uri="{28A0092B-C50C-407E-A947-70E740481C1C}">
+                          <a14:useLocalDpi xmlns:a14="http://schemas.microsoft.com/office/drawing/2010/main" val="0"/>
+                        </a:ext>
+                      </a:extLst>
+                    </a:blip>
+                    <a:stretch>
+                      <a:fillRect/>
+                    </a:stretch>
+                  </pic:blipFill>
+                  <pic:spPr>
+                    <a:xfrm>
+                      <a:off x="0" y="0"/>
+                      <a:ext cx="3761105" cy="932815"/>
+                    </a:xfrm>
+                    <a:prstGeom prst="rect">
+                      <a:avLst/>
+                    </a:prstGeom>
+                  </pic:spPr>
+                </pic:pic>
+              </a:graphicData>
+            </a:graphic>
+            <wp14:sizeRelH relativeFrom="margin">
+              <wp14:pctWidth>0</wp14:pctWidth>
+            </wp14:sizeRelH>
+            <wp14:sizeRelV relativeFrom="margin">
+              <wp14:pctHeight>0</wp14:pctHeight>
+            </wp14:sizeRelV>
+          </wp:anchor>
+        </w:drawing>
+      </w:r>
+      <w:r>
+        <w:rPr>
+          <w:sz w:val="16"/>
+          <w:szCs w:val="16"/>
+        </w:rPr>
+        <w:t xml:space="preserve">set </w:t>
+      </w:r>
+      <w:proofErr w:type="spellStart"/>
+      <w:r>
+        <w:rPr>
+          <w:sz w:val="16"/>
+          <w:szCs w:val="16"/>
+        </w:rPr>
+        <w:t>title</w:t>
+      </w:r>
+      <w:proofErr w:type="spellEnd"/>
+      <w:r>
+        <w:rPr>
+          <w:sz w:val="16"/>
+          <w:szCs w:val="16"/>
+        </w:rPr>
+        <w:t xml:space="preserve"> "10000 peticiones, 100 peticiones concurrentes"</w:t>
+      </w:r>
+    </w:p>
+    <w:p>
+      <w:pPr>
+        <w:rPr>
+          <w:sz w:val="16"/>
+          <w:szCs w:val="16"/>
+        </w:rPr>
+      </w:pPr>
+      <w:r>
+        <w:rPr>
+          <w:sz w:val="16"/>
+          <w:szCs w:val="16"/>
+        </w:rPr>
+        <w:t xml:space="preserve">set </w:t>
+      </w:r>
+      <w:proofErr w:type="spellStart"/>
+      <w:r>
+        <w:rPr>
+          <w:sz w:val="16"/>
+          <w:szCs w:val="16"/>
+        </w:rPr>
+        <w:t>size</w:t>
+      </w:r>
+      <w:proofErr w:type="spellEnd"/>
+      <w:r>
+        <w:rPr>
+          <w:sz w:val="16"/>
+          <w:szCs w:val="16"/>
+        </w:rPr>
+        <w:t xml:space="preserve"> ratio 0.6</w:t>
+      </w:r>
+    </w:p>
+    <w:p>
+      <w:pPr>
+        <w:rPr>
+          <w:sz w:val="16"/>
+          <w:szCs w:val="16"/>
+        </w:rPr>
+      </w:pPr>
+      <w:r>
+        <w:rPr>
+          <w:sz w:val="16"/>
+          <w:szCs w:val="16"/>
+        </w:rPr>
+        <w:t>set grid y</w:t>
+      </w:r>
+    </w:p>
+    <w:p>
+      <w:pPr>
+        <w:rPr>
+          <w:sz w:val="16"/>
+          <w:szCs w:val="16"/>
+        </w:rPr>
+      </w:pPr>
+      <w:r>
+        <w:rPr>
+          <w:sz w:val="16"/>
+          <w:szCs w:val="16"/>
+        </w:rPr>
+        <w:t xml:space="preserve">set </w:t>
+      </w:r>
+      <w:proofErr w:type="spellStart"/>
+      <w:r>
+        <w:rPr>
+          <w:sz w:val="16"/>
+          <w:szCs w:val="16"/>
+        </w:rPr>
+        <w:t>xlabel</w:t>
+      </w:r>
+      <w:proofErr w:type="spellEnd"/>
+      <w:r>
+        <w:rPr>
+          <w:sz w:val="16"/>
+          <w:szCs w:val="16"/>
+        </w:rPr>
+        <w:t xml:space="preserve"> "peticiones"</w:t>
+      </w:r>
+    </w:p>
+    <w:p>
+      <w:pPr>
+        <w:rPr>
+          <w:sz w:val="16"/>
+          <w:szCs w:val="16"/>
+        </w:rPr>
+      </w:pPr>
+      <w:r>
+        <w:rPr>
+          <w:sz w:val="16"/>
+          <w:szCs w:val="16"/>
+        </w:rPr>
+        <w:t xml:space="preserve">set </w:t>
+      </w:r>
+      <w:proofErr w:type="spellStart"/>
+      <w:r>
+        <w:rPr>
+          <w:sz w:val="16"/>
+          <w:szCs w:val="16"/>
+        </w:rPr>
+        <w:t>ylabel</w:t>
+      </w:r>
+      <w:proofErr w:type="spellEnd"/>
+      <w:r>
+        <w:rPr>
+          <w:sz w:val="16"/>
+          <w:szCs w:val="16"/>
+        </w:rPr>
+        <w:t xml:space="preserve"> "tiempo de respuesta (ms)</w:t>
+      </w:r>
+    </w:p>
+    <w:p>
+      <w:proofErr w:type="spellStart"/>
+      <w:r>
+        <w:rPr>
+          <w:sz w:val="16"/>
+          <w:szCs w:val="16"/>
+        </w:rPr>
+        <w:t>plot</w:t>
+      </w:r>
+      <w:proofErr w:type="spellEnd"/>
+      <w:r>
+        <w:rPr>
+          <w:sz w:val="16"/>
+          <w:szCs w:val="16"/>
+        </w:rPr>
+        <w:t xml:space="preserve"> "resultado.csv" </w:t>
+      </w:r>
+      <w:proofErr w:type="spellStart"/>
+      <w:r>
+        <w:rPr>
+          <w:sz w:val="16"/>
+          <w:szCs w:val="16"/>
+        </w:rPr>
+        <w:t>using</w:t>
+      </w:r>
+      <w:proofErr w:type="spellEnd"/>
+      <w:r>
+        <w:rPr>
+          <w:sz w:val="16"/>
+          <w:szCs w:val="16"/>
+        </w:rPr>
+        <w:t xml:space="preserve"> 9 </w:t>
+      </w:r>
+      <w:proofErr w:type="spellStart"/>
+      <w:r>
+        <w:rPr>
+          <w:sz w:val="16"/>
+          <w:szCs w:val="16"/>
+        </w:rPr>
+        <w:t>smooth</w:t>
+      </w:r>
+      <w:proofErr w:type="spellEnd"/>
+      <w:r>
+        <w:rPr>
+          <w:sz w:val="16"/>
+          <w:szCs w:val="16"/>
+        </w:rPr>
+        <w:t xml:space="preserve"> </w:t>
+      </w:r>
+      <w:proofErr w:type="spellStart"/>
+      <w:r>
+        <w:rPr>
+          <w:sz w:val="16"/>
+          <w:szCs w:val="16"/>
+        </w:rPr>
+        <w:t>sbezier</w:t>
+      </w:r>
+      <w:proofErr w:type="spellEnd"/>
+      <w:r>
+        <w:rPr>
+          <w:sz w:val="16"/>
+          <w:szCs w:val="16"/>
+        </w:rPr>
+        <w:t xml:space="preserve"> </w:t>
+      </w:r>
+      <w:proofErr w:type="spellStart"/>
+      <w:r>
+        <w:rPr>
+          <w:sz w:val="16"/>
+          <w:szCs w:val="16"/>
+        </w:rPr>
+        <w:t>with</w:t>
+      </w:r>
+      <w:proofErr w:type="spellEnd"/>
+      <w:r>
+        <w:rPr>
+          <w:sz w:val="16"/>
+          <w:szCs w:val="16"/>
+        </w:rPr>
+        <w:t xml:space="preserve"> </w:t>
+      </w:r>
+      <w:proofErr w:type="spellStart"/>
+      <w:r>
+        <w:rPr>
+          <w:sz w:val="16"/>
+          <w:szCs w:val="16"/>
+        </w:rPr>
+        <w:t>lines</w:t>
+      </w:r>
+      <w:proofErr w:type="spellEnd"/>
+      <w:r>
+        <w:rPr>
+          <w:sz w:val="16"/>
+          <w:szCs w:val="16"/>
+        </w:rPr>
+        <w:t xml:space="preserve"> </w:t>
+      </w:r>
+      <w:proofErr w:type="spellStart"/>
+      <w:r>
+        <w:rPr>
+          <w:sz w:val="16"/>
+          <w:szCs w:val="16"/>
+        </w:rPr>
+        <w:t>title</w:t>
+      </w:r>
+      <w:proofErr w:type="spellEnd"/>
+      <w:r>
+        <w:rPr>
+          <w:sz w:val="16"/>
+          <w:szCs w:val="16"/>
+        </w:rPr>
+        <w:t xml:space="preserve"> </w:t>
+      </w:r>
+      <w:hyperlink w:history="1">
+        <w:r>
+          <w:rPr>
+            <w:rStyle w:val="Hipervnculo"/>
+            <w:sz w:val="16"/>
+            <w:szCs w:val="16"/>
+          </w:rPr>
+          <w:t xml:space="preserve">www.2daw.com - </w:t>
+        </w:r>
+        <w:proofErr w:type="spellStart"/>
+        <w:r>
+          <w:rPr>
+            <w:rStyle w:val="Hipervnculo"/>
+            <w:sz w:val="16"/>
+            <w:szCs w:val="16"/>
+          </w:rPr>
+          <w:t>iac</w:t>
+        </w:r>
+        <w:proofErr w:type="spellEnd"/>
+      </w:hyperlink>
+    </w:p>
     <w:p/>
     <w:p>
       <w:r>
-        <w:t xml:space="preserve">3) se crea un documento llamado </w:t>
+        <w:t>4) Se hace</w:t>
+      </w:r>
+    </w:p>
+    <w:p>
+      <w:proofErr w:type="spellStart"/>
+      <w:r>
+        <w:t>gnuplot</w:t>
+      </w:r>
+      <w:proofErr w:type="spellEnd"/>
+      <w:r>
+        <w:t xml:space="preserve"> </w:t>
       </w:r>
       <w:proofErr w:type="spellStart"/>
       <w:proofErr w:type="gramStart"/>
@@ -5872,105 +7593,91 @@
       </w:r>
       <w:proofErr w:type="spellEnd"/>
       <w:proofErr w:type="gramEnd"/>
-      <w:r>
-        <w:t>, con la siguiente información:</w:t>
-      </w:r>
-    </w:p>
-    <w:p>
-      <w:r>
-        <w:t xml:space="preserve">set terminal png </w:t>
-      </w:r>
-      <w:proofErr w:type="spellStart"/>
-      <w:r>
-        <w:t>size</w:t>
-      </w:r>
-      <w:proofErr w:type="spellEnd"/>
-      <w:r>
-        <w:t xml:space="preserve"> 600</w:t>
-      </w:r>
-    </w:p>
-    <w:p>
-      <w:r>
-        <w:t>set output "resultado.png"</w:t>
-      </w:r>
-    </w:p>
-    <w:p>
-      <w:r>
-        <w:t xml:space="preserve">set </w:t>
-      </w:r>
-      <w:proofErr w:type="spellStart"/>
-      <w:r>
-        <w:t>title</w:t>
-      </w:r>
-      <w:proofErr w:type="spellEnd"/>
-      <w:r>
-        <w:t xml:space="preserve"> "10000 peticiones, 100 peticiones concurrentes"</w:t>
-      </w:r>
-    </w:p>
-    <w:p>
-      <w:r>
-        <w:t xml:space="preserve">set </w:t>
-      </w:r>
-      <w:proofErr w:type="spellStart"/>
-      <w:r>
-        <w:t>size</w:t>
-      </w:r>
-      <w:proofErr w:type="spellEnd"/>
-      <w:r>
-        <w:t xml:space="preserve"> ratio 0.6</w:t>
-      </w:r>
-    </w:p>
-    <w:p>
-      <w:r>
-        <w:t>set grid y</w:t>
-      </w:r>
-    </w:p>
-    <w:p>
-      <w:r>
-        <w:t xml:space="preserve">set </w:t>
-      </w:r>
-      <w:proofErr w:type="spellStart"/>
-      <w:r>
-        <w:t>xlabel</w:t>
-      </w:r>
-      <w:proofErr w:type="spellEnd"/>
-      <w:r>
-        <w:t xml:space="preserve"> "peticiones"</w:t>
-      </w:r>
-    </w:p>
-    <w:p>
-      <w:r>
-        <w:t xml:space="preserve">set </w:t>
-      </w:r>
-      <w:proofErr w:type="spellStart"/>
-      <w:r>
-        <w:t>ylabel</w:t>
-      </w:r>
-      <w:proofErr w:type="spellEnd"/>
-      <w:r>
-        <w:t xml:space="preserve"> "tiempo de respuesta (ms)</w:t>
-      </w:r>
-    </w:p>
-    <w:p>
-      <w:proofErr w:type="spellStart"/>
-      <w:r>
-        <w:t>plot</w:t>
-      </w:r>
-      <w:proofErr w:type="spellEnd"/>
-      <w:r>
-        <w:t xml:space="preserve"> "resultado.csv" </w:t>
-      </w:r>
-      <w:proofErr w:type="spellStart"/>
-      <w:r>
-        <w:t>using</w:t>
-      </w:r>
-      <w:proofErr w:type="spellEnd"/>
-      <w:r>
-        <w:t xml:space="preserve"> 9 </w:t>
-      </w:r>
-      <w:proofErr w:type="spellStart"/>
-      <w:r>
-        <w:t>smooth</w:t>
+    </w:p>
+    <w:p>
+      <w:r>
+        <w:rPr>
+          <w:noProof/>
+        </w:rPr>
+        <w:drawing>
+          <wp:inline distT="0" distB="0" distL="0" distR="0" wp14:anchorId="5DB70273" wp14:editId="33D4747C">
+            <wp:extent cx="5400040" cy="211455"/>
+            <wp:effectExtent l="0" t="0" r="0" b="0"/>
+            <wp:docPr id="65" name="Imagen 65"/>
+            <wp:cNvGraphicFramePr>
+              <a:graphicFrameLocks xmlns:a="http://schemas.openxmlformats.org/drawingml/2006/main" noChangeAspect="1"/>
+            </wp:cNvGraphicFramePr>
+            <a:graphic xmlns:a="http://schemas.openxmlformats.org/drawingml/2006/main">
+              <a:graphicData uri="http://schemas.openxmlformats.org/drawingml/2006/picture">
+                <pic:pic xmlns:pic="http://schemas.openxmlformats.org/drawingml/2006/picture">
+                  <pic:nvPicPr>
+                    <pic:cNvPr id="1" name=""/>
+                    <pic:cNvPicPr/>
+                  </pic:nvPicPr>
+                  <pic:blipFill>
+                    <a:blip r:embed="rId84"/>
+                    <a:stretch>
+                      <a:fillRect/>
+                    </a:stretch>
+                  </pic:blipFill>
+                  <pic:spPr>
+                    <a:xfrm>
+                      <a:off x="0" y="0"/>
+                      <a:ext cx="5400040" cy="211455"/>
+                    </a:xfrm>
+                    <a:prstGeom prst="rect">
+                      <a:avLst/>
+                    </a:prstGeom>
+                  </pic:spPr>
+                </pic:pic>
+              </a:graphicData>
+            </a:graphic>
+          </wp:inline>
+        </w:drawing>
+      </w:r>
+    </w:p>
+    <w:p>
+      <w:r>
+        <w:t xml:space="preserve">para construir el gráfico a partir del archivo de extensión </w:t>
+      </w:r>
+      <w:proofErr w:type="spellStart"/>
+      <w:r>
+        <w:t>csv</w:t>
+      </w:r>
+      <w:proofErr w:type="spellEnd"/>
+    </w:p>
+    <w:p>
+      <w:r>
+        <w:t xml:space="preserve">IMPORTANTE: Tanto los archivos </w:t>
+      </w:r>
+      <w:proofErr w:type="spellStart"/>
+      <w:proofErr w:type="gramStart"/>
+      <w:r>
+        <w:t>plot.p</w:t>
+      </w:r>
+      <w:proofErr w:type="spellEnd"/>
+      <w:proofErr w:type="gramEnd"/>
+      <w:r>
+        <w:t xml:space="preserve"> como resultado.csv deben de estar en la misma carpeta.</w:t>
+      </w:r>
+    </w:p>
+    <w:p>
+      <w:r>
+        <w:t xml:space="preserve">5) Para visualizar la imagen que acabamos de generar, instalamos el programa </w:t>
+      </w:r>
+      <w:proofErr w:type="spellStart"/>
+      <w:r>
+        <w:t>fim</w:t>
+      </w:r>
+      <w:proofErr w:type="spellEnd"/>
+    </w:p>
+    <w:p>
+      <w:r>
+        <w:t xml:space="preserve">sudo </w:t>
+      </w:r>
+      <w:proofErr w:type="spellStart"/>
+      <w:r>
+        <w:t>apt</w:t>
       </w:r>
       <w:proofErr w:type="spellEnd"/>
       <w:r>
@@ -5978,7 +7685,7 @@
       </w:r>
       <w:proofErr w:type="spellStart"/>
       <w:r>
-        <w:t>sbezier</w:t>
+        <w:t>install</w:t>
       </w:r>
       <w:proofErr w:type="spellEnd"/>
       <w:r>
@@ -5986,157 +7693,130 @@
       </w:r>
       <w:proofErr w:type="spellStart"/>
       <w:r>
-        <w:t>with</w:t>
+        <w:t>fim</w:t>
+      </w:r>
+      <w:proofErr w:type="spellEnd"/>
+    </w:p>
+    <w:p>
+      <w:r>
+        <w:rPr>
+          <w:noProof/>
+        </w:rPr>
+        <w:drawing>
+          <wp:inline distT="0" distB="0" distL="0" distR="0" wp14:anchorId="01B0F696" wp14:editId="5BF4DAED">
+            <wp:extent cx="5400040" cy="184150"/>
+            <wp:effectExtent l="0" t="0" r="0" b="6350"/>
+            <wp:docPr id="66" name="Imagen 66"/>
+            <wp:cNvGraphicFramePr>
+              <a:graphicFrameLocks xmlns:a="http://schemas.openxmlformats.org/drawingml/2006/main" noChangeAspect="1"/>
+            </wp:cNvGraphicFramePr>
+            <a:graphic xmlns:a="http://schemas.openxmlformats.org/drawingml/2006/main">
+              <a:graphicData uri="http://schemas.openxmlformats.org/drawingml/2006/picture">
+                <pic:pic xmlns:pic="http://schemas.openxmlformats.org/drawingml/2006/picture">
+                  <pic:nvPicPr>
+                    <pic:cNvPr id="1" name=""/>
+                    <pic:cNvPicPr/>
+                  </pic:nvPicPr>
+                  <pic:blipFill>
+                    <a:blip r:embed="rId85"/>
+                    <a:stretch>
+                      <a:fillRect/>
+                    </a:stretch>
+                  </pic:blipFill>
+                  <pic:spPr>
+                    <a:xfrm>
+                      <a:off x="0" y="0"/>
+                      <a:ext cx="5400040" cy="184150"/>
+                    </a:xfrm>
+                    <a:prstGeom prst="rect">
+                      <a:avLst/>
+                    </a:prstGeom>
+                  </pic:spPr>
+                </pic:pic>
+              </a:graphicData>
+            </a:graphic>
+          </wp:inline>
+        </w:drawing>
+      </w:r>
+    </w:p>
+    <w:p>
+      <w:r>
+        <w:t xml:space="preserve">6) Por último, mostramos el gráfico. Se usa como </w:t>
+      </w:r>
+      <w:proofErr w:type="spellStart"/>
+      <w:r>
+        <w:t>root</w:t>
+      </w:r>
+      <w:proofErr w:type="spellEnd"/>
+      <w:r>
+        <w:t xml:space="preserve"> el comando </w:t>
+      </w:r>
+      <w:proofErr w:type="spellStart"/>
+      <w:r>
+        <w:t>fim</w:t>
+      </w:r>
+      <w:proofErr w:type="spellEnd"/>
+    </w:p>
+    <w:p>
+      <w:r>
+        <w:t xml:space="preserve">sudo </w:t>
+      </w:r>
+      <w:proofErr w:type="spellStart"/>
+      <w:r>
+        <w:t>fim</w:t>
       </w:r>
       <w:proofErr w:type="spellEnd"/>
       <w:r>
         <w:t xml:space="preserve"> </w:t>
       </w:r>
-      <w:proofErr w:type="spellStart"/>
-      <w:r>
-        <w:t>lines</w:t>
-      </w:r>
-      <w:proofErr w:type="spellEnd"/>
-      <w:r>
-        <w:t xml:space="preserve"> </w:t>
-      </w:r>
-      <w:proofErr w:type="spellStart"/>
-      <w:r>
-        <w:t>title</w:t>
-      </w:r>
-      <w:proofErr w:type="spellEnd"/>
-      <w:r>
-        <w:t xml:space="preserve"> "www.2daw.com - </w:t>
-      </w:r>
-      <w:proofErr w:type="spellStart"/>
-      <w:r>
-        <w:t>iac</w:t>
-      </w:r>
-      <w:proofErr w:type="spellEnd"/>
-      <w:r>
-        <w:t>"</w:t>
-      </w:r>
-    </w:p>
-    <w:p>
-      <w:r>
-        <w:lastRenderedPageBreak/>
-        <w:t>4) Se hace</w:t>
-      </w:r>
-    </w:p>
-    <w:p>
-      <w:proofErr w:type="spellStart"/>
-      <w:r>
-        <w:t>gnuplot</w:t>
-      </w:r>
-      <w:proofErr w:type="spellEnd"/>
-      <w:r>
-        <w:t xml:space="preserve"> </w:t>
-      </w:r>
-      <w:proofErr w:type="spellStart"/>
-      <w:proofErr w:type="gramStart"/>
-      <w:r>
-        <w:t>plot.p</w:t>
-      </w:r>
-      <w:proofErr w:type="spellEnd"/>
-      <w:proofErr w:type="gramEnd"/>
-    </w:p>
-    <w:p/>
-    <w:p>
-      <w:r>
-        <w:t xml:space="preserve">para construir el gráfico a partir del archivo de extensión </w:t>
-      </w:r>
-      <w:proofErr w:type="spellStart"/>
-      <w:r>
-        <w:t>csv</w:t>
-      </w:r>
-      <w:proofErr w:type="spellEnd"/>
-    </w:p>
-    <w:p>
-      <w:r>
-        <w:t xml:space="preserve">IMPORTANTE: Tanto los archivos </w:t>
-      </w:r>
-      <w:proofErr w:type="spellStart"/>
-      <w:proofErr w:type="gramStart"/>
-      <w:r>
-        <w:t>plot.p</w:t>
-      </w:r>
-      <w:proofErr w:type="spellEnd"/>
-      <w:proofErr w:type="gramEnd"/>
-      <w:r>
-        <w:t xml:space="preserve"> como resultado.csv deben de estar en la misma carpeta.</w:t>
-      </w:r>
-    </w:p>
-    <w:p>
-      <w:r>
-        <w:t xml:space="preserve">5) Para visualizar la imagen que acabamos de generar, instalamos el programa </w:t>
-      </w:r>
-      <w:proofErr w:type="spellStart"/>
-      <w:r>
-        <w:t>fim</w:t>
-      </w:r>
-      <w:proofErr w:type="spellEnd"/>
-    </w:p>
-    <w:p>
-      <w:r>
-        <w:t xml:space="preserve">sudo </w:t>
-      </w:r>
-      <w:proofErr w:type="spellStart"/>
-      <w:r>
-        <w:t>apt</w:t>
-      </w:r>
-      <w:proofErr w:type="spellEnd"/>
-      <w:r>
-        <w:t xml:space="preserve"> </w:t>
-      </w:r>
-      <w:proofErr w:type="spellStart"/>
-      <w:r>
-        <w:t>install</w:t>
-      </w:r>
-      <w:proofErr w:type="spellEnd"/>
-      <w:r>
-        <w:t xml:space="preserve"> </w:t>
-      </w:r>
-      <w:proofErr w:type="spellStart"/>
-      <w:r>
-        <w:t>fim</w:t>
-      </w:r>
-      <w:proofErr w:type="spellEnd"/>
-    </w:p>
-    <w:p/>
-    <w:p>
-      <w:r>
-        <w:t xml:space="preserve">6) Por último, mostramos el gráfico. Se usa como </w:t>
-      </w:r>
-      <w:proofErr w:type="spellStart"/>
-      <w:r>
-        <w:t>root</w:t>
-      </w:r>
-      <w:proofErr w:type="spellEnd"/>
-      <w:r>
-        <w:t xml:space="preserve"> el comando </w:t>
-      </w:r>
-      <w:proofErr w:type="spellStart"/>
-      <w:r>
-        <w:t>fim</w:t>
-      </w:r>
-      <w:proofErr w:type="spellEnd"/>
-    </w:p>
-    <w:p>
-      <w:r>
-        <w:t xml:space="preserve">sudo </w:t>
-      </w:r>
-      <w:proofErr w:type="spellStart"/>
-      <w:r>
-        <w:t>fim</w:t>
-      </w:r>
-      <w:proofErr w:type="spellEnd"/>
-      <w:r>
-        <w:t xml:space="preserve"> -a resultado.png</w:t>
-      </w:r>
-    </w:p>
-    <w:p/>
+      <w:r>
+        <w:t>resultado.png</w:t>
+      </w:r>
+    </w:p>
+    <w:p>
+      <w:r>
+        <w:rPr>
+          <w:noProof/>
+        </w:rPr>
+        <w:drawing>
+          <wp:inline distT="0" distB="0" distL="0" distR="0" wp14:anchorId="7E750AC7" wp14:editId="5D19C8FA">
+            <wp:extent cx="3106968" cy="2568802"/>
+            <wp:effectExtent l="0" t="0" r="0" b="3175"/>
+            <wp:docPr id="67" name="Imagen 67"/>
+            <wp:cNvGraphicFramePr>
+              <a:graphicFrameLocks xmlns:a="http://schemas.openxmlformats.org/drawingml/2006/main" noChangeAspect="1"/>
+            </wp:cNvGraphicFramePr>
+            <a:graphic xmlns:a="http://schemas.openxmlformats.org/drawingml/2006/main">
+              <a:graphicData uri="http://schemas.openxmlformats.org/drawingml/2006/picture">
+                <pic:pic xmlns:pic="http://schemas.openxmlformats.org/drawingml/2006/picture">
+                  <pic:nvPicPr>
+                    <pic:cNvPr id="1" name=""/>
+                    <pic:cNvPicPr/>
+                  </pic:nvPicPr>
+                  <pic:blipFill>
+                    <a:blip r:embed="rId86"/>
+                    <a:stretch>
+                      <a:fillRect/>
+                    </a:stretch>
+                  </pic:blipFill>
+                  <pic:spPr>
+                    <a:xfrm>
+                      <a:off x="0" y="0"/>
+                      <a:ext cx="3115156" cy="2575572"/>
+                    </a:xfrm>
+                    <a:prstGeom prst="rect">
+                      <a:avLst/>
+                    </a:prstGeom>
+                  </pic:spPr>
+                </pic:pic>
+              </a:graphicData>
+            </a:graphic>
+          </wp:inline>
+        </w:drawing>
+      </w:r>
+    </w:p>
     <w:sectPr>
-      <w:footerReference w:type="default" r:id="rId56"/>
+      <w:footerReference w:type="default" r:id="rId87"/>
       <w:pgSz w:w="11906" w:h="16838"/>
       <w:pgMar w:top="1417" w:right="1701" w:bottom="1417" w:left="1701" w:header="708" w:footer="708" w:gutter="0"/>
       <w:cols w:space="708"/>
